--- a/documentation/NetraJyoti_AI_High_Level_Design.docx
+++ b/documentation/NetraJyoti_AI_High_Level_Design.docx
@@ -4,7 +4,7 @@
   <w:body>
     <w:p>
       <w:pPr>
-        <w:spacing w:before="200" w:after="40"/>
+        <w:jc w:val="center"/>
       </w:pPr>
       <w:r>
         <w:rPr>
@@ -13,12 +13,12 @@
           <w:color w:val="17384B"/>
           <w:sz w:val="56"/>
         </w:rPr>
-        <w:t>NetraJyoti AI</w:t>
+        <w:t>NETRAJYOTI AI</w:t>
       </w:r>
     </w:p>
     <w:p>
       <w:pPr>
-        <w:spacing w:after="200"/>
+        <w:jc w:val="center"/>
       </w:pPr>
       <w:r>
         <w:rPr>
@@ -33,7 +33,6 @@
     <w:tbl>
       <w:tblPr>
         <w:tblW w:type="auto" w:w="0"/>
-        <w:jc w:val="center"/>
         <w:tblLook w:firstColumn="1" w:firstRow="1" w:lastColumn="0" w:lastRow="0" w:noHBand="0" w:noVBand="1" w:val="04A0"/>
       </w:tblPr>
       <w:tblGrid>
@@ -51,15 +50,16 @@
               <w:right w:val="single" w:sz="6" w:color="C7DFDB"/>
             </w:tcBorders>
             <w:tcMar>
-              <w:top w:w="130" w:type="dxa"/>
-              <w:start w:w="150" w:type="dxa"/>
-              <w:bottom w:w="130" w:type="dxa"/>
-              <w:end w:w="150" w:type="dxa"/>
+              <w:top w:w="90" w:type="dxa"/>
+              <w:start w:w="120" w:type="dxa"/>
+              <w:bottom w:w="90" w:type="dxa"/>
+              <w:end w:w="120" w:type="dxa"/>
             </w:tcMar>
+            <w:vAlign w:val="top"/>
           </w:tcPr>
           <w:p>
             <w:pPr>
-              <w:spacing w:after="60"/>
+              <w:spacing w:after="0"/>
             </w:pPr>
             <w:r>
               <w:rPr>
@@ -82,7 +82,7 @@
                 <w:color w:val="17384B"/>
                 <w:sz w:val="19"/>
               </w:rPr>
-              <w:t>The current capstone is a Bengali-first, deterministic eye-care guidance MVP. PostgreSQL supplies both routing criteria and RAG guidance. Java fixes the route. Local Ollama is optional, feature-flagged, and can only explain the already-fixed route after Java validation. Agent, MCP, skills registry, managed service directory, coordinator workflow, and persistent audit store remain future scope.</w:t>
+              <w:t>NetraJyoti is a Bengali-first deterministic eye-care guidance MVP. PostgreSQL is both the criteria repository for routing and the RAG knowledge store for route guidance. Java fixes the route; local Ollama can only explain that fixed route after Java validation. It is a capstone demonstration, not a clinical decision-support product.</w:t>
             </w:r>
           </w:p>
         </w:tc>
@@ -104,7 +104,7 @@
           <w:color w:val="2F6FAF"/>
           <w:sz w:val="34"/>
         </w:rPr>
-        <w:t>1. Architecture principles</w:t>
+        <w:t>1. Architecture overview and current implementation</w:t>
       </w:r>
     </w:p>
     <w:tbl>
@@ -115,14 +115,16 @@
         <w:tblLook w:firstColumn="1" w:firstRow="1" w:lastColumn="0" w:lastRow="0" w:noHBand="0" w:noVBand="1" w:val="04A0"/>
       </w:tblPr>
       <w:tblGrid>
-        <w:gridCol w:w="5083"/>
-        <w:gridCol w:w="5083"/>
+        <w:gridCol w:w="2541"/>
+        <w:gridCol w:w="2541"/>
+        <w:gridCol w:w="2541"/>
+        <w:gridCol w:w="2541"/>
       </w:tblGrid>
       <w:tr>
         <w:tc>
           <w:tcPr>
-            <w:tcW w:type="dxa" w:w="2592"/>
-            <w:shd w:fill="DDE8F0"/>
+            <w:tcW w:type="dxa" w:w="2333"/>
+            <w:shd w:fill="EDF5FB"/>
             <w:tcBorders>
               <w:top w:val="single" w:sz="6" w:color="C7DFDB"/>
               <w:left w:val="single" w:sz="6" w:color="C7DFDB"/>
@@ -130,32 +132,35 @@
               <w:right w:val="single" w:sz="6" w:color="C7DFDB"/>
             </w:tcBorders>
             <w:tcMar>
-              <w:top w:w="100" w:type="dxa"/>
+              <w:top w:w="90" w:type="dxa"/>
               <w:start w:w="120" w:type="dxa"/>
-              <w:bottom w:w="100" w:type="dxa"/>
+              <w:bottom w:w="90" w:type="dxa"/>
               <w:end w:w="120" w:type="dxa"/>
             </w:tcMar>
+            <w:vAlign w:val="top"/>
           </w:tcPr>
           <w:p>
             <w:pPr>
               <w:spacing w:after="0"/>
-              <w:jc w:val="left"/>
+              <w:jc w:val="center"/>
             </w:pPr>
             <w:r>
               <w:rPr>
                 <w:rFonts w:ascii="Aptos" w:hAnsi="Aptos"/>
                 <w:b/>
                 <w:color w:val="17384B"/>
-                <w:sz w:val="18"/>
+                <w:sz w:val="17"/>
               </w:rPr>
-              <w:t>Principle</w:t>
+              <w:t>React PWA</w:t>
+              <w:br/>
+              <w:t>Fixed codes only</w:t>
             </w:r>
           </w:p>
         </w:tc>
         <w:tc>
           <w:tcPr>
-            <w:tcW w:type="dxa" w:w="6768"/>
-            <w:shd w:fill="DDE8F0"/>
+            <w:tcW w:type="dxa" w:w="2333"/>
+            <w:shd w:fill="EDF5FB"/>
             <w:tcBorders>
               <w:top w:val="single" w:sz="6" w:color="C7DFDB"/>
               <w:left w:val="single" w:sz="6" w:color="C7DFDB"/>
@@ -163,25 +168,100 @@
               <w:right w:val="single" w:sz="6" w:color="C7DFDB"/>
             </w:tcBorders>
             <w:tcMar>
-              <w:top w:w="100" w:type="dxa"/>
+              <w:top w:w="90" w:type="dxa"/>
               <w:start w:w="120" w:type="dxa"/>
-              <w:bottom w:w="100" w:type="dxa"/>
+              <w:bottom w:w="90" w:type="dxa"/>
               <w:end w:w="120" w:type="dxa"/>
             </w:tcMar>
+            <w:vAlign w:val="top"/>
           </w:tcPr>
           <w:p>
             <w:pPr>
               <w:spacing w:after="0"/>
-              <w:jc w:val="left"/>
+              <w:jc w:val="center"/>
             </w:pPr>
             <w:r>
               <w:rPr>
                 <w:rFonts w:ascii="Aptos" w:hAnsi="Aptos"/>
                 <w:b/>
                 <w:color w:val="17384B"/>
-                <w:sz w:val="18"/>
+                <w:sz w:val="17"/>
               </w:rPr>
-              <w:t>Current implementation</w:t>
+              <w:t>Java API</w:t>
+              <w:br/>
+              <w:t>Validation</w:t>
+            </w:r>
+          </w:p>
+        </w:tc>
+        <w:tc>
+          <w:tcPr>
+            <w:tcW w:type="dxa" w:w="2333"/>
+            <w:shd w:fill="E8F7F3"/>
+            <w:tcBorders>
+              <w:top w:val="single" w:sz="6" w:color="C7DFDB"/>
+              <w:left w:val="single" w:sz="6" w:color="C7DFDB"/>
+              <w:bottom w:val="single" w:sz="6" w:color="C7DFDB"/>
+              <w:right w:val="single" w:sz="6" w:color="C7DFDB"/>
+            </w:tcBorders>
+            <w:tcMar>
+              <w:top w:w="90" w:type="dxa"/>
+              <w:start w:w="120" w:type="dxa"/>
+              <w:bottom w:w="90" w:type="dxa"/>
+              <w:end w:w="120" w:type="dxa"/>
+            </w:tcMar>
+            <w:vAlign w:val="top"/>
+          </w:tcPr>
+          <w:p>
+            <w:pPr>
+              <w:spacing w:after="0"/>
+              <w:jc w:val="center"/>
+            </w:pPr>
+            <w:r>
+              <w:rPr>
+                <w:rFonts w:ascii="Aptos" w:hAnsi="Aptos"/>
+                <w:b/>
+                <w:color w:val="008B7E"/>
+                <w:sz w:val="17"/>
+              </w:rPr>
+              <w:t>PostgreSQL</w:t>
+              <w:br/>
+              <w:t>Matching criteria</w:t>
+            </w:r>
+          </w:p>
+        </w:tc>
+        <w:tc>
+          <w:tcPr>
+            <w:tcW w:type="dxa" w:w="2333"/>
+            <w:shd w:fill="FFF5DC"/>
+            <w:tcBorders>
+              <w:top w:val="single" w:sz="6" w:color="C7DFDB"/>
+              <w:left w:val="single" w:sz="6" w:color="C7DFDB"/>
+              <w:bottom w:val="single" w:sz="6" w:color="C7DFDB"/>
+              <w:right w:val="single" w:sz="6" w:color="C7DFDB"/>
+            </w:tcBorders>
+            <w:tcMar>
+              <w:top w:w="90" w:type="dxa"/>
+              <w:start w:w="120" w:type="dxa"/>
+              <w:bottom w:w="90" w:type="dxa"/>
+              <w:end w:w="120" w:type="dxa"/>
+            </w:tcMar>
+            <w:vAlign w:val="top"/>
+          </w:tcPr>
+          <w:p>
+            <w:pPr>
+              <w:spacing w:after="0"/>
+              <w:jc w:val="center"/>
+            </w:pPr>
+            <w:r>
+              <w:rPr>
+                <w:rFonts w:ascii="Aptos" w:hAnsi="Aptos"/>
+                <w:b/>
+                <w:color w:val="17384B"/>
+                <w:sz w:val="17"/>
+              </w:rPr>
+              <w:t>SafetyRoutingService</w:t>
+              <w:br/>
+              <w:t>Fixed route</w:t>
             </w:r>
           </w:p>
         </w:tc>
@@ -189,7 +269,8 @@
       <w:tr>
         <w:tc>
           <w:tcPr>
-            <w:tcW w:type="dxa" w:w="2592"/>
+            <w:tcW w:type="dxa" w:w="2333"/>
+            <w:shd w:fill="E8F7F3"/>
             <w:tcBorders>
               <w:top w:val="single" w:sz="6" w:color="C7DFDB"/>
               <w:left w:val="single" w:sz="6" w:color="C7DFDB"/>
@@ -197,9 +278,9 @@
               <w:right w:val="single" w:sz="6" w:color="C7DFDB"/>
             </w:tcBorders>
             <w:tcMar>
-              <w:top w:w="100" w:type="dxa"/>
+              <w:top w:w="90" w:type="dxa"/>
               <w:start w:w="120" w:type="dxa"/>
-              <w:bottom w:w="100" w:type="dxa"/>
+              <w:bottom w:w="90" w:type="dxa"/>
               <w:end w:w="120" w:type="dxa"/>
             </w:tcMar>
             <w:vAlign w:val="top"/>
@@ -207,22 +288,25 @@
           <w:p>
             <w:pPr>
               <w:spacing w:after="0"/>
-              <w:jc w:val="left"/>
+              <w:jc w:val="center"/>
             </w:pPr>
             <w:r>
               <w:rPr>
                 <w:rFonts w:ascii="Aptos" w:hAnsi="Aptos"/>
-                <w:b w:val="0"/>
-                <w:color w:val="17384B"/>
+                <w:b/>
+                <w:color w:val="008B7E"/>
                 <w:sz w:val="17"/>
               </w:rPr>
-              <w:t>Safety before automation</w:t>
+              <w:t>PostgreSQL RAG</w:t>
+              <w:br/>
+              <w:t>Route guidance</w:t>
             </w:r>
           </w:p>
         </w:tc>
         <w:tc>
           <w:tcPr>
-            <w:tcW w:type="dxa" w:w="6768"/>
+            <w:tcW w:type="dxa" w:w="2333"/>
+            <w:shd w:fill="EDF5FB"/>
             <w:tcBorders>
               <w:top w:val="single" w:sz="6" w:color="C7DFDB"/>
               <w:left w:val="single" w:sz="6" w:color="C7DFDB"/>
@@ -230,9 +314,9 @@
               <w:right w:val="single" w:sz="6" w:color="C7DFDB"/>
             </w:tcBorders>
             <w:tcMar>
-              <w:top w:w="100" w:type="dxa"/>
+              <w:top w:w="90" w:type="dxa"/>
               <w:start w:w="120" w:type="dxa"/>
-              <w:bottom w:w="100" w:type="dxa"/>
+              <w:bottom w:w="90" w:type="dxa"/>
               <w:end w:w="120" w:type="dxa"/>
             </w:tcMar>
             <w:vAlign w:val="top"/>
@@ -240,24 +324,25 @@
           <w:p>
             <w:pPr>
               <w:spacing w:after="0"/>
-              <w:jc w:val="left"/>
+              <w:jc w:val="center"/>
             </w:pPr>
             <w:r>
               <w:rPr>
                 <w:rFonts w:ascii="Aptos" w:hAnsi="Aptos"/>
-                <w:b w:val="0"/>
+                <w:b/>
                 <w:color w:val="17384B"/>
                 <w:sz w:val="17"/>
               </w:rPr>
-              <w:t>Java applies PostgreSQL criteria with fixed precedence: URGENT → HUMAN_SUPPORT → ROUTINE. Ollama never selects or changes a route.</w:t>
+              <w:t>Local Ollama</w:t>
+              <w:br/>
+              <w:t>Bengali explanation</w:t>
             </w:r>
           </w:p>
         </w:tc>
-      </w:tr>
-      <w:tr>
         <w:tc>
           <w:tcPr>
-            <w:tcW w:type="dxa" w:w="2592"/>
+            <w:tcW w:type="dxa" w:w="2333"/>
+            <w:shd w:fill="FFF5DC"/>
             <w:tcBorders>
               <w:top w:val="single" w:sz="6" w:color="C7DFDB"/>
               <w:left w:val="single" w:sz="6" w:color="C7DFDB"/>
@@ -265,9 +350,9 @@
               <w:right w:val="single" w:sz="6" w:color="C7DFDB"/>
             </w:tcBorders>
             <w:tcMar>
-              <w:top w:w="100" w:type="dxa"/>
+              <w:top w:w="90" w:type="dxa"/>
               <w:start w:w="120" w:type="dxa"/>
-              <w:bottom w:w="100" w:type="dxa"/>
+              <w:bottom w:w="90" w:type="dxa"/>
               <w:end w:w="120" w:type="dxa"/>
             </w:tcMar>
             <w:vAlign w:val="top"/>
@@ -275,22 +360,25 @@
           <w:p>
             <w:pPr>
               <w:spacing w:after="0"/>
-              <w:jc w:val="left"/>
+              <w:jc w:val="center"/>
             </w:pPr>
             <w:r>
               <w:rPr>
                 <w:rFonts w:ascii="Aptos" w:hAnsi="Aptos"/>
-                <w:b w:val="0"/>
+                <w:b/>
                 <w:color w:val="17384B"/>
                 <w:sz w:val="17"/>
               </w:rPr>
-              <w:t>Bengali-first access</w:t>
+              <w:t>Java safety policy</w:t>
+              <w:br/>
+              <w:t>Accept or fallback</w:t>
             </w:r>
           </w:p>
         </w:tc>
         <w:tc>
           <w:tcPr>
-            <w:tcW w:type="dxa" w:w="6768"/>
+            <w:tcW w:type="dxa" w:w="2333"/>
+            <w:shd w:fill="E8F7F3"/>
             <w:tcBorders>
               <w:top w:val="single" w:sz="6" w:color="C7DFDB"/>
               <w:left w:val="single" w:sz="6" w:color="C7DFDB"/>
@@ -298,9 +386,9 @@
               <w:right w:val="single" w:sz="6" w:color="C7DFDB"/>
             </w:tcBorders>
             <w:tcMar>
-              <w:top w:w="100" w:type="dxa"/>
+              <w:top w:w="90" w:type="dxa"/>
               <w:start w:w="120" w:type="dxa"/>
-              <w:bottom w:w="100" w:type="dxa"/>
+              <w:bottom w:w="90" w:type="dxa"/>
               <w:end w:w="120" w:type="dxa"/>
             </w:tcMar>
             <w:vAlign w:val="top"/>
@@ -308,24 +396,41 @@
           <w:p>
             <w:pPr>
               <w:spacing w:after="0"/>
-              <w:jc w:val="left"/>
+              <w:jc w:val="center"/>
             </w:pPr>
             <w:r>
               <w:rPr>
                 <w:rFonts w:ascii="Aptos" w:hAnsi="Aptos"/>
-                <w:b w:val="0"/>
-                <w:color w:val="17384B"/>
+                <w:b/>
+                <w:color w:val="008B7E"/>
                 <w:sz w:val="17"/>
               </w:rPr>
-              <w:t>React + TypeScript PWA provides bilingual controls, Bengali-first route guidance, optional browser voice input, typed fallback, and family-message support.</w:t>
+              <w:t>Result UI</w:t>
+              <w:br/>
+              <w:t>Guidance and actions</w:t>
             </w:r>
           </w:p>
         </w:tc>
       </w:tr>
+    </w:tbl>
+    <w:p>
+      <w:pPr>
+        <w:spacing w:after="40"/>
+      </w:pPr>
+    </w:p>
+    <w:tbl>
+      <w:tblPr>
+        <w:tblW w:type="auto" w:w="0"/>
+        <w:tblLook w:firstColumn="1" w:firstRow="1" w:lastColumn="0" w:lastRow="0" w:noHBand="0" w:noVBand="1" w:val="04A0"/>
+      </w:tblPr>
+      <w:tblGrid>
+        <w:gridCol w:w="10166"/>
+      </w:tblGrid>
       <w:tr>
         <w:tc>
           <w:tcPr>
-            <w:tcW w:type="dxa" w:w="2592"/>
+            <w:tcW w:type="dxa" w:w="10166"/>
+            <w:shd w:fill="E8F7F3"/>
             <w:tcBorders>
               <w:top w:val="single" w:sz="6" w:color="C7DFDB"/>
               <w:left w:val="single" w:sz="6" w:color="C7DFDB"/>
@@ -333,9 +438,9 @@
               <w:right w:val="single" w:sz="6" w:color="C7DFDB"/>
             </w:tcBorders>
             <w:tcMar>
-              <w:top w:w="100" w:type="dxa"/>
+              <w:top w:w="90" w:type="dxa"/>
               <w:start w:w="120" w:type="dxa"/>
-              <w:bottom w:w="100" w:type="dxa"/>
+              <w:bottom w:w="90" w:type="dxa"/>
               <w:end w:w="120" w:type="dxa"/>
             </w:tcMar>
             <w:vAlign w:val="top"/>
@@ -343,117 +448,29 @@
           <w:p>
             <w:pPr>
               <w:spacing w:after="0"/>
-              <w:jc w:val="left"/>
+            </w:pPr>
+            <w:r>
+              <w:rPr>
+                <w:rFonts w:ascii="Aptos" w:hAnsi="Aptos"/>
+                <w:b/>
+                <w:color w:val="008B7E"/>
+                <w:sz w:val="21"/>
+              </w:rPr>
+              <w:t>Diagram reading guide</w:t>
+            </w:r>
+          </w:p>
+          <w:p>
+            <w:pPr>
+              <w:spacing w:after="0"/>
             </w:pPr>
             <w:r>
               <w:rPr>
                 <w:rFonts w:ascii="Aptos" w:hAnsi="Aptos"/>
                 <w:b w:val="0"/>
                 <w:color w:val="17384B"/>
-                <w:sz w:val="17"/>
+                <w:sz w:val="19"/>
               </w:rPr>
-              <w:t>Privacy by design</w:t>
-            </w:r>
-          </w:p>
-        </w:tc>
-        <w:tc>
-          <w:tcPr>
-            <w:tcW w:type="dxa" w:w="6768"/>
-            <w:tcBorders>
-              <w:top w:val="single" w:sz="6" w:color="C7DFDB"/>
-              <w:left w:val="single" w:sz="6" w:color="C7DFDB"/>
-              <w:bottom w:val="single" w:sz="6" w:color="C7DFDB"/>
-              <w:right w:val="single" w:sz="6" w:color="C7DFDB"/>
-            </w:tcBorders>
-            <w:tcMar>
-              <w:top w:w="100" w:type="dxa"/>
-              <w:start w:w="120" w:type="dxa"/>
-              <w:bottom w:w="100" w:type="dxa"/>
-              <w:end w:w="120" w:type="dxa"/>
-            </w:tcMar>
-            <w:vAlign w:val="top"/>
-          </w:tcPr>
-          <w:p>
-            <w:pPr>
-              <w:spacing w:after="0"/>
-              <w:jc w:val="left"/>
-            </w:pPr>
-            <w:r>
-              <w:rPr>
-                <w:rFonts w:ascii="Aptos" w:hAnsi="Aptos"/>
-                <w:b w:val="0"/>
-                <w:color w:val="17384B"/>
-                <w:sz w:val="17"/>
-              </w:rPr>
-              <w:t>Voice, free text, location, patient details, photos, and records do not influence routing or reach the Ollama endpoint. Patient details stay in browser memory until the user chooses to share.</w:t>
-            </w:r>
-          </w:p>
-        </w:tc>
-      </w:tr>
-      <w:tr>
-        <w:tc>
-          <w:tcPr>
-            <w:tcW w:type="dxa" w:w="2592"/>
-            <w:tcBorders>
-              <w:top w:val="single" w:sz="6" w:color="C7DFDB"/>
-              <w:left w:val="single" w:sz="6" w:color="C7DFDB"/>
-              <w:bottom w:val="single" w:sz="6" w:color="C7DFDB"/>
-              <w:right w:val="single" w:sz="6" w:color="C7DFDB"/>
-            </w:tcBorders>
-            <w:tcMar>
-              <w:top w:w="100" w:type="dxa"/>
-              <w:start w:w="120" w:type="dxa"/>
-              <w:bottom w:w="100" w:type="dxa"/>
-              <w:end w:w="120" w:type="dxa"/>
-            </w:tcMar>
-            <w:vAlign w:val="top"/>
-          </w:tcPr>
-          <w:p>
-            <w:pPr>
-              <w:spacing w:after="0"/>
-              <w:jc w:val="left"/>
-            </w:pPr>
-            <w:r>
-              <w:rPr>
-                <w:rFonts w:ascii="Aptos" w:hAnsi="Aptos"/>
-                <w:b w:val="0"/>
-                <w:color w:val="17384B"/>
-                <w:sz w:val="17"/>
-              </w:rPr>
-              <w:t>Resilience</w:t>
-            </w:r>
-          </w:p>
-        </w:tc>
-        <w:tc>
-          <w:tcPr>
-            <w:tcW w:type="dxa" w:w="6768"/>
-            <w:tcBorders>
-              <w:top w:val="single" w:sz="6" w:color="C7DFDB"/>
-              <w:left w:val="single" w:sz="6" w:color="C7DFDB"/>
-              <w:bottom w:val="single" w:sz="6" w:color="C7DFDB"/>
-              <w:right w:val="single" w:sz="6" w:color="C7DFDB"/>
-            </w:tcBorders>
-            <w:tcMar>
-              <w:top w:w="100" w:type="dxa"/>
-              <w:start w:w="120" w:type="dxa"/>
-              <w:bottom w:w="100" w:type="dxa"/>
-              <w:end w:w="120" w:type="dxa"/>
-            </w:tcMar>
-            <w:vAlign w:val="top"/>
-          </w:tcPr>
-          <w:p>
-            <w:pPr>
-              <w:spacing w:after="0"/>
-              <w:jc w:val="left"/>
-            </w:pPr>
-            <w:r>
-              <w:rPr>
-                <w:rFonts w:ascii="Aptos" w:hAnsi="Aptos"/>
-                <w:b w:val="0"/>
-                <w:color w:val="17384B"/>
-                <w:sz w:val="17"/>
-              </w:rPr>
-              <w:t>If PostgreSQL guidance retrieval, Ollama, validation, location, speech, or sharing is unavailable, the safe route and Java fallback guidance remain available.</w:t>
+              <w:t>The first row is the safety-critical route decision. The second row is post-route communication. Only structured route inputs and PostgreSQL criteria determine the selected route.</w:t>
             </w:r>
           </w:p>
         </w:tc>
@@ -466,16 +483,16 @@
     </w:p>
     <w:p>
       <w:pPr>
-        <w:spacing w:before="260" w:after="100"/>
+        <w:spacing w:before="160" w:after="100"/>
       </w:pPr>
       <w:r>
         <w:rPr>
           <w:rFonts w:ascii="Aptos" w:hAnsi="Aptos"/>
           <w:b/>
-          <w:color w:val="2F6FAF"/>
-          <w:sz w:val="34"/>
+          <w:color w:val="17384B"/>
+          <w:sz w:val="24"/>
         </w:rPr>
-        <w:t>2. Current MVP logical architecture</w:t>
+        <w:t>Current MVP logical architecture</w:t>
       </w:r>
     </w:p>
     <w:tbl>
@@ -493,7 +510,7 @@
       <w:tr>
         <w:tc>
           <w:tcPr>
-            <w:tcW w:type="dxa" w:w="1512"/>
+            <w:tcW w:type="dxa" w:w="1469"/>
             <w:shd w:fill="DDE8F0"/>
             <w:tcBorders>
               <w:top w:val="single" w:sz="6" w:color="C7DFDB"/>
@@ -502,16 +519,16 @@
               <w:right w:val="single" w:sz="6" w:color="C7DFDB"/>
             </w:tcBorders>
             <w:tcMar>
-              <w:top w:w="100" w:type="dxa"/>
+              <w:top w:w="90" w:type="dxa"/>
               <w:start w:w="120" w:type="dxa"/>
-              <w:bottom w:w="100" w:type="dxa"/>
+              <w:bottom w:w="90" w:type="dxa"/>
               <w:end w:w="120" w:type="dxa"/>
             </w:tcMar>
+            <w:vAlign w:val="top"/>
           </w:tcPr>
           <w:p>
             <w:pPr>
               <w:spacing w:after="0"/>
-              <w:jc w:val="left"/>
             </w:pPr>
             <w:r>
               <w:rPr>
@@ -526,7 +543,7 @@
         </w:tc>
         <w:tc>
           <w:tcPr>
-            <w:tcW w:type="dxa" w:w="2664"/>
+            <w:tcW w:type="dxa" w:w="2491"/>
             <w:shd w:fill="DDE8F0"/>
             <w:tcBorders>
               <w:top w:val="single" w:sz="6" w:color="C7DFDB"/>
@@ -535,16 +552,16 @@
               <w:right w:val="single" w:sz="6" w:color="C7DFDB"/>
             </w:tcBorders>
             <w:tcMar>
-              <w:top w:w="100" w:type="dxa"/>
+              <w:top w:w="90" w:type="dxa"/>
               <w:start w:w="120" w:type="dxa"/>
-              <w:bottom w:w="100" w:type="dxa"/>
+              <w:bottom w:w="90" w:type="dxa"/>
               <w:end w:w="120" w:type="dxa"/>
             </w:tcMar>
+            <w:vAlign w:val="top"/>
           </w:tcPr>
           <w:p>
             <w:pPr>
               <w:spacing w:after="0"/>
-              <w:jc w:val="left"/>
             </w:pPr>
             <w:r>
               <w:rPr>
@@ -568,16 +585,16 @@
               <w:right w:val="single" w:sz="6" w:color="C7DFDB"/>
             </w:tcBorders>
             <w:tcMar>
-              <w:top w:w="100" w:type="dxa"/>
+              <w:top w:w="90" w:type="dxa"/>
               <w:start w:w="120" w:type="dxa"/>
-              <w:bottom w:w="100" w:type="dxa"/>
+              <w:bottom w:w="90" w:type="dxa"/>
               <w:end w:w="120" w:type="dxa"/>
             </w:tcMar>
+            <w:vAlign w:val="top"/>
           </w:tcPr>
           <w:p>
             <w:pPr>
               <w:spacing w:after="0"/>
-              <w:jc w:val="left"/>
             </w:pPr>
             <w:r>
               <w:rPr>
@@ -594,7 +611,7 @@
       <w:tr>
         <w:tc>
           <w:tcPr>
-            <w:tcW w:type="dxa" w:w="1512"/>
+            <w:tcW w:type="dxa" w:w="1469"/>
             <w:tcBorders>
               <w:top w:val="single" w:sz="6" w:color="C7DFDB"/>
               <w:left w:val="single" w:sz="6" w:color="C7DFDB"/>
@@ -602,9 +619,9 @@
               <w:right w:val="single" w:sz="6" w:color="C7DFDB"/>
             </w:tcBorders>
             <w:tcMar>
-              <w:top w:w="100" w:type="dxa"/>
+              <w:top w:w="90" w:type="dxa"/>
               <w:start w:w="120" w:type="dxa"/>
-              <w:bottom w:w="100" w:type="dxa"/>
+              <w:bottom w:w="90" w:type="dxa"/>
               <w:end w:w="120" w:type="dxa"/>
             </w:tcMar>
             <w:vAlign w:val="top"/>
@@ -612,7 +629,6 @@
           <w:p>
             <w:pPr>
               <w:spacing w:after="0"/>
-              <w:jc w:val="left"/>
             </w:pPr>
             <w:r>
               <w:rPr>
@@ -627,7 +643,7 @@
         </w:tc>
         <w:tc>
           <w:tcPr>
-            <w:tcW w:type="dxa" w:w="2664"/>
+            <w:tcW w:type="dxa" w:w="2491"/>
             <w:tcBorders>
               <w:top w:val="single" w:sz="6" w:color="C7DFDB"/>
               <w:left w:val="single" w:sz="6" w:color="C7DFDB"/>
@@ -635,9 +651,9 @@
               <w:right w:val="single" w:sz="6" w:color="C7DFDB"/>
             </w:tcBorders>
             <w:tcMar>
-              <w:top w:w="100" w:type="dxa"/>
+              <w:top w:w="90" w:type="dxa"/>
               <w:start w:w="120" w:type="dxa"/>
-              <w:bottom w:w="100" w:type="dxa"/>
+              <w:bottom w:w="90" w:type="dxa"/>
               <w:end w:w="120" w:type="dxa"/>
             </w:tcMar>
             <w:vAlign w:val="top"/>
@@ -645,7 +661,6 @@
           <w:p>
             <w:pPr>
               <w:spacing w:after="0"/>
-              <w:jc w:val="left"/>
             </w:pPr>
             <w:r>
               <w:rPr>
@@ -668,9 +683,9 @@
               <w:right w:val="single" w:sz="6" w:color="C7DFDB"/>
             </w:tcBorders>
             <w:tcMar>
-              <w:top w:w="100" w:type="dxa"/>
+              <w:top w:w="90" w:type="dxa"/>
               <w:start w:w="120" w:type="dxa"/>
-              <w:bottom w:w="100" w:type="dxa"/>
+              <w:bottom w:w="90" w:type="dxa"/>
               <w:end w:w="120" w:type="dxa"/>
             </w:tcMar>
             <w:vAlign w:val="top"/>
@@ -678,7 +693,6 @@
           <w:p>
             <w:pPr>
               <w:spacing w:after="0"/>
-              <w:jc w:val="left"/>
             </w:pPr>
             <w:r>
               <w:rPr>
@@ -687,7 +701,7 @@
                 <w:color w:val="17384B"/>
                 <w:sz w:val="17"/>
               </w:rPr>
-              <w:t>Guided screening, local workflow state, selected symptoms, service direction, share/copy, and browser capabilities.</w:t>
+              <w:t>Guided screening, local workflow state, selected symptoms, service direction, share/copy, and optional browser capabilities.</w:t>
             </w:r>
           </w:p>
         </w:tc>
@@ -695,7 +709,7 @@
       <w:tr>
         <w:tc>
           <w:tcPr>
-            <w:tcW w:type="dxa" w:w="1512"/>
+            <w:tcW w:type="dxa" w:w="1469"/>
             <w:tcBorders>
               <w:top w:val="single" w:sz="6" w:color="C7DFDB"/>
               <w:left w:val="single" w:sz="6" w:color="C7DFDB"/>
@@ -703,9 +717,9 @@
               <w:right w:val="single" w:sz="6" w:color="C7DFDB"/>
             </w:tcBorders>
             <w:tcMar>
-              <w:top w:w="100" w:type="dxa"/>
+              <w:top w:w="90" w:type="dxa"/>
               <w:start w:w="120" w:type="dxa"/>
-              <w:bottom w:w="100" w:type="dxa"/>
+              <w:bottom w:w="90" w:type="dxa"/>
               <w:end w:w="120" w:type="dxa"/>
             </w:tcMar>
             <w:vAlign w:val="top"/>
@@ -713,7 +727,6 @@
           <w:p>
             <w:pPr>
               <w:spacing w:after="0"/>
-              <w:jc w:val="left"/>
             </w:pPr>
             <w:r>
               <w:rPr>
@@ -728,7 +741,7 @@
         </w:tc>
         <w:tc>
           <w:tcPr>
-            <w:tcW w:type="dxa" w:w="2664"/>
+            <w:tcW w:type="dxa" w:w="2491"/>
             <w:tcBorders>
               <w:top w:val="single" w:sz="6" w:color="C7DFDB"/>
               <w:left w:val="single" w:sz="6" w:color="C7DFDB"/>
@@ -736,9 +749,9 @@
               <w:right w:val="single" w:sz="6" w:color="C7DFDB"/>
             </w:tcBorders>
             <w:tcMar>
-              <w:top w:w="100" w:type="dxa"/>
+              <w:top w:w="90" w:type="dxa"/>
               <w:start w:w="120" w:type="dxa"/>
-              <w:bottom w:w="100" w:type="dxa"/>
+              <w:bottom w:w="90" w:type="dxa"/>
               <w:end w:w="120" w:type="dxa"/>
             </w:tcMar>
             <w:vAlign w:val="top"/>
@@ -746,7 +759,6 @@
           <w:p>
             <w:pPr>
               <w:spacing w:after="0"/>
-              <w:jc w:val="left"/>
             </w:pPr>
             <w:r>
               <w:rPr>
@@ -769,9 +781,9 @@
               <w:right w:val="single" w:sz="6" w:color="C7DFDB"/>
             </w:tcBorders>
             <w:tcMar>
-              <w:top w:w="100" w:type="dxa"/>
+              <w:top w:w="90" w:type="dxa"/>
               <w:start w:w="120" w:type="dxa"/>
-              <w:bottom w:w="100" w:type="dxa"/>
+              <w:bottom w:w="90" w:type="dxa"/>
               <w:end w:w="120" w:type="dxa"/>
             </w:tcMar>
             <w:vAlign w:val="top"/>
@@ -779,7 +791,6 @@
           <w:p>
             <w:pPr>
               <w:spacing w:after="0"/>
-              <w:jc w:val="left"/>
             </w:pPr>
             <w:r>
               <w:rPr>
@@ -788,7 +799,7 @@
                 <w:color w:val="17384B"/>
                 <w:sz w:val="17"/>
               </w:rPr>
-              <w:t>Input validation, CORS/security configuration, deterministic routing, feature flags, Ollama orchestration, output validation, and safe fallback.</w:t>
+              <w:t>Validates structured input, configures CORS/security, coordinates routing, feature flags, Ollama, validation, and fallback.</w:t>
             </w:r>
           </w:p>
         </w:tc>
@@ -796,7 +807,7 @@
       <w:tr>
         <w:tc>
           <w:tcPr>
-            <w:tcW w:type="dxa" w:w="1512"/>
+            <w:tcW w:type="dxa" w:w="1469"/>
             <w:tcBorders>
               <w:top w:val="single" w:sz="6" w:color="C7DFDB"/>
               <w:left w:val="single" w:sz="6" w:color="C7DFDB"/>
@@ -804,9 +815,9 @@
               <w:right w:val="single" w:sz="6" w:color="C7DFDB"/>
             </w:tcBorders>
             <w:tcMar>
-              <w:top w:w="100" w:type="dxa"/>
+              <w:top w:w="90" w:type="dxa"/>
               <w:start w:w="120" w:type="dxa"/>
-              <w:bottom w:w="100" w:type="dxa"/>
+              <w:bottom w:w="90" w:type="dxa"/>
               <w:end w:w="120" w:type="dxa"/>
             </w:tcMar>
             <w:vAlign w:val="top"/>
@@ -814,7 +825,6 @@
           <w:p>
             <w:pPr>
               <w:spacing w:after="0"/>
-              <w:jc w:val="left"/>
             </w:pPr>
             <w:r>
               <w:rPr>
@@ -829,7 +839,7 @@
         </w:tc>
         <w:tc>
           <w:tcPr>
-            <w:tcW w:type="dxa" w:w="2664"/>
+            <w:tcW w:type="dxa" w:w="2491"/>
             <w:tcBorders>
               <w:top w:val="single" w:sz="6" w:color="C7DFDB"/>
               <w:left w:val="single" w:sz="6" w:color="C7DFDB"/>
@@ -837,9 +847,9 @@
               <w:right w:val="single" w:sz="6" w:color="C7DFDB"/>
             </w:tcBorders>
             <w:tcMar>
-              <w:top w:w="100" w:type="dxa"/>
+              <w:top w:w="90" w:type="dxa"/>
               <w:start w:w="120" w:type="dxa"/>
-              <w:bottom w:w="100" w:type="dxa"/>
+              <w:bottom w:w="90" w:type="dxa"/>
               <w:end w:w="120" w:type="dxa"/>
             </w:tcMar>
             <w:vAlign w:val="top"/>
@@ -847,7 +857,6 @@
           <w:p>
             <w:pPr>
               <w:spacing w:after="0"/>
-              <w:jc w:val="left"/>
             </w:pPr>
             <w:r>
               <w:rPr>
@@ -870,9 +879,9 @@
               <w:right w:val="single" w:sz="6" w:color="C7DFDB"/>
             </w:tcBorders>
             <w:tcMar>
-              <w:top w:w="100" w:type="dxa"/>
+              <w:top w:w="90" w:type="dxa"/>
               <w:start w:w="120" w:type="dxa"/>
-              <w:bottom w:w="100" w:type="dxa"/>
+              <w:bottom w:w="90" w:type="dxa"/>
               <w:end w:w="120" w:type="dxa"/>
             </w:tcMar>
             <w:vAlign w:val="top"/>
@@ -880,7 +889,6 @@
           <w:p>
             <w:pPr>
               <w:spacing w:after="0"/>
-              <w:jc w:val="left"/>
             </w:pPr>
             <w:r>
               <w:rPr>
@@ -897,7 +905,7 @@
       <w:tr>
         <w:tc>
           <w:tcPr>
-            <w:tcW w:type="dxa" w:w="1512"/>
+            <w:tcW w:type="dxa" w:w="1469"/>
             <w:tcBorders>
               <w:top w:val="single" w:sz="6" w:color="C7DFDB"/>
               <w:left w:val="single" w:sz="6" w:color="C7DFDB"/>
@@ -905,9 +913,9 @@
               <w:right w:val="single" w:sz="6" w:color="C7DFDB"/>
             </w:tcBorders>
             <w:tcMar>
-              <w:top w:w="100" w:type="dxa"/>
+              <w:top w:w="90" w:type="dxa"/>
               <w:start w:w="120" w:type="dxa"/>
-              <w:bottom w:w="100" w:type="dxa"/>
+              <w:bottom w:w="90" w:type="dxa"/>
               <w:end w:w="120" w:type="dxa"/>
             </w:tcMar>
             <w:vAlign w:val="top"/>
@@ -915,7 +923,6 @@
           <w:p>
             <w:pPr>
               <w:spacing w:after="0"/>
-              <w:jc w:val="left"/>
             </w:pPr>
             <w:r>
               <w:rPr>
@@ -930,7 +937,7 @@
         </w:tc>
         <w:tc>
           <w:tcPr>
-            <w:tcW w:type="dxa" w:w="2664"/>
+            <w:tcW w:type="dxa" w:w="2491"/>
             <w:tcBorders>
               <w:top w:val="single" w:sz="6" w:color="C7DFDB"/>
               <w:left w:val="single" w:sz="6" w:color="C7DFDB"/>
@@ -938,9 +945,9 @@
               <w:right w:val="single" w:sz="6" w:color="C7DFDB"/>
             </w:tcBorders>
             <w:tcMar>
-              <w:top w:w="100" w:type="dxa"/>
+              <w:top w:w="90" w:type="dxa"/>
               <w:start w:w="120" w:type="dxa"/>
-              <w:bottom w:w="100" w:type="dxa"/>
+              <w:bottom w:w="90" w:type="dxa"/>
               <w:end w:w="120" w:type="dxa"/>
             </w:tcMar>
             <w:vAlign w:val="top"/>
@@ -948,7 +955,6 @@
           <w:p>
             <w:pPr>
               <w:spacing w:after="0"/>
-              <w:jc w:val="left"/>
             </w:pPr>
             <w:r>
               <w:rPr>
@@ -971,9 +977,9 @@
               <w:right w:val="single" w:sz="6" w:color="C7DFDB"/>
             </w:tcBorders>
             <w:tcMar>
-              <w:top w:w="100" w:type="dxa"/>
+              <w:top w:w="90" w:type="dxa"/>
               <w:start w:w="120" w:type="dxa"/>
-              <w:bottom w:w="100" w:type="dxa"/>
+              <w:bottom w:w="90" w:type="dxa"/>
               <w:end w:w="120" w:type="dxa"/>
             </w:tcMar>
             <w:vAlign w:val="top"/>
@@ -981,7 +987,6 @@
           <w:p>
             <w:pPr>
               <w:spacing w:after="0"/>
-              <w:jc w:val="left"/>
             </w:pPr>
             <w:r>
               <w:rPr>
@@ -990,7 +995,7 @@
                 <w:color w:val="17384B"/>
                 <w:sz w:val="17"/>
               </w:rPr>
-              <w:t>Stores clinical pathways, criteria, Bengali guidance, and source references. Current seeded records are DEMO_SIMULATED_NOT_FOR_CLINICAL_USE.</w:t>
+              <w:t>Stores pathways, criteria, Bengali guidance, and source references. Current seeds are DEMO_SIMULATED_NOT_FOR_CLINICAL_USE.</w:t>
             </w:r>
           </w:p>
         </w:tc>
@@ -998,7 +1003,7 @@
       <w:tr>
         <w:tc>
           <w:tcPr>
-            <w:tcW w:type="dxa" w:w="1512"/>
+            <w:tcW w:type="dxa" w:w="1469"/>
             <w:tcBorders>
               <w:top w:val="single" w:sz="6" w:color="C7DFDB"/>
               <w:left w:val="single" w:sz="6" w:color="C7DFDB"/>
@@ -1006,9 +1011,9 @@
               <w:right w:val="single" w:sz="6" w:color="C7DFDB"/>
             </w:tcBorders>
             <w:tcMar>
-              <w:top w:w="100" w:type="dxa"/>
+              <w:top w:w="90" w:type="dxa"/>
               <w:start w:w="120" w:type="dxa"/>
-              <w:bottom w:w="100" w:type="dxa"/>
+              <w:bottom w:w="90" w:type="dxa"/>
               <w:end w:w="120" w:type="dxa"/>
             </w:tcMar>
             <w:vAlign w:val="top"/>
@@ -1016,7 +1021,6 @@
           <w:p>
             <w:pPr>
               <w:spacing w:after="0"/>
-              <w:jc w:val="left"/>
             </w:pPr>
             <w:r>
               <w:rPr>
@@ -1031,7 +1035,7 @@
         </w:tc>
         <w:tc>
           <w:tcPr>
-            <w:tcW w:type="dxa" w:w="2664"/>
+            <w:tcW w:type="dxa" w:w="2491"/>
             <w:tcBorders>
               <w:top w:val="single" w:sz="6" w:color="C7DFDB"/>
               <w:left w:val="single" w:sz="6" w:color="C7DFDB"/>
@@ -1039,9 +1043,9 @@
               <w:right w:val="single" w:sz="6" w:color="C7DFDB"/>
             </w:tcBorders>
             <w:tcMar>
-              <w:top w:w="100" w:type="dxa"/>
+              <w:top w:w="90" w:type="dxa"/>
               <w:start w:w="120" w:type="dxa"/>
-              <w:bottom w:w="100" w:type="dxa"/>
+              <w:bottom w:w="90" w:type="dxa"/>
               <w:end w:w="120" w:type="dxa"/>
             </w:tcMar>
             <w:vAlign w:val="top"/>
@@ -1049,7 +1053,6 @@
           <w:p>
             <w:pPr>
               <w:spacing w:after="0"/>
-              <w:jc w:val="left"/>
             </w:pPr>
             <w:r>
               <w:rPr>
@@ -1072,9 +1075,9 @@
               <w:right w:val="single" w:sz="6" w:color="C7DFDB"/>
             </w:tcBorders>
             <w:tcMar>
-              <w:top w:w="100" w:type="dxa"/>
+              <w:top w:w="90" w:type="dxa"/>
               <w:start w:w="120" w:type="dxa"/>
-              <w:bottom w:w="100" w:type="dxa"/>
+              <w:bottom w:w="90" w:type="dxa"/>
               <w:end w:w="120" w:type="dxa"/>
             </w:tcMar>
             <w:vAlign w:val="top"/>
@@ -1082,7 +1085,6 @@
           <w:p>
             <w:pPr>
               <w:spacing w:after="0"/>
-              <w:jc w:val="left"/>
             </w:pPr>
             <w:r>
               <w:rPr>
@@ -1091,7 +1093,7 @@
                 <w:color w:val="17384B"/>
                 <w:sz w:val="17"/>
               </w:rPr>
-              <w:t>Creates Bengali explanation from route-specific PostgreSQL guidance only after Java has fixed the route.</w:t>
+              <w:t>Creates a short Bengali explanation from route-specific PostgreSQL guidance only after Java has fixed the route.</w:t>
             </w:r>
           </w:p>
         </w:tc>
@@ -1099,7 +1101,7 @@
       <w:tr>
         <w:tc>
           <w:tcPr>
-            <w:tcW w:type="dxa" w:w="1512"/>
+            <w:tcW w:type="dxa" w:w="1469"/>
             <w:tcBorders>
               <w:top w:val="single" w:sz="6" w:color="C7DFDB"/>
               <w:left w:val="single" w:sz="6" w:color="C7DFDB"/>
@@ -1107,9 +1109,9 @@
               <w:right w:val="single" w:sz="6" w:color="C7DFDB"/>
             </w:tcBorders>
             <w:tcMar>
-              <w:top w:w="100" w:type="dxa"/>
+              <w:top w:w="90" w:type="dxa"/>
               <w:start w:w="120" w:type="dxa"/>
-              <w:bottom w:w="100" w:type="dxa"/>
+              <w:bottom w:w="90" w:type="dxa"/>
               <w:end w:w="120" w:type="dxa"/>
             </w:tcMar>
             <w:vAlign w:val="top"/>
@@ -1117,7 +1119,6 @@
           <w:p>
             <w:pPr>
               <w:spacing w:after="0"/>
-              <w:jc w:val="left"/>
             </w:pPr>
             <w:r>
               <w:rPr>
@@ -1132,7 +1133,7 @@
         </w:tc>
         <w:tc>
           <w:tcPr>
-            <w:tcW w:type="dxa" w:w="2664"/>
+            <w:tcW w:type="dxa" w:w="2491"/>
             <w:tcBorders>
               <w:top w:val="single" w:sz="6" w:color="C7DFDB"/>
               <w:left w:val="single" w:sz="6" w:color="C7DFDB"/>
@@ -1140,9 +1141,9 @@
               <w:right w:val="single" w:sz="6" w:color="C7DFDB"/>
             </w:tcBorders>
             <w:tcMar>
-              <w:top w:w="100" w:type="dxa"/>
+              <w:top w:w="90" w:type="dxa"/>
               <w:start w:w="120" w:type="dxa"/>
-              <w:bottom w:w="100" w:type="dxa"/>
+              <w:bottom w:w="90" w:type="dxa"/>
               <w:end w:w="120" w:type="dxa"/>
             </w:tcMar>
             <w:vAlign w:val="top"/>
@@ -1150,7 +1151,6 @@
           <w:p>
             <w:pPr>
               <w:spacing w:after="0"/>
-              <w:jc w:val="left"/>
             </w:pPr>
             <w:r>
               <w:rPr>
@@ -1159,7 +1159,7 @@
                 <w:color w:val="17384B"/>
                 <w:sz w:val="17"/>
               </w:rPr>
-              <w:t>Frontend demo service options</w:t>
+              <w:t>Frontend demo options</w:t>
             </w:r>
           </w:p>
         </w:tc>
@@ -1173,1236 +1173,13 @@
               <w:right w:val="single" w:sz="6" w:color="C7DFDB"/>
             </w:tcBorders>
             <w:tcMar>
-              <w:top w:w="100" w:type="dxa"/>
-              <w:start w:w="120" w:type="dxa"/>
-              <w:bottom w:w="100" w:type="dxa"/>
-              <w:end w:w="120" w:type="dxa"/>
-            </w:tcMar>
-            <w:vAlign w:val="top"/>
-          </w:tcPr>
-          <w:p>
-            <w:pPr>
-              <w:spacing w:after="0"/>
-              <w:jc w:val="left"/>
-            </w:pPr>
-            <w:r>
-              <w:rPr>
-                <w:rFonts w:ascii="Aptos" w:hAnsi="Aptos"/>
-                <w:b w:val="0"/>
-                <w:color w:val="17384B"/>
-                <w:sz w:val="17"/>
-              </w:rPr>
-              <w:t>Shows demo PHC, eye-care, ASHA, and family-support direction. It is not yet a PostgreSQL-managed verified directory.</w:t>
-            </w:r>
-          </w:p>
-        </w:tc>
-      </w:tr>
-    </w:tbl>
-    <w:p>
-      <w:pPr>
-        <w:spacing w:after="20"/>
-      </w:pPr>
-    </w:p>
-    <w:p>
-      <w:pPr>
-        <w:spacing w:before="160" w:after="100"/>
-      </w:pPr>
-      <w:r>
-        <w:rPr>
-          <w:rFonts w:ascii="Aptos" w:hAnsi="Aptos"/>
-          <w:b/>
-          <w:color w:val="17384B"/>
-          <w:sz w:val="25"/>
-        </w:rPr>
-        <w:t>Current capstone request flow</w:t>
-      </w:r>
-    </w:p>
-    <w:tbl>
-      <w:tblPr>
-        <w:tblW w:type="auto" w:w="0"/>
-        <w:jc w:val="center"/>
-        <w:tblLayout w:type="fixed"/>
-        <w:tblLook w:firstColumn="1" w:firstRow="1" w:lastColumn="0" w:lastRow="0" w:noHBand="0" w:noVBand="1" w:val="04A0"/>
-      </w:tblPr>
-      <w:tblGrid>
-        <w:gridCol w:w="5083"/>
-        <w:gridCol w:w="5083"/>
-      </w:tblGrid>
-      <w:tr>
-        <w:tc>
-          <w:tcPr>
-            <w:tcW w:type="dxa" w:w="2880"/>
-            <w:shd w:fill="E8F7F3"/>
-            <w:tcBorders>
-              <w:top w:val="single" w:sz="6" w:color="C7DFDB"/>
-              <w:left w:val="single" w:sz="6" w:color="C7DFDB"/>
-              <w:bottom w:val="single" w:sz="6" w:color="C7DFDB"/>
-              <w:right w:val="single" w:sz="6" w:color="C7DFDB"/>
-            </w:tcBorders>
-            <w:tcMar>
               <w:top w:w="90" w:type="dxa"/>
               <w:start w:w="120" w:type="dxa"/>
               <w:bottom w:w="90" w:type="dxa"/>
               <w:end w:w="120" w:type="dxa"/>
             </w:tcMar>
-          </w:tcPr>
-          <w:p>
-            <w:pPr>
-              <w:spacing w:after="0"/>
-              <w:jc w:val="left"/>
-            </w:pPr>
-            <w:r>
-              <w:rPr>
-                <w:rFonts w:ascii="Aptos" w:hAnsi="Aptos"/>
-                <w:b/>
-                <w:color w:val="008B7E"/>
-                <w:sz w:val="18"/>
-              </w:rPr>
-              <w:t>1. React PWA</w:t>
-            </w:r>
-          </w:p>
-        </w:tc>
-        <w:tc>
-          <w:tcPr>
-            <w:tcW w:type="dxa" w:w="6480"/>
-            <w:shd w:fill="F9FCFB"/>
-            <w:tcBorders>
-              <w:top w:val="single" w:sz="6" w:color="C7DFDB"/>
-              <w:left w:val="single" w:sz="6" w:color="C7DFDB"/>
-              <w:bottom w:val="single" w:sz="6" w:color="C7DFDB"/>
-              <w:right w:val="single" w:sz="6" w:color="C7DFDB"/>
-            </w:tcBorders>
-            <w:tcMar>
-              <w:top w:w="90" w:type="dxa"/>
-              <w:start w:w="120" w:type="dxa"/>
-              <w:bottom w:w="90" w:type="dxa"/>
-              <w:end w:w="120" w:type="dxa"/>
-            </w:tcMar>
-          </w:tcPr>
-          <w:p>
-            <w:pPr>
-              <w:spacing w:after="0"/>
-              <w:jc w:val="left"/>
-            </w:pPr>
-            <w:r>
-              <w:rPr>
-                <w:rFonts w:ascii="Aptos" w:hAnsi="Aptos"/>
-                <w:b w:val="0"/>
-                <w:color w:val="17384B"/>
-                <w:sz w:val="18"/>
-              </w:rPr>
-              <w:t>Structured symptom selection; optional voice/text remains local.</w:t>
-            </w:r>
-          </w:p>
-        </w:tc>
-      </w:tr>
-    </w:tbl>
-    <w:p>
-      <w:pPr>
-        <w:spacing w:after="0"/>
-        <w:jc w:val="center"/>
-      </w:pPr>
-      <w:r>
-        <w:rPr>
-          <w:rFonts w:ascii="Aptos" w:hAnsi="Aptos"/>
-          <w:b/>
-          <w:color w:val="008B7E"/>
-          <w:sz w:val="22"/>
-        </w:rPr>
-        <w:t>↓</w:t>
-      </w:r>
-    </w:p>
-    <w:tbl>
-      <w:tblPr>
-        <w:tblW w:type="auto" w:w="0"/>
-        <w:jc w:val="center"/>
-        <w:tblLayout w:type="fixed"/>
-        <w:tblLook w:firstColumn="1" w:firstRow="1" w:lastColumn="0" w:lastRow="0" w:noHBand="0" w:noVBand="1" w:val="04A0"/>
-      </w:tblPr>
-      <w:tblGrid>
-        <w:gridCol w:w="5083"/>
-        <w:gridCol w:w="5083"/>
-      </w:tblGrid>
-      <w:tr>
-        <w:tc>
-          <w:tcPr>
-            <w:tcW w:type="dxa" w:w="2880"/>
-            <w:shd w:fill="E8F7F3"/>
-            <w:tcBorders>
-              <w:top w:val="single" w:sz="6" w:color="C7DFDB"/>
-              <w:left w:val="single" w:sz="6" w:color="C7DFDB"/>
-              <w:bottom w:val="single" w:sz="6" w:color="C7DFDB"/>
-              <w:right w:val="single" w:sz="6" w:color="C7DFDB"/>
-            </w:tcBorders>
-            <w:tcMar>
-              <w:top w:w="90" w:type="dxa"/>
-              <w:start w:w="120" w:type="dxa"/>
-              <w:bottom w:w="90" w:type="dxa"/>
-              <w:end w:w="120" w:type="dxa"/>
-            </w:tcMar>
-          </w:tcPr>
-          <w:p>
-            <w:pPr>
-              <w:spacing w:after="0"/>
-              <w:jc w:val="left"/>
-            </w:pPr>
-            <w:r>
-              <w:rPr>
-                <w:rFonts w:ascii="Aptos" w:hAnsi="Aptos"/>
-                <w:b/>
-                <w:color w:val="008B7E"/>
-                <w:sz w:val="18"/>
-              </w:rPr>
-              <w:t>2. Java REST API</w:t>
-            </w:r>
-          </w:p>
-        </w:tc>
-        <w:tc>
-          <w:tcPr>
-            <w:tcW w:type="dxa" w:w="6480"/>
-            <w:shd w:fill="F9FCFB"/>
-            <w:tcBorders>
-              <w:top w:val="single" w:sz="6" w:color="C7DFDB"/>
-              <w:left w:val="single" w:sz="6" w:color="C7DFDB"/>
-              <w:bottom w:val="single" w:sz="6" w:color="C7DFDB"/>
-              <w:right w:val="single" w:sz="6" w:color="C7DFDB"/>
-            </w:tcBorders>
-            <w:tcMar>
-              <w:top w:w="90" w:type="dxa"/>
-              <w:start w:w="120" w:type="dxa"/>
-              <w:bottom w:w="90" w:type="dxa"/>
-              <w:end w:w="120" w:type="dxa"/>
-            </w:tcMar>
-          </w:tcPr>
-          <w:p>
-            <w:pPr>
-              <w:spacing w:after="0"/>
-              <w:jc w:val="left"/>
-            </w:pPr>
-            <w:r>
-              <w:rPr>
-                <w:rFonts w:ascii="Aptos" w:hAnsi="Aptos"/>
-                <w:b w:val="0"/>
-                <w:color w:val="17384B"/>
-                <w:sz w:val="18"/>
-              </w:rPr>
-              <w:t>Validates fixed codes and requests matching criteria.</w:t>
-            </w:r>
-          </w:p>
-        </w:tc>
-      </w:tr>
-    </w:tbl>
-    <w:p>
-      <w:pPr>
-        <w:spacing w:after="0"/>
-        <w:jc w:val="center"/>
-      </w:pPr>
-      <w:r>
-        <w:rPr>
-          <w:rFonts w:ascii="Aptos" w:hAnsi="Aptos"/>
-          <w:b/>
-          <w:color w:val="008B7E"/>
-          <w:sz w:val="22"/>
-        </w:rPr>
-        <w:t>↓</w:t>
-      </w:r>
-    </w:p>
-    <w:tbl>
-      <w:tblPr>
-        <w:tblW w:type="auto" w:w="0"/>
-        <w:jc w:val="center"/>
-        <w:tblLayout w:type="fixed"/>
-        <w:tblLook w:firstColumn="1" w:firstRow="1" w:lastColumn="0" w:lastRow="0" w:noHBand="0" w:noVBand="1" w:val="04A0"/>
-      </w:tblPr>
-      <w:tblGrid>
-        <w:gridCol w:w="5083"/>
-        <w:gridCol w:w="5083"/>
-      </w:tblGrid>
-      <w:tr>
-        <w:tc>
-          <w:tcPr>
-            <w:tcW w:type="dxa" w:w="2880"/>
-            <w:shd w:fill="E8F7F3"/>
-            <w:tcBorders>
-              <w:top w:val="single" w:sz="6" w:color="C7DFDB"/>
-              <w:left w:val="single" w:sz="6" w:color="C7DFDB"/>
-              <w:bottom w:val="single" w:sz="6" w:color="C7DFDB"/>
-              <w:right w:val="single" w:sz="6" w:color="C7DFDB"/>
-            </w:tcBorders>
-            <w:tcMar>
-              <w:top w:w="90" w:type="dxa"/>
-              <w:start w:w="120" w:type="dxa"/>
-              <w:bottom w:w="90" w:type="dxa"/>
-              <w:end w:w="120" w:type="dxa"/>
-            </w:tcMar>
-          </w:tcPr>
-          <w:p>
-            <w:pPr>
-              <w:spacing w:after="0"/>
-              <w:jc w:val="left"/>
-            </w:pPr>
-            <w:r>
-              <w:rPr>
-                <w:rFonts w:ascii="Aptos" w:hAnsi="Aptos"/>
-                <w:b/>
-                <w:color w:val="008B7E"/>
-                <w:sz w:val="18"/>
-              </w:rPr>
-              <w:t>3. PostgreSQL criteria</w:t>
-            </w:r>
-          </w:p>
-        </w:tc>
-        <w:tc>
-          <w:tcPr>
-            <w:tcW w:type="dxa" w:w="6480"/>
-            <w:shd w:fill="F9FCFB"/>
-            <w:tcBorders>
-              <w:top w:val="single" w:sz="6" w:color="C7DFDB"/>
-              <w:left w:val="single" w:sz="6" w:color="C7DFDB"/>
-              <w:bottom w:val="single" w:sz="6" w:color="C7DFDB"/>
-              <w:right w:val="single" w:sz="6" w:color="C7DFDB"/>
-            </w:tcBorders>
-            <w:tcMar>
-              <w:top w:w="90" w:type="dxa"/>
-              <w:start w:w="120" w:type="dxa"/>
-              <w:bottom w:w="90" w:type="dxa"/>
-              <w:end w:w="120" w:type="dxa"/>
-            </w:tcMar>
-          </w:tcPr>
-          <w:p>
-            <w:pPr>
-              <w:spacing w:after="0"/>
-              <w:jc w:val="left"/>
-            </w:pPr>
-            <w:r>
-              <w:rPr>
-                <w:rFonts w:ascii="Aptos" w:hAnsi="Aptos"/>
-                <w:b w:val="0"/>
-                <w:color w:val="17384B"/>
-                <w:sz w:val="18"/>
-              </w:rPr>
-              <w:t>Returns eligible route criteria; demo records require DEMO_RAG_ENABLED=true.</w:t>
-            </w:r>
-          </w:p>
-        </w:tc>
-      </w:tr>
-    </w:tbl>
-    <w:p>
-      <w:pPr>
-        <w:spacing w:after="0"/>
-        <w:jc w:val="center"/>
-      </w:pPr>
-      <w:r>
-        <w:rPr>
-          <w:rFonts w:ascii="Aptos" w:hAnsi="Aptos"/>
-          <w:b/>
-          <w:color w:val="008B7E"/>
-          <w:sz w:val="22"/>
-        </w:rPr>
-        <w:t>↓</w:t>
-      </w:r>
-    </w:p>
-    <w:tbl>
-      <w:tblPr>
-        <w:tblW w:type="auto" w:w="0"/>
-        <w:jc w:val="center"/>
-        <w:tblLayout w:type="fixed"/>
-        <w:tblLook w:firstColumn="1" w:firstRow="1" w:lastColumn="0" w:lastRow="0" w:noHBand="0" w:noVBand="1" w:val="04A0"/>
-      </w:tblPr>
-      <w:tblGrid>
-        <w:gridCol w:w="5083"/>
-        <w:gridCol w:w="5083"/>
-      </w:tblGrid>
-      <w:tr>
-        <w:tc>
-          <w:tcPr>
-            <w:tcW w:type="dxa" w:w="2880"/>
-            <w:shd w:fill="E8F7F3"/>
-            <w:tcBorders>
-              <w:top w:val="single" w:sz="6" w:color="C7DFDB"/>
-              <w:left w:val="single" w:sz="6" w:color="C7DFDB"/>
-              <w:bottom w:val="single" w:sz="6" w:color="C7DFDB"/>
-              <w:right w:val="single" w:sz="6" w:color="C7DFDB"/>
-            </w:tcBorders>
-            <w:tcMar>
-              <w:top w:w="90" w:type="dxa"/>
-              <w:start w:w="120" w:type="dxa"/>
-              <w:bottom w:w="90" w:type="dxa"/>
-              <w:end w:w="120" w:type="dxa"/>
-            </w:tcMar>
-          </w:tcPr>
-          <w:p>
-            <w:pPr>
-              <w:spacing w:after="0"/>
-              <w:jc w:val="left"/>
-            </w:pPr>
-            <w:r>
-              <w:rPr>
-                <w:rFonts w:ascii="Aptos" w:hAnsi="Aptos"/>
-                <w:b/>
-                <w:color w:val="008B7E"/>
-                <w:sz w:val="18"/>
-              </w:rPr>
-              <w:t>4. Java deterministic engine</w:t>
-            </w:r>
-          </w:p>
-        </w:tc>
-        <w:tc>
-          <w:tcPr>
-            <w:tcW w:type="dxa" w:w="6480"/>
-            <w:shd w:fill="F9FCFB"/>
-            <w:tcBorders>
-              <w:top w:val="single" w:sz="6" w:color="C7DFDB"/>
-              <w:left w:val="single" w:sz="6" w:color="C7DFDB"/>
-              <w:bottom w:val="single" w:sz="6" w:color="C7DFDB"/>
-              <w:right w:val="single" w:sz="6" w:color="C7DFDB"/>
-            </w:tcBorders>
-            <w:tcMar>
-              <w:top w:w="90" w:type="dxa"/>
-              <w:start w:w="120" w:type="dxa"/>
-              <w:bottom w:w="90" w:type="dxa"/>
-              <w:end w:w="120" w:type="dxa"/>
-            </w:tcMar>
-          </w:tcPr>
-          <w:p>
-            <w:pPr>
-              <w:spacing w:after="0"/>
-              <w:jc w:val="left"/>
-            </w:pPr>
-            <w:r>
-              <w:rPr>
-                <w:rFonts w:ascii="Aptos" w:hAnsi="Aptos"/>
-                <w:b w:val="0"/>
-                <w:color w:val="17384B"/>
-                <w:sz w:val="18"/>
-              </w:rPr>
-              <w:t>Fixes URGENT, HUMAN_SUPPORT, or ROUTINE using precedence.</w:t>
-            </w:r>
-          </w:p>
-        </w:tc>
-      </w:tr>
-    </w:tbl>
-    <w:p>
-      <w:pPr>
-        <w:spacing w:after="0"/>
-        <w:jc w:val="center"/>
-      </w:pPr>
-      <w:r>
-        <w:rPr>
-          <w:rFonts w:ascii="Aptos" w:hAnsi="Aptos"/>
-          <w:b/>
-          <w:color w:val="008B7E"/>
-          <w:sz w:val="22"/>
-        </w:rPr>
-        <w:t>↓</w:t>
-      </w:r>
-    </w:p>
-    <w:tbl>
-      <w:tblPr>
-        <w:tblW w:type="auto" w:w="0"/>
-        <w:jc w:val="center"/>
-        <w:tblLayout w:type="fixed"/>
-        <w:tblLook w:firstColumn="1" w:firstRow="1" w:lastColumn="0" w:lastRow="0" w:noHBand="0" w:noVBand="1" w:val="04A0"/>
-      </w:tblPr>
-      <w:tblGrid>
-        <w:gridCol w:w="5083"/>
-        <w:gridCol w:w="5083"/>
-      </w:tblGrid>
-      <w:tr>
-        <w:tc>
-          <w:tcPr>
-            <w:tcW w:type="dxa" w:w="2880"/>
-            <w:shd w:fill="E8F7F3"/>
-            <w:tcBorders>
-              <w:top w:val="single" w:sz="6" w:color="C7DFDB"/>
-              <w:left w:val="single" w:sz="6" w:color="C7DFDB"/>
-              <w:bottom w:val="single" w:sz="6" w:color="C7DFDB"/>
-              <w:right w:val="single" w:sz="6" w:color="C7DFDB"/>
-            </w:tcBorders>
-            <w:tcMar>
-              <w:top w:w="90" w:type="dxa"/>
-              <w:start w:w="120" w:type="dxa"/>
-              <w:bottom w:w="90" w:type="dxa"/>
-              <w:end w:w="120" w:type="dxa"/>
-            </w:tcMar>
-          </w:tcPr>
-          <w:p>
-            <w:pPr>
-              <w:spacing w:after="0"/>
-              <w:jc w:val="left"/>
-            </w:pPr>
-            <w:r>
-              <w:rPr>
-                <w:rFonts w:ascii="Aptos" w:hAnsi="Aptos"/>
-                <w:b/>
-                <w:color w:val="008B7E"/>
-                <w:sz w:val="18"/>
-              </w:rPr>
-              <w:t>5. PostgreSQL RAG retrieval</w:t>
-            </w:r>
-          </w:p>
-        </w:tc>
-        <w:tc>
-          <w:tcPr>
-            <w:tcW w:type="dxa" w:w="6480"/>
-            <w:shd w:fill="F9FCFB"/>
-            <w:tcBorders>
-              <w:top w:val="single" w:sz="6" w:color="C7DFDB"/>
-              <w:left w:val="single" w:sz="6" w:color="C7DFDB"/>
-              <w:bottom w:val="single" w:sz="6" w:color="C7DFDB"/>
-              <w:right w:val="single" w:sz="6" w:color="C7DFDB"/>
-            </w:tcBorders>
-            <w:tcMar>
-              <w:top w:w="90" w:type="dxa"/>
-              <w:start w:w="120" w:type="dxa"/>
-              <w:bottom w:w="90" w:type="dxa"/>
-              <w:end w:w="120" w:type="dxa"/>
-            </w:tcMar>
-          </w:tcPr>
-          <w:p>
-            <w:pPr>
-              <w:spacing w:after="0"/>
-              <w:jc w:val="left"/>
-            </w:pPr>
-            <w:r>
-              <w:rPr>
-                <w:rFonts w:ascii="Aptos" w:hAnsi="Aptos"/>
-                <w:b w:val="0"/>
-                <w:color w:val="17384B"/>
-                <w:sz w:val="18"/>
-              </w:rPr>
-              <w:t>Retrieves Bengali guidance and source information for the fixed route.</w:t>
-            </w:r>
-          </w:p>
-        </w:tc>
-      </w:tr>
-    </w:tbl>
-    <w:p>
-      <w:pPr>
-        <w:spacing w:after="0"/>
-        <w:jc w:val="center"/>
-      </w:pPr>
-      <w:r>
-        <w:rPr>
-          <w:rFonts w:ascii="Aptos" w:hAnsi="Aptos"/>
-          <w:b/>
-          <w:color w:val="008B7E"/>
-          <w:sz w:val="22"/>
-        </w:rPr>
-        <w:t>↓</w:t>
-      </w:r>
-    </w:p>
-    <w:tbl>
-      <w:tblPr>
-        <w:tblW w:type="auto" w:w="0"/>
-        <w:jc w:val="center"/>
-        <w:tblLayout w:type="fixed"/>
-        <w:tblLook w:firstColumn="1" w:firstRow="1" w:lastColumn="0" w:lastRow="0" w:noHBand="0" w:noVBand="1" w:val="04A0"/>
-      </w:tblPr>
-      <w:tblGrid>
-        <w:gridCol w:w="5083"/>
-        <w:gridCol w:w="5083"/>
-      </w:tblGrid>
-      <w:tr>
-        <w:tc>
-          <w:tcPr>
-            <w:tcW w:type="dxa" w:w="2880"/>
-            <w:shd w:fill="E8F7F3"/>
-            <w:tcBorders>
-              <w:top w:val="single" w:sz="6" w:color="C7DFDB"/>
-              <w:left w:val="single" w:sz="6" w:color="C7DFDB"/>
-              <w:bottom w:val="single" w:sz="6" w:color="C7DFDB"/>
-              <w:right w:val="single" w:sz="6" w:color="C7DFDB"/>
-            </w:tcBorders>
-            <w:tcMar>
-              <w:top w:w="90" w:type="dxa"/>
-              <w:start w:w="120" w:type="dxa"/>
-              <w:bottom w:w="90" w:type="dxa"/>
-              <w:end w:w="120" w:type="dxa"/>
-            </w:tcMar>
-          </w:tcPr>
-          <w:p>
-            <w:pPr>
-              <w:spacing w:after="0"/>
-              <w:jc w:val="left"/>
-            </w:pPr>
-            <w:r>
-              <w:rPr>
-                <w:rFonts w:ascii="Aptos" w:hAnsi="Aptos"/>
-                <w:b/>
-                <w:color w:val="008B7E"/>
-                <w:sz w:val="18"/>
-              </w:rPr>
-              <w:t>6. Local Ollama</w:t>
-            </w:r>
-          </w:p>
-        </w:tc>
-        <w:tc>
-          <w:tcPr>
-            <w:tcW w:type="dxa" w:w="6480"/>
-            <w:shd w:fill="F9FCFB"/>
-            <w:tcBorders>
-              <w:top w:val="single" w:sz="6" w:color="C7DFDB"/>
-              <w:left w:val="single" w:sz="6" w:color="C7DFDB"/>
-              <w:bottom w:val="single" w:sz="6" w:color="C7DFDB"/>
-              <w:right w:val="single" w:sz="6" w:color="C7DFDB"/>
-            </w:tcBorders>
-            <w:tcMar>
-              <w:top w:w="90" w:type="dxa"/>
-              <w:start w:w="120" w:type="dxa"/>
-              <w:bottom w:w="90" w:type="dxa"/>
-              <w:end w:w="120" w:type="dxa"/>
-            </w:tcMar>
-          </w:tcPr>
-          <w:p>
-            <w:pPr>
-              <w:spacing w:after="0"/>
-              <w:jc w:val="left"/>
-            </w:pPr>
-            <w:r>
-              <w:rPr>
-                <w:rFonts w:ascii="Aptos" w:hAnsi="Aptos"/>
-                <w:b w:val="0"/>
-                <w:color w:val="17384B"/>
-                <w:sz w:val="18"/>
-              </w:rPr>
-              <w:t>Produces a Bengali explanation using retrieved context only.</w:t>
-            </w:r>
-          </w:p>
-        </w:tc>
-      </w:tr>
-    </w:tbl>
-    <w:p>
-      <w:pPr>
-        <w:spacing w:after="0"/>
-        <w:jc w:val="center"/>
-      </w:pPr>
-      <w:r>
-        <w:rPr>
-          <w:rFonts w:ascii="Aptos" w:hAnsi="Aptos"/>
-          <w:b/>
-          <w:color w:val="008B7E"/>
-          <w:sz w:val="22"/>
-        </w:rPr>
-        <w:t>↓</w:t>
-      </w:r>
-    </w:p>
-    <w:tbl>
-      <w:tblPr>
-        <w:tblW w:type="auto" w:w="0"/>
-        <w:jc w:val="center"/>
-        <w:tblLayout w:type="fixed"/>
-        <w:tblLook w:firstColumn="1" w:firstRow="1" w:lastColumn="0" w:lastRow="0" w:noHBand="0" w:noVBand="1" w:val="04A0"/>
-      </w:tblPr>
-      <w:tblGrid>
-        <w:gridCol w:w="5083"/>
-        <w:gridCol w:w="5083"/>
-      </w:tblGrid>
-      <w:tr>
-        <w:tc>
-          <w:tcPr>
-            <w:tcW w:type="dxa" w:w="2880"/>
-            <w:shd w:fill="E8F7F3"/>
-            <w:tcBorders>
-              <w:top w:val="single" w:sz="6" w:color="C7DFDB"/>
-              <w:left w:val="single" w:sz="6" w:color="C7DFDB"/>
-              <w:bottom w:val="single" w:sz="6" w:color="C7DFDB"/>
-              <w:right w:val="single" w:sz="6" w:color="C7DFDB"/>
-            </w:tcBorders>
-            <w:tcMar>
-              <w:top w:w="90" w:type="dxa"/>
-              <w:start w:w="120" w:type="dxa"/>
-              <w:bottom w:w="90" w:type="dxa"/>
-              <w:end w:w="120" w:type="dxa"/>
-            </w:tcMar>
-          </w:tcPr>
-          <w:p>
-            <w:pPr>
-              <w:spacing w:after="0"/>
-              <w:jc w:val="left"/>
-            </w:pPr>
-            <w:r>
-              <w:rPr>
-                <w:rFonts w:ascii="Aptos" w:hAnsi="Aptos"/>
-                <w:b/>
-                <w:color w:val="008B7E"/>
-                <w:sz w:val="18"/>
-              </w:rPr>
-              <w:t>7. Java validation and fallback</w:t>
-            </w:r>
-          </w:p>
-        </w:tc>
-        <w:tc>
-          <w:tcPr>
-            <w:tcW w:type="dxa" w:w="6480"/>
-            <w:shd w:fill="F9FCFB"/>
-            <w:tcBorders>
-              <w:top w:val="single" w:sz="6" w:color="C7DFDB"/>
-              <w:left w:val="single" w:sz="6" w:color="C7DFDB"/>
-              <w:bottom w:val="single" w:sz="6" w:color="C7DFDB"/>
-              <w:right w:val="single" w:sz="6" w:color="C7DFDB"/>
-            </w:tcBorders>
-            <w:tcMar>
-              <w:top w:w="90" w:type="dxa"/>
-              <w:start w:w="120" w:type="dxa"/>
-              <w:bottom w:w="90" w:type="dxa"/>
-              <w:end w:w="120" w:type="dxa"/>
-            </w:tcMar>
-          </w:tcPr>
-          <w:p>
-            <w:pPr>
-              <w:spacing w:after="0"/>
-              <w:jc w:val="left"/>
-            </w:pPr>
-            <w:r>
-              <w:rPr>
-                <w:rFonts w:ascii="Aptos" w:hAnsi="Aptos"/>
-                <w:b w:val="0"/>
-                <w:color w:val="17384B"/>
-                <w:sz w:val="18"/>
-              </w:rPr>
-              <w:t>Accepts safe output or returns fixed Bengali fallback guidance.</w:t>
-            </w:r>
-          </w:p>
-        </w:tc>
-      </w:tr>
-    </w:tbl>
-    <w:p>
-      <w:pPr>
-        <w:spacing w:after="0"/>
-        <w:jc w:val="center"/>
-      </w:pPr>
-      <w:r>
-        <w:rPr>
-          <w:rFonts w:ascii="Aptos" w:hAnsi="Aptos"/>
-          <w:b/>
-          <w:color w:val="008B7E"/>
-          <w:sz w:val="22"/>
-        </w:rPr>
-        <w:t>↓</w:t>
-      </w:r>
-    </w:p>
-    <w:tbl>
-      <w:tblPr>
-        <w:tblW w:type="auto" w:w="0"/>
-        <w:jc w:val="center"/>
-        <w:tblLayout w:type="fixed"/>
-        <w:tblLook w:firstColumn="1" w:firstRow="1" w:lastColumn="0" w:lastRow="0" w:noHBand="0" w:noVBand="1" w:val="04A0"/>
-      </w:tblPr>
-      <w:tblGrid>
-        <w:gridCol w:w="5083"/>
-        <w:gridCol w:w="5083"/>
-      </w:tblGrid>
-      <w:tr>
-        <w:tc>
-          <w:tcPr>
-            <w:tcW w:type="dxa" w:w="2880"/>
-            <w:shd w:fill="E8F7F3"/>
-            <w:tcBorders>
-              <w:top w:val="single" w:sz="6" w:color="C7DFDB"/>
-              <w:left w:val="single" w:sz="6" w:color="C7DFDB"/>
-              <w:bottom w:val="single" w:sz="6" w:color="C7DFDB"/>
-              <w:right w:val="single" w:sz="6" w:color="C7DFDB"/>
-            </w:tcBorders>
-            <w:tcMar>
-              <w:top w:w="90" w:type="dxa"/>
-              <w:start w:w="120" w:type="dxa"/>
-              <w:bottom w:w="90" w:type="dxa"/>
-              <w:end w:w="120" w:type="dxa"/>
-            </w:tcMar>
-          </w:tcPr>
-          <w:p>
-            <w:pPr>
-              <w:spacing w:after="0"/>
-              <w:jc w:val="left"/>
-            </w:pPr>
-            <w:r>
-              <w:rPr>
-                <w:rFonts w:ascii="Aptos" w:hAnsi="Aptos"/>
-                <w:b/>
-                <w:color w:val="008B7E"/>
-                <w:sz w:val="18"/>
-              </w:rPr>
-              <w:t>8. Result UI</w:t>
-            </w:r>
-          </w:p>
-        </w:tc>
-        <w:tc>
-          <w:tcPr>
-            <w:tcW w:type="dxa" w:w="6480"/>
-            <w:shd w:fill="F9FCFB"/>
-            <w:tcBorders>
-              <w:top w:val="single" w:sz="6" w:color="C7DFDB"/>
-              <w:left w:val="single" w:sz="6" w:color="C7DFDB"/>
-              <w:bottom w:val="single" w:sz="6" w:color="C7DFDB"/>
-              <w:right w:val="single" w:sz="6" w:color="C7DFDB"/>
-            </w:tcBorders>
-            <w:tcMar>
-              <w:top w:w="90" w:type="dxa"/>
-              <w:start w:w="120" w:type="dxa"/>
-              <w:bottom w:w="90" w:type="dxa"/>
-              <w:end w:w="120" w:type="dxa"/>
-            </w:tcMar>
-          </w:tcPr>
-          <w:p>
-            <w:pPr>
-              <w:spacing w:after="0"/>
-              <w:jc w:val="left"/>
-            </w:pPr>
-            <w:r>
-              <w:rPr>
-                <w:rFonts w:ascii="Aptos" w:hAnsi="Aptos"/>
-                <w:b w:val="0"/>
-                <w:color w:val="17384B"/>
-                <w:sz w:val="18"/>
-              </w:rPr>
-              <w:t>Shows one route, guidance, and care-navigation actions.</w:t>
-            </w:r>
-          </w:p>
-        </w:tc>
-      </w:tr>
-    </w:tbl>
-    <w:p>
-      <w:pPr>
-        <w:spacing w:after="0"/>
-        <w:jc w:val="center"/>
-      </w:pPr>
-      <w:r>
-        <w:rPr>
-          <w:rFonts w:ascii="Aptos" w:hAnsi="Aptos"/>
-          <w:b/>
-          <w:color w:val="008B7E"/>
-          <w:sz w:val="22"/>
-        </w:rPr>
-        <w:t>↓</w:t>
-      </w:r>
-    </w:p>
-    <w:p>
-      <w:pPr>
-        <w:spacing w:before="260" w:after="100"/>
-      </w:pPr>
-      <w:r>
-        <w:rPr>
-          <w:rFonts w:ascii="Aptos" w:hAnsi="Aptos"/>
-          <w:b/>
-          <w:color w:val="2F6FAF"/>
-          <w:sz w:val="34"/>
-        </w:rPr>
-        <w:t>3. Deterministic routing and PostgreSQL criteria</w:t>
-      </w:r>
-    </w:p>
-    <w:p>
-      <w:pPr>
-        <w:spacing w:after="100" w:line="276" w:lineRule="auto"/>
-      </w:pPr>
-      <w:r>
-        <w:rPr>
-          <w:rFonts w:ascii="Aptos" w:hAnsi="Aptos"/>
-          <w:b w:val="0"/>
-          <w:color w:val="17384B"/>
-          <w:sz w:val="20"/>
-        </w:rPr>
-        <w:t>The browser sends fixed concern codes and an explicit request for human support. Java asks PostgreSQL for eligible criteria that match these codes. In the capstone demo, optional Step 3A history is guidance context and does not override a route.</w:t>
-      </w:r>
-    </w:p>
-    <w:tbl>
-      <w:tblPr>
-        <w:tblW w:type="auto" w:w="0"/>
-        <w:jc w:val="center"/>
-        <w:tblLayout w:type="fixed"/>
-        <w:tblLook w:firstColumn="1" w:firstRow="1" w:lastColumn="0" w:lastRow="0" w:noHBand="0" w:noVBand="1" w:val="04A0"/>
-      </w:tblPr>
-      <w:tblGrid>
-        <w:gridCol w:w="5083"/>
-        <w:gridCol w:w="5083"/>
-      </w:tblGrid>
-      <w:tr>
-        <w:tc>
-          <w:tcPr>
-            <w:tcW w:type="dxa" w:w="4824"/>
-            <w:shd w:fill="DDE8F0"/>
-            <w:tcBorders>
-              <w:top w:val="single" w:sz="6" w:color="C7DFDB"/>
-              <w:left w:val="single" w:sz="6" w:color="C7DFDB"/>
-              <w:bottom w:val="single" w:sz="6" w:color="C7DFDB"/>
-              <w:right w:val="single" w:sz="6" w:color="C7DFDB"/>
-            </w:tcBorders>
-            <w:tcMar>
-              <w:top w:w="100" w:type="dxa"/>
-              <w:start w:w="120" w:type="dxa"/>
-              <w:bottom w:w="100" w:type="dxa"/>
-              <w:end w:w="120" w:type="dxa"/>
-            </w:tcMar>
-          </w:tcPr>
-          <w:p>
-            <w:pPr>
-              <w:spacing w:after="0"/>
-              <w:jc w:val="left"/>
-            </w:pPr>
-            <w:r>
-              <w:rPr>
-                <w:rFonts w:ascii="Aptos" w:hAnsi="Aptos"/>
-                <w:b/>
-                <w:color w:val="17384B"/>
-                <w:sz w:val="18"/>
-              </w:rPr>
-              <w:t>Condition</w:t>
-            </w:r>
-          </w:p>
-        </w:tc>
-        <w:tc>
-          <w:tcPr>
-            <w:tcW w:type="dxa" w:w="4536"/>
-            <w:shd w:fill="DDE8F0"/>
-            <w:tcBorders>
-              <w:top w:val="single" w:sz="6" w:color="C7DFDB"/>
-              <w:left w:val="single" w:sz="6" w:color="C7DFDB"/>
-              <w:bottom w:val="single" w:sz="6" w:color="C7DFDB"/>
-              <w:right w:val="single" w:sz="6" w:color="C7DFDB"/>
-            </w:tcBorders>
-            <w:tcMar>
-              <w:top w:w="100" w:type="dxa"/>
-              <w:start w:w="120" w:type="dxa"/>
-              <w:bottom w:w="100" w:type="dxa"/>
-              <w:end w:w="120" w:type="dxa"/>
-            </w:tcMar>
-          </w:tcPr>
-          <w:p>
-            <w:pPr>
-              <w:spacing w:after="0"/>
-              <w:jc w:val="left"/>
-            </w:pPr>
-            <w:r>
-              <w:rPr>
-                <w:rFonts w:ascii="Aptos" w:hAnsi="Aptos"/>
-                <w:b/>
-                <w:color w:val="17384B"/>
-                <w:sz w:val="18"/>
-              </w:rPr>
-              <w:t>Java outcome</w:t>
-            </w:r>
-          </w:p>
-        </w:tc>
-      </w:tr>
-      <w:tr>
-        <w:tc>
-          <w:tcPr>
-            <w:tcW w:type="dxa" w:w="4824"/>
-            <w:tcBorders>
-              <w:top w:val="single" w:sz="6" w:color="C7DFDB"/>
-              <w:left w:val="single" w:sz="6" w:color="C7DFDB"/>
-              <w:bottom w:val="single" w:sz="6" w:color="C7DFDB"/>
-              <w:right w:val="single" w:sz="6" w:color="C7DFDB"/>
-            </w:tcBorders>
-            <w:tcMar>
-              <w:top w:w="100" w:type="dxa"/>
-              <w:start w:w="120" w:type="dxa"/>
-              <w:bottom w:w="100" w:type="dxa"/>
-              <w:end w:w="120" w:type="dxa"/>
-            </w:tcMar>
             <w:vAlign w:val="top"/>
           </w:tcPr>
-          <w:p>
-            <w:pPr>
-              <w:spacing w:after="0"/>
-              <w:jc w:val="left"/>
-            </w:pPr>
-            <w:r>
-              <w:rPr>
-                <w:rFonts w:ascii="Aptos" w:hAnsi="Aptos"/>
-                <w:b w:val="0"/>
-                <w:color w:val="17384B"/>
-                <w:sz w:val="17"/>
-              </w:rPr>
-              <w:t>Any URGENT_IF_ANY criterion</w:t>
-            </w:r>
-          </w:p>
-        </w:tc>
-        <w:tc>
-          <w:tcPr>
-            <w:tcW w:type="dxa" w:w="4536"/>
-            <w:tcBorders>
-              <w:top w:val="single" w:sz="6" w:color="C7DFDB"/>
-              <w:left w:val="single" w:sz="6" w:color="C7DFDB"/>
-              <w:bottom w:val="single" w:sz="6" w:color="C7DFDB"/>
-              <w:right w:val="single" w:sz="6" w:color="C7DFDB"/>
-            </w:tcBorders>
-            <w:tcMar>
-              <w:top w:w="100" w:type="dxa"/>
-              <w:start w:w="120" w:type="dxa"/>
-              <w:bottom w:w="100" w:type="dxa"/>
-              <w:end w:w="120" w:type="dxa"/>
-            </w:tcMar>
-            <w:vAlign w:val="top"/>
-          </w:tcPr>
-          <w:p>
-            <w:pPr>
-              <w:spacing w:after="0"/>
-              <w:jc w:val="left"/>
-            </w:pPr>
-            <w:r>
-              <w:rPr>
-                <w:rFonts w:ascii="Aptos" w:hAnsi="Aptos"/>
-                <w:b w:val="0"/>
-                <w:color w:val="17384B"/>
-                <w:sz w:val="17"/>
-              </w:rPr>
-              <w:t>URGENT</w:t>
-            </w:r>
-          </w:p>
-        </w:tc>
-      </w:tr>
-      <w:tr>
-        <w:tc>
-          <w:tcPr>
-            <w:tcW w:type="dxa" w:w="4824"/>
-            <w:tcBorders>
-              <w:top w:val="single" w:sz="6" w:color="C7DFDB"/>
-              <w:left w:val="single" w:sz="6" w:color="C7DFDB"/>
-              <w:bottom w:val="single" w:sz="6" w:color="C7DFDB"/>
-              <w:right w:val="single" w:sz="6" w:color="C7DFDB"/>
-            </w:tcBorders>
-            <w:tcMar>
-              <w:top w:w="100" w:type="dxa"/>
-              <w:start w:w="120" w:type="dxa"/>
-              <w:bottom w:w="100" w:type="dxa"/>
-              <w:end w:w="120" w:type="dxa"/>
-            </w:tcMar>
-            <w:vAlign w:val="top"/>
-          </w:tcPr>
-          <w:p>
-            <w:pPr>
-              <w:spacing w:after="0"/>
-              <w:jc w:val="left"/>
-            </w:pPr>
-            <w:r>
-              <w:rPr>
-                <w:rFonts w:ascii="Aptos" w:hAnsi="Aptos"/>
-                <w:b w:val="0"/>
-                <w:color w:val="17384B"/>
-                <w:sz w:val="17"/>
-              </w:rPr>
-              <w:t>Otherwise, any ESCALATE_IF_ANY criterion or explicit support request</w:t>
-            </w:r>
-          </w:p>
-        </w:tc>
-        <w:tc>
-          <w:tcPr>
-            <w:tcW w:type="dxa" w:w="4536"/>
-            <w:tcBorders>
-              <w:top w:val="single" w:sz="6" w:color="C7DFDB"/>
-              <w:left w:val="single" w:sz="6" w:color="C7DFDB"/>
-              <w:bottom w:val="single" w:sz="6" w:color="C7DFDB"/>
-              <w:right w:val="single" w:sz="6" w:color="C7DFDB"/>
-            </w:tcBorders>
-            <w:tcMar>
-              <w:top w:w="100" w:type="dxa"/>
-              <w:start w:w="120" w:type="dxa"/>
-              <w:bottom w:w="100" w:type="dxa"/>
-              <w:end w:w="120" w:type="dxa"/>
-            </w:tcMar>
-            <w:vAlign w:val="top"/>
-          </w:tcPr>
-          <w:p>
-            <w:pPr>
-              <w:spacing w:after="0"/>
-              <w:jc w:val="left"/>
-            </w:pPr>
-            <w:r>
-              <w:rPr>
-                <w:rFonts w:ascii="Aptos" w:hAnsi="Aptos"/>
-                <w:b w:val="0"/>
-                <w:color w:val="17384B"/>
-                <w:sz w:val="17"/>
-              </w:rPr>
-              <w:t>HUMAN_SUPPORT</w:t>
-            </w:r>
-          </w:p>
-        </w:tc>
-      </w:tr>
-      <w:tr>
-        <w:tc>
-          <w:tcPr>
-            <w:tcW w:type="dxa" w:w="4824"/>
-            <w:tcBorders>
-              <w:top w:val="single" w:sz="6" w:color="C7DFDB"/>
-              <w:left w:val="single" w:sz="6" w:color="C7DFDB"/>
-              <w:bottom w:val="single" w:sz="6" w:color="C7DFDB"/>
-              <w:right w:val="single" w:sz="6" w:color="C7DFDB"/>
-            </w:tcBorders>
-            <w:tcMar>
-              <w:top w:w="100" w:type="dxa"/>
-              <w:start w:w="120" w:type="dxa"/>
-              <w:bottom w:w="100" w:type="dxa"/>
-              <w:end w:w="120" w:type="dxa"/>
-            </w:tcMar>
-            <w:vAlign w:val="top"/>
-          </w:tcPr>
-          <w:p>
-            <w:pPr>
-              <w:spacing w:after="0"/>
-              <w:jc w:val="left"/>
-            </w:pPr>
-            <w:r>
-              <w:rPr>
-                <w:rFonts w:ascii="Aptos" w:hAnsi="Aptos"/>
-                <w:b w:val="0"/>
-                <w:color w:val="17384B"/>
-                <w:sz w:val="17"/>
-              </w:rPr>
-              <w:t>Otherwise, any ROUTINE_IF_ANY criterion</w:t>
-            </w:r>
-          </w:p>
-        </w:tc>
-        <w:tc>
-          <w:tcPr>
-            <w:tcW w:type="dxa" w:w="4536"/>
-            <w:tcBorders>
-              <w:top w:val="single" w:sz="6" w:color="C7DFDB"/>
-              <w:left w:val="single" w:sz="6" w:color="C7DFDB"/>
-              <w:bottom w:val="single" w:sz="6" w:color="C7DFDB"/>
-              <w:right w:val="single" w:sz="6" w:color="C7DFDB"/>
-            </w:tcBorders>
-            <w:tcMar>
-              <w:top w:w="100" w:type="dxa"/>
-              <w:start w:w="120" w:type="dxa"/>
-              <w:bottom w:w="100" w:type="dxa"/>
-              <w:end w:w="120" w:type="dxa"/>
-            </w:tcMar>
-            <w:vAlign w:val="top"/>
-          </w:tcPr>
-          <w:p>
-            <w:pPr>
-              <w:spacing w:after="0"/>
-              <w:jc w:val="left"/>
-            </w:pPr>
-            <w:r>
-              <w:rPr>
-                <w:rFonts w:ascii="Aptos" w:hAnsi="Aptos"/>
-                <w:b w:val="0"/>
-                <w:color w:val="17384B"/>
-                <w:sz w:val="17"/>
-              </w:rPr>
-              <w:t>ROUTINE</w:t>
-            </w:r>
-          </w:p>
-        </w:tc>
-      </w:tr>
-      <w:tr>
-        <w:tc>
-          <w:tcPr>
-            <w:tcW w:type="dxa" w:w="4824"/>
-            <w:tcBorders>
-              <w:top w:val="single" w:sz="6" w:color="C7DFDB"/>
-              <w:left w:val="single" w:sz="6" w:color="C7DFDB"/>
-              <w:bottom w:val="single" w:sz="6" w:color="C7DFDB"/>
-              <w:right w:val="single" w:sz="6" w:color="C7DFDB"/>
-            </w:tcBorders>
-            <w:tcMar>
-              <w:top w:w="100" w:type="dxa"/>
-              <w:start w:w="120" w:type="dxa"/>
-              <w:bottom w:w="100" w:type="dxa"/>
-              <w:end w:w="120" w:type="dxa"/>
-            </w:tcMar>
-            <w:vAlign w:val="top"/>
-          </w:tcPr>
-          <w:p>
-            <w:pPr>
-              <w:spacing w:after="0"/>
-              <w:jc w:val="left"/>
-            </w:pPr>
-            <w:r>
-              <w:rPr>
-                <w:rFonts w:ascii="Aptos" w:hAnsi="Aptos"/>
-                <w:b w:val="0"/>
-                <w:color w:val="17384B"/>
-                <w:sz w:val="17"/>
-              </w:rPr>
-              <w:t>No eligible criteria</w:t>
-            </w:r>
-          </w:p>
-        </w:tc>
-        <w:tc>
-          <w:tcPr>
-            <w:tcW w:type="dxa" w:w="4536"/>
-            <w:tcBorders>
-              <w:top w:val="single" w:sz="6" w:color="C7DFDB"/>
-              <w:left w:val="single" w:sz="6" w:color="C7DFDB"/>
-              <w:bottom w:val="single" w:sz="6" w:color="C7DFDB"/>
-              <w:right w:val="single" w:sz="6" w:color="C7DFDB"/>
-            </w:tcBorders>
-            <w:tcMar>
-              <w:top w:w="100" w:type="dxa"/>
-              <w:start w:w="120" w:type="dxa"/>
-              <w:bottom w:w="100" w:type="dxa"/>
-              <w:end w:w="120" w:type="dxa"/>
-            </w:tcMar>
-            <w:vAlign w:val="top"/>
-          </w:tcPr>
-          <w:p>
-            <w:pPr>
-              <w:spacing w:after="0"/>
-              <w:jc w:val="left"/>
-            </w:pPr>
-            <w:r>
-              <w:rPr>
-                <w:rFonts w:ascii="Aptos" w:hAnsi="Aptos"/>
-                <w:b w:val="0"/>
-                <w:color w:val="17384B"/>
-                <w:sz w:val="17"/>
-              </w:rPr>
-              <w:t>Conservative baseline or Human Support in explicit demo mode</w:t>
-            </w:r>
-          </w:p>
-        </w:tc>
-      </w:tr>
-    </w:tbl>
-    <w:p>
-      <w:pPr>
-        <w:spacing w:after="20"/>
-      </w:pPr>
-    </w:p>
-    <w:tbl>
-      <w:tblPr>
-        <w:tblW w:type="auto" w:w="0"/>
-        <w:jc w:val="center"/>
-        <w:tblLook w:firstColumn="1" w:firstRow="1" w:lastColumn="0" w:lastRow="0" w:noHBand="0" w:noVBand="1" w:val="04A0"/>
-      </w:tblPr>
-      <w:tblGrid>
-        <w:gridCol w:w="10166"/>
-      </w:tblGrid>
-      <w:tr>
-        <w:tc>
-          <w:tcPr>
-            <w:tcW w:type="dxa" w:w="10166"/>
-            <w:shd w:fill="FFF0ED"/>
-            <w:tcBorders>
-              <w:top w:val="single" w:sz="6" w:color="C7DFDB"/>
-              <w:left w:val="single" w:sz="6" w:color="C7DFDB"/>
-              <w:bottom w:val="single" w:sz="6" w:color="C7DFDB"/>
-              <w:right w:val="single" w:sz="6" w:color="C7DFDB"/>
-            </w:tcBorders>
-            <w:tcMar>
-              <w:top w:w="130" w:type="dxa"/>
-              <w:start w:w="150" w:type="dxa"/>
-              <w:bottom w:w="130" w:type="dxa"/>
-              <w:end w:w="150" w:type="dxa"/>
-            </w:tcMar>
-          </w:tcPr>
-          <w:p>
-            <w:pPr>
-              <w:spacing w:after="60"/>
-            </w:pPr>
-            <w:r>
-              <w:rPr>
-                <w:rFonts w:ascii="Aptos" w:hAnsi="Aptos"/>
-                <w:b/>
-                <w:color w:val="17384B"/>
-                <w:sz w:val="21"/>
-              </w:rPr>
-              <w:t>Demo data status</w:t>
-            </w:r>
-          </w:p>
           <w:p>
             <w:pPr>
               <w:spacing w:after="0"/>
@@ -2412,9 +1189,9 @@
                 <w:rFonts w:ascii="Aptos" w:hAnsi="Aptos"/>
                 <w:b w:val="0"/>
                 <w:color w:val="17384B"/>
-                <w:sz w:val="19"/>
+                <w:sz w:val="17"/>
               </w:rPr>
-              <w:t>The seeded pathways, criteria, and Bengali guidance are labelled DEMO_SIMULATED_NOT_FOR_CLINICAL_USE. They are available only when DEMO_RAG_ENABLED=true. They support the capstone demonstration but are not a clinical protocol or production-ready content release.</w:t>
+              <w:t>Shows demo PHC, eye-care, ASHA, and family-support direction; not a verified managed directory.</w:t>
             </w:r>
           </w:p>
         </w:tc>
@@ -2436,8 +1213,333 @@
           <w:color w:val="2F6FAF"/>
           <w:sz w:val="34"/>
         </w:rPr>
-        <w:t>4. PostgreSQL RAG and local Ollama explanation</w:t>
+        <w:t>2. Current safety boundary</w:t>
       </w:r>
+    </w:p>
+    <w:p>
+      <w:pPr>
+        <w:spacing w:after="100" w:line="276" w:lineRule="auto"/>
+      </w:pPr>
+      <w:r>
+        <w:rPr>
+          <w:rFonts w:ascii="Aptos" w:hAnsi="Aptos"/>
+          <w:b w:val="0"/>
+          <w:color w:val="17384B"/>
+          <w:sz w:val="20"/>
+        </w:rPr>
+        <w:t>Only fixed concern codes, an explicit human-support request, and PostgreSQL criteria are allowed to affect routing. Optional Step 3A history is guidance context in the current demo and does not override the route.</w:t>
+      </w:r>
+    </w:p>
+    <w:tbl>
+      <w:tblPr>
+        <w:tblW w:type="auto" w:w="0"/>
+        <w:jc w:val="center"/>
+        <w:tblLayout w:type="fixed"/>
+        <w:tblLook w:firstColumn="1" w:firstRow="1" w:lastColumn="0" w:lastRow="0" w:noHBand="0" w:noVBand="1" w:val="04A0"/>
+      </w:tblPr>
+      <w:tblGrid>
+        <w:gridCol w:w="2541"/>
+        <w:gridCol w:w="2541"/>
+        <w:gridCol w:w="2541"/>
+        <w:gridCol w:w="2541"/>
+      </w:tblGrid>
+      <w:tr>
+        <w:tc>
+          <w:tcPr>
+            <w:tcW w:type="dxa" w:w="2333"/>
+            <w:shd w:fill="EDF5FB"/>
+            <w:tcBorders>
+              <w:top w:val="single" w:sz="6" w:color="C7DFDB"/>
+              <w:left w:val="single" w:sz="6" w:color="C7DFDB"/>
+              <w:bottom w:val="single" w:sz="6" w:color="C7DFDB"/>
+              <w:right w:val="single" w:sz="6" w:color="C7DFDB"/>
+            </w:tcBorders>
+            <w:tcMar>
+              <w:top w:w="90" w:type="dxa"/>
+              <w:start w:w="120" w:type="dxa"/>
+              <w:bottom w:w="90" w:type="dxa"/>
+              <w:end w:w="120" w:type="dxa"/>
+            </w:tcMar>
+            <w:vAlign w:val="top"/>
+          </w:tcPr>
+          <w:p>
+            <w:pPr>
+              <w:spacing w:after="0"/>
+              <w:jc w:val="center"/>
+            </w:pPr>
+            <w:r>
+              <w:rPr>
+                <w:rFonts w:ascii="Aptos" w:hAnsi="Aptos"/>
+                <w:b/>
+                <w:color w:val="17384B"/>
+                <w:sz w:val="17"/>
+              </w:rPr>
+              <w:t>Route inputs</w:t>
+              <w:br/>
+              <w:t>Concern codes + support request</w:t>
+            </w:r>
+          </w:p>
+        </w:tc>
+        <w:tc>
+          <w:tcPr>
+            <w:tcW w:type="dxa" w:w="2333"/>
+            <w:shd w:fill="FFF5DC"/>
+            <w:tcBorders>
+              <w:top w:val="single" w:sz="6" w:color="C7DFDB"/>
+              <w:left w:val="single" w:sz="6" w:color="C7DFDB"/>
+              <w:bottom w:val="single" w:sz="6" w:color="C7DFDB"/>
+              <w:right w:val="single" w:sz="6" w:color="C7DFDB"/>
+            </w:tcBorders>
+            <w:tcMar>
+              <w:top w:w="90" w:type="dxa"/>
+              <w:start w:w="120" w:type="dxa"/>
+              <w:bottom w:w="90" w:type="dxa"/>
+              <w:end w:w="120" w:type="dxa"/>
+            </w:tcMar>
+            <w:vAlign w:val="top"/>
+          </w:tcPr>
+          <w:p>
+            <w:pPr>
+              <w:spacing w:after="0"/>
+              <w:jc w:val="center"/>
+            </w:pPr>
+            <w:r>
+              <w:rPr>
+                <w:rFonts w:ascii="Aptos" w:hAnsi="Aptos"/>
+                <w:b/>
+                <w:color w:val="17384B"/>
+                <w:sz w:val="17"/>
+              </w:rPr>
+              <w:t>Java + PostgreSQL</w:t>
+              <w:br/>
+              <w:t>Route is fixed</w:t>
+            </w:r>
+          </w:p>
+        </w:tc>
+        <w:tc>
+          <w:tcPr>
+            <w:tcW w:type="dxa" w:w="2333"/>
+            <w:shd w:fill="E8F7F3"/>
+            <w:tcBorders>
+              <w:top w:val="single" w:sz="6" w:color="C7DFDB"/>
+              <w:left w:val="single" w:sz="6" w:color="C7DFDB"/>
+              <w:bottom w:val="single" w:sz="6" w:color="C7DFDB"/>
+              <w:right w:val="single" w:sz="6" w:color="C7DFDB"/>
+            </w:tcBorders>
+            <w:tcMar>
+              <w:top w:w="90" w:type="dxa"/>
+              <w:start w:w="120" w:type="dxa"/>
+              <w:bottom w:w="90" w:type="dxa"/>
+              <w:end w:w="120" w:type="dxa"/>
+            </w:tcMar>
+            <w:vAlign w:val="top"/>
+          </w:tcPr>
+          <w:p>
+            <w:pPr>
+              <w:spacing w:after="0"/>
+              <w:jc w:val="center"/>
+            </w:pPr>
+            <w:r>
+              <w:rPr>
+                <w:rFonts w:ascii="Aptos" w:hAnsi="Aptos"/>
+                <w:b/>
+                <w:color w:val="008B7E"/>
+                <w:sz w:val="17"/>
+              </w:rPr>
+              <w:t>Post-route context</w:t>
+              <w:br/>
+              <w:t>RAG guidance only</w:t>
+            </w:r>
+          </w:p>
+        </w:tc>
+        <w:tc>
+          <w:tcPr>
+            <w:tcW w:type="dxa" w:w="2333"/>
+            <w:shd w:fill="EDF5FB"/>
+            <w:tcBorders>
+              <w:top w:val="single" w:sz="6" w:color="C7DFDB"/>
+              <w:left w:val="single" w:sz="6" w:color="C7DFDB"/>
+              <w:bottom w:val="single" w:sz="6" w:color="C7DFDB"/>
+              <w:right w:val="single" w:sz="6" w:color="C7DFDB"/>
+            </w:tcBorders>
+            <w:tcMar>
+              <w:top w:w="90" w:type="dxa"/>
+              <w:start w:w="120" w:type="dxa"/>
+              <w:bottom w:w="90" w:type="dxa"/>
+              <w:end w:w="120" w:type="dxa"/>
+            </w:tcMar>
+            <w:vAlign w:val="top"/>
+          </w:tcPr>
+          <w:p>
+            <w:pPr>
+              <w:spacing w:after="0"/>
+              <w:jc w:val="center"/>
+            </w:pPr>
+            <w:r>
+              <w:rPr>
+                <w:rFonts w:ascii="Aptos" w:hAnsi="Aptos"/>
+                <w:b/>
+                <w:color w:val="17384B"/>
+                <w:sz w:val="17"/>
+              </w:rPr>
+              <w:t>Ollama + Java policy</w:t>
+              <w:br/>
+              <w:t>Explain or fallback</w:t>
+            </w:r>
+          </w:p>
+        </w:tc>
+      </w:tr>
+      <w:tr>
+        <w:tc>
+          <w:tcPr>
+            <w:tcW w:type="dxa" w:w="2333"/>
+            <w:shd w:fill="FFF5DC"/>
+            <w:tcBorders>
+              <w:top w:val="single" w:sz="6" w:color="C7DFDB"/>
+              <w:left w:val="single" w:sz="6" w:color="C7DFDB"/>
+              <w:bottom w:val="single" w:sz="6" w:color="C7DFDB"/>
+              <w:right w:val="single" w:sz="6" w:color="C7DFDB"/>
+            </w:tcBorders>
+            <w:tcMar>
+              <w:top w:w="90" w:type="dxa"/>
+              <w:start w:w="120" w:type="dxa"/>
+              <w:bottom w:w="90" w:type="dxa"/>
+              <w:end w:w="120" w:type="dxa"/>
+            </w:tcMar>
+            <w:vAlign w:val="top"/>
+          </w:tcPr>
+          <w:p>
+            <w:pPr>
+              <w:spacing w:after="0"/>
+              <w:jc w:val="center"/>
+            </w:pPr>
+            <w:r>
+              <w:rPr>
+                <w:rFonts w:ascii="Aptos" w:hAnsi="Aptos"/>
+                <w:b/>
+                <w:color w:val="17384B"/>
+                <w:sz w:val="17"/>
+              </w:rPr>
+              <w:t>Route authority</w:t>
+              <w:br/>
+              <w:t>Java only</w:t>
+            </w:r>
+          </w:p>
+        </w:tc>
+        <w:tc>
+          <w:tcPr>
+            <w:tcW w:type="dxa" w:w="2333"/>
+            <w:shd w:fill="E8F7F3"/>
+            <w:tcBorders>
+              <w:top w:val="single" w:sz="6" w:color="C7DFDB"/>
+              <w:left w:val="single" w:sz="6" w:color="C7DFDB"/>
+              <w:bottom w:val="single" w:sz="6" w:color="C7DFDB"/>
+              <w:right w:val="single" w:sz="6" w:color="C7DFDB"/>
+            </w:tcBorders>
+            <w:tcMar>
+              <w:top w:w="90" w:type="dxa"/>
+              <w:start w:w="120" w:type="dxa"/>
+              <w:bottom w:w="90" w:type="dxa"/>
+              <w:end w:w="120" w:type="dxa"/>
+            </w:tcMar>
+            <w:vAlign w:val="top"/>
+          </w:tcPr>
+          <w:p>
+            <w:pPr>
+              <w:spacing w:after="0"/>
+              <w:jc w:val="center"/>
+            </w:pPr>
+            <w:r>
+              <w:rPr>
+                <w:rFonts w:ascii="Aptos" w:hAnsi="Aptos"/>
+                <w:b/>
+                <w:color w:val="008B7E"/>
+                <w:sz w:val="17"/>
+              </w:rPr>
+              <w:t>RAG timing</w:t>
+              <w:br/>
+              <w:t>After route only</w:t>
+            </w:r>
+          </w:p>
+        </w:tc>
+        <w:tc>
+          <w:tcPr>
+            <w:tcW w:type="dxa" w:w="2333"/>
+            <w:shd w:fill="FFF5DC"/>
+            <w:tcBorders>
+              <w:top w:val="single" w:sz="6" w:color="C7DFDB"/>
+              <w:left w:val="single" w:sz="6" w:color="C7DFDB"/>
+              <w:bottom w:val="single" w:sz="6" w:color="C7DFDB"/>
+              <w:right w:val="single" w:sz="6" w:color="C7DFDB"/>
+            </w:tcBorders>
+            <w:tcMar>
+              <w:top w:w="90" w:type="dxa"/>
+              <w:start w:w="120" w:type="dxa"/>
+              <w:bottom w:w="90" w:type="dxa"/>
+              <w:end w:w="120" w:type="dxa"/>
+            </w:tcMar>
+            <w:vAlign w:val="top"/>
+          </w:tcPr>
+          <w:p>
+            <w:pPr>
+              <w:spacing w:after="0"/>
+              <w:jc w:val="center"/>
+            </w:pPr>
+            <w:r>
+              <w:rPr>
+                <w:rFonts w:ascii="Aptos" w:hAnsi="Aptos"/>
+                <w:b/>
+                <w:color w:val="17384B"/>
+                <w:sz w:val="17"/>
+              </w:rPr>
+              <w:t>Output policy</w:t>
+              <w:br/>
+              <w:t>Safe or fallback</w:t>
+            </w:r>
+          </w:p>
+        </w:tc>
+        <w:tc>
+          <w:tcPr>
+            <w:tcW w:type="dxa" w:w="2333"/>
+            <w:shd w:fill="E8F7F3"/>
+            <w:tcBorders>
+              <w:top w:val="single" w:sz="6" w:color="C7DFDB"/>
+              <w:left w:val="single" w:sz="6" w:color="C7DFDB"/>
+              <w:bottom w:val="single" w:sz="6" w:color="C7DFDB"/>
+              <w:right w:val="single" w:sz="6" w:color="C7DFDB"/>
+            </w:tcBorders>
+            <w:tcMar>
+              <w:top w:w="90" w:type="dxa"/>
+              <w:start w:w="120" w:type="dxa"/>
+              <w:bottom w:w="90" w:type="dxa"/>
+              <w:end w:w="120" w:type="dxa"/>
+            </w:tcMar>
+            <w:vAlign w:val="top"/>
+          </w:tcPr>
+          <w:p>
+            <w:pPr>
+              <w:spacing w:after="0"/>
+              <w:jc w:val="center"/>
+            </w:pPr>
+            <w:r>
+              <w:rPr>
+                <w:rFonts w:ascii="Aptos" w:hAnsi="Aptos"/>
+                <w:b/>
+                <w:color w:val="008B7E"/>
+                <w:sz w:val="17"/>
+              </w:rPr>
+              <w:t>UI result</w:t>
+              <w:br/>
+              <w:t>Stable route</w:t>
+            </w:r>
+          </w:p>
+        </w:tc>
+      </w:tr>
+    </w:tbl>
+    <w:p>
+      <w:pPr>
+        <w:spacing w:after="40"/>
+      </w:pPr>
     </w:p>
     <w:tbl>
       <w:tblPr>
@@ -2463,16 +1565,16 @@
               <w:right w:val="single" w:sz="6" w:color="C7DFDB"/>
             </w:tcBorders>
             <w:tcMar>
-              <w:top w:w="100" w:type="dxa"/>
+              <w:top w:w="90" w:type="dxa"/>
               <w:start w:w="120" w:type="dxa"/>
-              <w:bottom w:w="100" w:type="dxa"/>
+              <w:bottom w:w="90" w:type="dxa"/>
               <w:end w:w="120" w:type="dxa"/>
             </w:tcMar>
+            <w:vAlign w:val="top"/>
           </w:tcPr>
           <w:p>
             <w:pPr>
               <w:spacing w:after="0"/>
-              <w:jc w:val="left"/>
             </w:pPr>
             <w:r>
               <w:rPr>
@@ -2481,13 +1583,13 @@
                 <w:color w:val="17384B"/>
                 <w:sz w:val="18"/>
               </w:rPr>
-              <w:t>Stage</w:t>
+              <w:t>Safety rule</w:t>
             </w:r>
           </w:p>
         </w:tc>
         <w:tc>
           <w:tcPr>
-            <w:tcW w:type="dxa" w:w="4464"/>
+            <w:tcW w:type="dxa" w:w="4824"/>
             <w:shd w:fill="DDE8F0"/>
             <w:tcBorders>
               <w:top w:val="single" w:sz="6" w:color="C7DFDB"/>
@@ -2496,16 +1598,16 @@
               <w:right w:val="single" w:sz="6" w:color="C7DFDB"/>
             </w:tcBorders>
             <w:tcMar>
-              <w:top w:w="100" w:type="dxa"/>
+              <w:top w:w="90" w:type="dxa"/>
               <w:start w:w="120" w:type="dxa"/>
-              <w:bottom w:w="100" w:type="dxa"/>
+              <w:bottom w:w="90" w:type="dxa"/>
               <w:end w:w="120" w:type="dxa"/>
             </w:tcMar>
+            <w:vAlign w:val="top"/>
           </w:tcPr>
           <w:p>
             <w:pPr>
               <w:spacing w:after="0"/>
-              <w:jc w:val="left"/>
             </w:pPr>
             <w:r>
               <w:rPr>
@@ -2514,13 +1616,13 @@
                 <w:color w:val="17384B"/>
                 <w:sz w:val="18"/>
               </w:rPr>
-              <w:t>Actual current behaviour</w:t>
+              <w:t>Implemented control</w:t>
             </w:r>
           </w:p>
         </w:tc>
         <w:tc>
           <w:tcPr>
-            <w:tcW w:type="dxa" w:w="3168"/>
+            <w:tcW w:type="dxa" w:w="2592"/>
             <w:shd w:fill="DDE8F0"/>
             <w:tcBorders>
               <w:top w:val="single" w:sz="6" w:color="C7DFDB"/>
@@ -2529,16 +1631,16 @@
               <w:right w:val="single" w:sz="6" w:color="C7DFDB"/>
             </w:tcBorders>
             <w:tcMar>
-              <w:top w:w="100" w:type="dxa"/>
+              <w:top w:w="90" w:type="dxa"/>
               <w:start w:w="120" w:type="dxa"/>
-              <w:bottom w:w="100" w:type="dxa"/>
+              <w:bottom w:w="90" w:type="dxa"/>
               <w:end w:w="120" w:type="dxa"/>
             </w:tcMar>
+            <w:vAlign w:val="top"/>
           </w:tcPr>
           <w:p>
             <w:pPr>
               <w:spacing w:after="0"/>
-              <w:jc w:val="left"/>
             </w:pPr>
             <w:r>
               <w:rPr>
@@ -2547,7 +1649,7 @@
                 <w:color w:val="17384B"/>
                 <w:sz w:val="18"/>
               </w:rPr>
-              <w:t>Safety boundary</w:t>
+              <w:t>Result</w:t>
             </w:r>
           </w:p>
         </w:tc>
@@ -2563,9 +1665,9 @@
               <w:right w:val="single" w:sz="6" w:color="C7DFDB"/>
             </w:tcBorders>
             <w:tcMar>
-              <w:top w:w="100" w:type="dxa"/>
+              <w:top w:w="90" w:type="dxa"/>
               <w:start w:w="120" w:type="dxa"/>
-              <w:bottom w:w="100" w:type="dxa"/>
+              <w:bottom w:w="90" w:type="dxa"/>
               <w:end w:w="120" w:type="dxa"/>
             </w:tcMar>
             <w:vAlign w:val="top"/>
@@ -2573,7 +1675,6 @@
           <w:p>
             <w:pPr>
               <w:spacing w:after="0"/>
-              <w:jc w:val="left"/>
             </w:pPr>
             <w:r>
               <w:rPr>
@@ -2582,13 +1683,13 @@
                 <w:color w:val="17384B"/>
                 <w:sz w:val="17"/>
               </w:rPr>
-              <w:t>Feature flags</w:t>
+              <w:t>Route authority</w:t>
             </w:r>
           </w:p>
         </w:tc>
         <w:tc>
           <w:tcPr>
-            <w:tcW w:type="dxa" w:w="4464"/>
+            <w:tcW w:type="dxa" w:w="4824"/>
             <w:tcBorders>
               <w:top w:val="single" w:sz="6" w:color="C7DFDB"/>
               <w:left w:val="single" w:sz="6" w:color="C7DFDB"/>
@@ -2596,9 +1697,9 @@
               <w:right w:val="single" w:sz="6" w:color="C7DFDB"/>
             </w:tcBorders>
             <w:tcMar>
-              <w:top w:w="100" w:type="dxa"/>
+              <w:top w:w="90" w:type="dxa"/>
               <w:start w:w="120" w:type="dxa"/>
-              <w:bottom w:w="100" w:type="dxa"/>
+              <w:bottom w:w="90" w:type="dxa"/>
               <w:end w:w="120" w:type="dxa"/>
             </w:tcMar>
             <w:vAlign w:val="top"/>
@@ -2606,7 +1707,6 @@
           <w:p>
             <w:pPr>
               <w:spacing w:after="0"/>
-              <w:jc w:val="left"/>
             </w:pPr>
             <w:r>
               <w:rPr>
@@ -2615,13 +1715,13 @@
                 <w:color w:val="17384B"/>
                 <w:sz w:val="17"/>
               </w:rPr>
-              <w:t>AI_SUMMARY_ENABLED enables Ollama; DEMO_RAG_ENABLED allows simulated demo records.</w:t>
+              <w:t>Java evaluates PostgreSQL criteria with precedence: URGENT_IF_ANY, then ESCALATE_IF_ANY / explicit support request, then ROUTINE_IF_ANY.</w:t>
             </w:r>
           </w:p>
         </w:tc>
         <w:tc>
           <w:tcPr>
-            <w:tcW w:type="dxa" w:w="3168"/>
+            <w:tcW w:type="dxa" w:w="2592"/>
             <w:tcBorders>
               <w:top w:val="single" w:sz="6" w:color="C7DFDB"/>
               <w:left w:val="single" w:sz="6" w:color="C7DFDB"/>
@@ -2629,9 +1729,9 @@
               <w:right w:val="single" w:sz="6" w:color="C7DFDB"/>
             </w:tcBorders>
             <w:tcMar>
-              <w:top w:w="100" w:type="dxa"/>
+              <w:top w:w="90" w:type="dxa"/>
               <w:start w:w="120" w:type="dxa"/>
-              <w:bottom w:w="100" w:type="dxa"/>
+              <w:bottom w:w="90" w:type="dxa"/>
               <w:end w:w="120" w:type="dxa"/>
             </w:tcMar>
             <w:vAlign w:val="top"/>
@@ -2639,7 +1739,6 @@
           <w:p>
             <w:pPr>
               <w:spacing w:after="0"/>
-              <w:jc w:val="left"/>
             </w:pPr>
             <w:r>
               <w:rPr>
@@ -2648,7 +1747,7 @@
                 <w:color w:val="17384B"/>
                 <w:sz w:val="17"/>
               </w:rPr>
-              <w:t>Both flags are backend-only configuration.</w:t>
+              <w:t>Ollama never selects or changes a route.</w:t>
             </w:r>
           </w:p>
         </w:tc>
@@ -2664,9 +1763,9 @@
               <w:right w:val="single" w:sz="6" w:color="C7DFDB"/>
             </w:tcBorders>
             <w:tcMar>
-              <w:top w:w="100" w:type="dxa"/>
+              <w:top w:w="90" w:type="dxa"/>
               <w:start w:w="120" w:type="dxa"/>
-              <w:bottom w:w="100" w:type="dxa"/>
+              <w:bottom w:w="90" w:type="dxa"/>
               <w:end w:w="120" w:type="dxa"/>
             </w:tcMar>
             <w:vAlign w:val="top"/>
@@ -2674,7 +1773,6 @@
           <w:p>
             <w:pPr>
               <w:spacing w:after="0"/>
-              <w:jc w:val="left"/>
             </w:pPr>
             <w:r>
               <w:rPr>
@@ -2683,13 +1781,13 @@
                 <w:color w:val="17384B"/>
                 <w:sz w:val="17"/>
               </w:rPr>
-              <w:t>RAG retrieval</w:t>
+              <w:t>RAG timing</w:t>
             </w:r>
           </w:p>
         </w:tc>
         <w:tc>
           <w:tcPr>
-            <w:tcW w:type="dxa" w:w="4464"/>
+            <w:tcW w:type="dxa" w:w="4824"/>
             <w:tcBorders>
               <w:top w:val="single" w:sz="6" w:color="C7DFDB"/>
               <w:left w:val="single" w:sz="6" w:color="C7DFDB"/>
@@ -2697,9 +1795,9 @@
               <w:right w:val="single" w:sz="6" w:color="C7DFDB"/>
             </w:tcBorders>
             <w:tcMar>
-              <w:top w:w="100" w:type="dxa"/>
+              <w:top w:w="90" w:type="dxa"/>
               <w:start w:w="120" w:type="dxa"/>
-              <w:bottom w:w="100" w:type="dxa"/>
+              <w:bottom w:w="90" w:type="dxa"/>
               <w:end w:w="120" w:type="dxa"/>
             </w:tcMar>
             <w:vAlign w:val="top"/>
@@ -2707,7 +1805,6 @@
           <w:p>
             <w:pPr>
               <w:spacing w:after="0"/>
-              <w:jc w:val="left"/>
             </w:pPr>
             <w:r>
               <w:rPr>
@@ -2716,13 +1813,13 @@
                 <w:color w:val="17384B"/>
                 <w:sz w:val="17"/>
               </w:rPr>
-              <w:t>After route selection, PostgreSQL retrieves Bengali guidance and source data matching the fixed route.</w:t>
+              <w:t>PostgreSQL route guidance is retrieved only after Java selects a route.</w:t>
             </w:r>
           </w:p>
         </w:tc>
         <w:tc>
           <w:tcPr>
-            <w:tcW w:type="dxa" w:w="3168"/>
+            <w:tcW w:type="dxa" w:w="2592"/>
             <w:tcBorders>
               <w:top w:val="single" w:sz="6" w:color="C7DFDB"/>
               <w:left w:val="single" w:sz="6" w:color="C7DFDB"/>
@@ -2730,9 +1827,9 @@
               <w:right w:val="single" w:sz="6" w:color="C7DFDB"/>
             </w:tcBorders>
             <w:tcMar>
-              <w:top w:w="100" w:type="dxa"/>
+              <w:top w:w="90" w:type="dxa"/>
               <w:start w:w="120" w:type="dxa"/>
-              <w:bottom w:w="100" w:type="dxa"/>
+              <w:bottom w:w="90" w:type="dxa"/>
               <w:end w:w="120" w:type="dxa"/>
             </w:tcMar>
             <w:vAlign w:val="top"/>
@@ -2740,7 +1837,6 @@
           <w:p>
             <w:pPr>
               <w:spacing w:after="0"/>
-              <w:jc w:val="left"/>
             </w:pPr>
             <w:r>
               <w:rPr>
@@ -2749,7 +1845,7 @@
                 <w:color w:val="17384B"/>
                 <w:sz w:val="17"/>
               </w:rPr>
-              <w:t>Retrieved content grounds the explanation; it does not re-evaluate urgency.</w:t>
+              <w:t>Retrieved content cannot re-evaluate urgency.</w:t>
             </w:r>
           </w:p>
         </w:tc>
@@ -2765,9 +1861,9 @@
               <w:right w:val="single" w:sz="6" w:color="C7DFDB"/>
             </w:tcBorders>
             <w:tcMar>
-              <w:top w:w="100" w:type="dxa"/>
+              <w:top w:w="90" w:type="dxa"/>
               <w:start w:w="120" w:type="dxa"/>
-              <w:bottom w:w="100" w:type="dxa"/>
+              <w:bottom w:w="90" w:type="dxa"/>
               <w:end w:w="120" w:type="dxa"/>
             </w:tcMar>
             <w:vAlign w:val="top"/>
@@ -2775,7 +1871,6 @@
           <w:p>
             <w:pPr>
               <w:spacing w:after="0"/>
-              <w:jc w:val="left"/>
             </w:pPr>
             <w:r>
               <w:rPr>
@@ -2784,13 +1879,13 @@
                 <w:color w:val="17384B"/>
                 <w:sz w:val="17"/>
               </w:rPr>
-              <w:t>Generation</w:t>
+              <w:t>Model guardrail</w:t>
             </w:r>
           </w:p>
         </w:tc>
         <w:tc>
           <w:tcPr>
-            <w:tcW w:type="dxa" w:w="4464"/>
+            <w:tcW w:type="dxa" w:w="4824"/>
             <w:tcBorders>
               <w:top w:val="single" w:sz="6" w:color="C7DFDB"/>
               <w:left w:val="single" w:sz="6" w:color="C7DFDB"/>
@@ -2798,9 +1893,9 @@
               <w:right w:val="single" w:sz="6" w:color="C7DFDB"/>
             </w:tcBorders>
             <w:tcMar>
-              <w:top w:w="100" w:type="dxa"/>
+              <w:top w:w="90" w:type="dxa"/>
               <w:start w:w="120" w:type="dxa"/>
-              <w:bottom w:w="100" w:type="dxa"/>
+              <w:bottom w:w="90" w:type="dxa"/>
               <w:end w:w="120" w:type="dxa"/>
             </w:tcMar>
             <w:vAlign w:val="top"/>
@@ -2808,7 +1903,6 @@
           <w:p>
             <w:pPr>
               <w:spacing w:after="0"/>
-              <w:jc w:val="left"/>
             </w:pPr>
             <w:r>
               <w:rPr>
@@ -2817,13 +1911,13 @@
                 <w:color w:val="17384B"/>
                 <w:sz w:val="17"/>
               </w:rPr>
-              <w:t>Local Ollama (default llama3.2:3b) produces short Bengali guidance.</w:t>
+              <w:t>CaregiverSummaryPolicy validates Ollama output.</w:t>
             </w:r>
           </w:p>
         </w:tc>
         <w:tc>
           <w:tcPr>
-            <w:tcW w:type="dxa" w:w="3168"/>
+            <w:tcW w:type="dxa" w:w="2592"/>
             <w:tcBorders>
               <w:top w:val="single" w:sz="6" w:color="C7DFDB"/>
               <w:left w:val="single" w:sz="6" w:color="C7DFDB"/>
@@ -2831,9 +1925,9 @@
               <w:right w:val="single" w:sz="6" w:color="C7DFDB"/>
             </w:tcBorders>
             <w:tcMar>
-              <w:top w:w="100" w:type="dxa"/>
+              <w:top w:w="90" w:type="dxa"/>
               <w:start w:w="120" w:type="dxa"/>
-              <w:bottom w:w="100" w:type="dxa"/>
+              <w:bottom w:w="90" w:type="dxa"/>
               <w:end w:w="120" w:type="dxa"/>
             </w:tcMar>
             <w:vAlign w:val="top"/>
@@ -2841,7 +1935,6 @@
           <w:p>
             <w:pPr>
               <w:spacing w:after="0"/>
-              <w:jc w:val="left"/>
             </w:pPr>
             <w:r>
               <w:rPr>
@@ -2850,7 +1943,7 @@
                 <w:color w:val="17384B"/>
                 <w:sz w:val="17"/>
               </w:rPr>
-              <w:t>No raw voice, free text, patient details, precise location, photos, or records are sent.</w:t>
+              <w:t>Unsafe, unavailable, disabled, or rejected output becomes fixed Java Bengali fallback guidance.</w:t>
             </w:r>
           </w:p>
         </w:tc>
@@ -2866,9 +1959,9 @@
               <w:right w:val="single" w:sz="6" w:color="C7DFDB"/>
             </w:tcBorders>
             <w:tcMar>
-              <w:top w:w="100" w:type="dxa"/>
+              <w:top w:w="90" w:type="dxa"/>
               <w:start w:w="120" w:type="dxa"/>
-              <w:bottom w:w="100" w:type="dxa"/>
+              <w:bottom w:w="90" w:type="dxa"/>
               <w:end w:w="120" w:type="dxa"/>
             </w:tcMar>
             <w:vAlign w:val="top"/>
@@ -2876,7 +1969,6 @@
           <w:p>
             <w:pPr>
               <w:spacing w:after="0"/>
-              <w:jc w:val="left"/>
             </w:pPr>
             <w:r>
               <w:rPr>
@@ -2885,13 +1977,13 @@
                 <w:color w:val="17384B"/>
                 <w:sz w:val="17"/>
               </w:rPr>
-              <w:t>Validation</w:t>
+              <w:t>User optional data</w:t>
             </w:r>
           </w:p>
         </w:tc>
         <w:tc>
           <w:tcPr>
-            <w:tcW w:type="dxa" w:w="4464"/>
+            <w:tcW w:type="dxa" w:w="4824"/>
             <w:tcBorders>
               <w:top w:val="single" w:sz="6" w:color="C7DFDB"/>
               <w:left w:val="single" w:sz="6" w:color="C7DFDB"/>
@@ -2899,9 +1991,9 @@
               <w:right w:val="single" w:sz="6" w:color="C7DFDB"/>
             </w:tcBorders>
             <w:tcMar>
-              <w:top w:w="100" w:type="dxa"/>
+              <w:top w:w="90" w:type="dxa"/>
               <w:start w:w="120" w:type="dxa"/>
-              <w:bottom w:w="100" w:type="dxa"/>
+              <w:bottom w:w="90" w:type="dxa"/>
               <w:end w:w="120" w:type="dxa"/>
             </w:tcMar>
             <w:vAlign w:val="top"/>
@@ -2909,7 +2001,6 @@
           <w:p>
             <w:pPr>
               <w:spacing w:after="0"/>
-              <w:jc w:val="left"/>
             </w:pPr>
             <w:r>
               <w:rPr>
@@ -2918,13 +2009,13 @@
                 <w:color w:val="17384B"/>
                 <w:sz w:val="17"/>
               </w:rPr>
-              <w:t>CaregiverSummaryPolicy validates the result; the API records whether the output is validated or fallback.</w:t>
+              <w:t>Voice, free text, location, photos, and records are not routing inputs and are not sent to Ollama.</w:t>
             </w:r>
           </w:p>
         </w:tc>
         <w:tc>
           <w:tcPr>
-            <w:tcW w:type="dxa" w:w="3168"/>
+            <w:tcW w:type="dxa" w:w="2592"/>
             <w:tcBorders>
               <w:top w:val="single" w:sz="6" w:color="C7DFDB"/>
               <w:left w:val="single" w:sz="6" w:color="C7DFDB"/>
@@ -2932,9 +2023,9 @@
               <w:right w:val="single" w:sz="6" w:color="C7DFDB"/>
             </w:tcBorders>
             <w:tcMar>
-              <w:top w:w="100" w:type="dxa"/>
+              <w:top w:w="90" w:type="dxa"/>
               <w:start w:w="120" w:type="dxa"/>
-              <w:bottom w:w="100" w:type="dxa"/>
+              <w:bottom w:w="90" w:type="dxa"/>
               <w:end w:w="120" w:type="dxa"/>
             </w:tcMar>
             <w:vAlign w:val="top"/>
@@ -2942,7 +2033,6 @@
           <w:p>
             <w:pPr>
               <w:spacing w:after="0"/>
-              <w:jc w:val="left"/>
             </w:pPr>
             <w:r>
               <w:rPr>
@@ -2951,7 +2041,7 @@
                 <w:color w:val="17384B"/>
                 <w:sz w:val="17"/>
               </w:rPr>
-              <w:t>Rejected, unavailable, or unsafe output becomes Java fixed Bengali guidance.</w:t>
+              <w:t>Optional browser features cannot block safety guidance.</w:t>
             </w:r>
           </w:p>
         </w:tc>
@@ -2967,9 +2057,9 @@
               <w:right w:val="single" w:sz="6" w:color="C7DFDB"/>
             </w:tcBorders>
             <w:tcMar>
-              <w:top w:w="100" w:type="dxa"/>
+              <w:top w:w="90" w:type="dxa"/>
               <w:start w:w="120" w:type="dxa"/>
-              <w:bottom w:w="100" w:type="dxa"/>
+              <w:bottom w:w="90" w:type="dxa"/>
               <w:end w:w="120" w:type="dxa"/>
             </w:tcMar>
             <w:vAlign w:val="top"/>
@@ -2977,7 +2067,6 @@
           <w:p>
             <w:pPr>
               <w:spacing w:after="0"/>
-              <w:jc w:val="left"/>
             </w:pPr>
             <w:r>
               <w:rPr>
@@ -2992,7 +2081,7 @@
         </w:tc>
         <w:tc>
           <w:tcPr>
-            <w:tcW w:type="dxa" w:w="4464"/>
+            <w:tcW w:type="dxa" w:w="4824"/>
             <w:tcBorders>
               <w:top w:val="single" w:sz="6" w:color="C7DFDB"/>
               <w:left w:val="single" w:sz="6" w:color="C7DFDB"/>
@@ -3000,9 +2089,9 @@
               <w:right w:val="single" w:sz="6" w:color="C7DFDB"/>
             </w:tcBorders>
             <w:tcMar>
-              <w:top w:w="100" w:type="dxa"/>
+              <w:top w:w="90" w:type="dxa"/>
               <w:start w:w="120" w:type="dxa"/>
-              <w:bottom w:w="100" w:type="dxa"/>
+              <w:bottom w:w="90" w:type="dxa"/>
               <w:end w:w="120" w:type="dxa"/>
             </w:tcMar>
             <w:vAlign w:val="top"/>
@@ -3010,7 +2099,6 @@
           <w:p>
             <w:pPr>
               <w:spacing w:after="0"/>
-              <w:jc w:val="left"/>
             </w:pPr>
             <w:r>
               <w:rPr>
@@ -3019,13 +2107,13 @@
                 <w:color w:val="17384B"/>
                 <w:sz w:val="17"/>
               </w:rPr>
-              <w:t>The UI shows one source at a time: validated Ollama/RAG explanation or Java fallback.</w:t>
+              <w:t>UI shows validated Ollama/RAG guidance or Java fallback, one source at a time.</w:t>
             </w:r>
           </w:p>
         </w:tc>
         <w:tc>
           <w:tcPr>
-            <w:tcW w:type="dxa" w:w="3168"/>
+            <w:tcW w:type="dxa" w:w="2592"/>
             <w:tcBorders>
               <w:top w:val="single" w:sz="6" w:color="C7DFDB"/>
               <w:left w:val="single" w:sz="6" w:color="C7DFDB"/>
@@ -3033,9 +2121,9 @@
               <w:right w:val="single" w:sz="6" w:color="C7DFDB"/>
             </w:tcBorders>
             <w:tcMar>
-              <w:top w:w="100" w:type="dxa"/>
+              <w:top w:w="90" w:type="dxa"/>
               <w:start w:w="120" w:type="dxa"/>
-              <w:bottom w:w="100" w:type="dxa"/>
+              <w:bottom w:w="90" w:type="dxa"/>
               <w:end w:w="120" w:type="dxa"/>
             </w:tcMar>
             <w:vAlign w:val="top"/>
@@ -3043,7 +2131,6 @@
           <w:p>
             <w:pPr>
               <w:spacing w:after="0"/>
-              <w:jc w:val="left"/>
             </w:pPr>
             <w:r>
               <w:rPr>
@@ -3052,7 +2139,70 @@
                 <w:color w:val="17384B"/>
                 <w:sz w:val="17"/>
               </w:rPr>
-              <w:t>Ollama cannot diagnose, prescribe, invent a facility, or alter the selected route.</w:t>
+              <w:t>The safe route remains visible and stable.</w:t>
+            </w:r>
+          </w:p>
+        </w:tc>
+      </w:tr>
+    </w:tbl>
+    <w:p>
+      <w:pPr>
+        <w:spacing w:after="20"/>
+      </w:pPr>
+    </w:p>
+    <w:tbl>
+      <w:tblPr>
+        <w:tblW w:type="auto" w:w="0"/>
+        <w:tblLook w:firstColumn="1" w:firstRow="1" w:lastColumn="0" w:lastRow="0" w:noHBand="0" w:noVBand="1" w:val="04A0"/>
+      </w:tblPr>
+      <w:tblGrid>
+        <w:gridCol w:w="10166"/>
+      </w:tblGrid>
+      <w:tr>
+        <w:tc>
+          <w:tcPr>
+            <w:tcW w:type="dxa" w:w="10166"/>
+            <w:shd w:fill="FFF0ED"/>
+            <w:tcBorders>
+              <w:top w:val="single" w:sz="6" w:color="C7DFDB"/>
+              <w:left w:val="single" w:sz="6" w:color="C7DFDB"/>
+              <w:bottom w:val="single" w:sz="6" w:color="C7DFDB"/>
+              <w:right w:val="single" w:sz="6" w:color="C7DFDB"/>
+            </w:tcBorders>
+            <w:tcMar>
+              <w:top w:w="90" w:type="dxa"/>
+              <w:start w:w="120" w:type="dxa"/>
+              <w:bottom w:w="90" w:type="dxa"/>
+              <w:end w:w="120" w:type="dxa"/>
+            </w:tcMar>
+            <w:vAlign w:val="top"/>
+          </w:tcPr>
+          <w:p>
+            <w:pPr>
+              <w:spacing w:after="0"/>
+            </w:pPr>
+            <w:r>
+              <w:rPr>
+                <w:rFonts w:ascii="Aptos" w:hAnsi="Aptos"/>
+                <w:b/>
+                <w:color w:val="17384B"/>
+                <w:sz w:val="21"/>
+              </w:rPr>
+              <w:t>Demo-data boundary</w:t>
+            </w:r>
+          </w:p>
+          <w:p>
+            <w:pPr>
+              <w:spacing w:after="0"/>
+            </w:pPr>
+            <w:r>
+              <w:rPr>
+                <w:rFonts w:ascii="Aptos" w:hAnsi="Aptos"/>
+                <w:b w:val="0"/>
+                <w:color w:val="17384B"/>
+                <w:sz w:val="19"/>
+              </w:rPr>
+              <w:t>Seeded pathways, criteria, Bengali guidance, and sources are labelled DEMO_SIMULATED_NOT_FOR_CLINICAL_USE and require DEMO_RAG_ENABLED=true. They demonstrate the flow but are not approved clinical content.</w:t>
             </w:r>
           </w:p>
         </w:tc>
@@ -3074,81 +2224,7 @@
           <w:color w:val="2F6FAF"/>
           <w:sz w:val="34"/>
         </w:rPr>
-        <w:t>5. Current data, service-navigation, and audit boundaries</w:t>
-      </w:r>
-    </w:p>
-    <w:p>
-      <w:pPr>
-        <w:pStyle w:val="ListBullet"/>
-        <w:spacing w:after="60"/>
-      </w:pPr>
-      <w:r>
-        <w:rPr>
-          <w:rFonts w:ascii="Aptos" w:hAnsi="Aptos"/>
-          <w:b w:val="0"/>
-          <w:color w:val="17384B"/>
-          <w:sz w:val="19"/>
-        </w:rPr>
-        <w:t>Clinical criteria, route guidance, and reference sources are in PostgreSQL. The database is the retrieval source for RAG guidance as well as the criteria repository for Java routing.</w:t>
-      </w:r>
-    </w:p>
-    <w:p>
-      <w:pPr>
-        <w:pStyle w:val="ListBullet"/>
-        <w:spacing w:after="60"/>
-      </w:pPr>
-      <w:r>
-        <w:rPr>
-          <w:rFonts w:ascii="Aptos" w:hAnsi="Aptos"/>
-          <w:b w:val="0"/>
-          <w:color w:val="17384B"/>
-          <w:sz w:val="19"/>
-        </w:rPr>
-        <w:t>Demo facility and support options are currently frontend demonstration data. A managed PostgreSQL service directory, freshness workflow, and coordinator administration interface are not implemented.</w:t>
-      </w:r>
-    </w:p>
-    <w:p>
-      <w:pPr>
-        <w:pStyle w:val="ListBullet"/>
-        <w:spacing w:after="60"/>
-      </w:pPr>
-      <w:r>
-        <w:rPr>
-          <w:rFonts w:ascii="Aptos" w:hAnsi="Aptos"/>
-          <w:b w:val="0"/>
-          <w:color w:val="17384B"/>
-          <w:sz w:val="19"/>
-        </w:rPr>
-        <w:t>The backend logs routing inputs, matched criteria, selected outcome, Ollama generation, validation, and fallback reasons. A persistent non-identifying audit-event store is future scope.</w:t>
-      </w:r>
-    </w:p>
-    <w:p>
-      <w:pPr>
-        <w:pStyle w:val="ListBullet"/>
-        <w:spacing w:after="60"/>
-      </w:pPr>
-      <w:r>
-        <w:rPr>
-          <w:rFonts w:ascii="Aptos" w:hAnsi="Aptos"/>
-          <w:b w:val="0"/>
-          <w:color w:val="17384B"/>
-          <w:sz w:val="19"/>
-        </w:rPr>
-        <w:t>Browser location, sharing, and speech are optional progressive capabilities; their absence must not block safety guidance or a human-support route.</w:t>
-      </w:r>
-    </w:p>
-    <w:p>
-      <w:pPr>
-        <w:spacing w:before="260" w:after="100"/>
-      </w:pPr>
-      <w:r>
-        <w:rPr>
-          <w:rFonts w:ascii="Aptos" w:hAnsi="Aptos"/>
-          <w:b/>
-          <w:color w:val="2F6FAF"/>
-          <w:sz w:val="34"/>
-        </w:rPr>
-        <w:t>6. Future controlled-pilot scope (not implemented in the current MVP)</w:t>
+        <w:t>3. PostgreSQL RAG and local Ollama</w:t>
       </w:r>
     </w:p>
     <w:tbl>
@@ -3166,7 +2242,7 @@
       <w:tr>
         <w:tc>
           <w:tcPr>
-            <w:tcW w:type="dxa" w:w="2736"/>
+            <w:tcW w:type="dxa" w:w="1584"/>
             <w:shd w:fill="DDE8F0"/>
             <w:tcBorders>
               <w:top w:val="single" w:sz="6" w:color="C7DFDB"/>
@@ -3175,16 +2251,16 @@
               <w:right w:val="single" w:sz="6" w:color="C7DFDB"/>
             </w:tcBorders>
             <w:tcMar>
-              <w:top w:w="100" w:type="dxa"/>
+              <w:top w:w="90" w:type="dxa"/>
               <w:start w:w="120" w:type="dxa"/>
-              <w:bottom w:w="100" w:type="dxa"/>
+              <w:bottom w:w="90" w:type="dxa"/>
               <w:end w:w="120" w:type="dxa"/>
             </w:tcMar>
+            <w:vAlign w:val="top"/>
           </w:tcPr>
           <w:p>
             <w:pPr>
               <w:spacing w:after="0"/>
-              <w:jc w:val="left"/>
             </w:pPr>
             <w:r>
               <w:rPr>
@@ -3193,13 +2269,13 @@
                 <w:color w:val="17384B"/>
                 <w:sz w:val="18"/>
               </w:rPr>
-              <w:t>Future capability</w:t>
+              <w:t>Stage</w:t>
             </w:r>
           </w:p>
         </w:tc>
         <w:tc>
           <w:tcPr>
-            <w:tcW w:type="dxa" w:w="4032"/>
+            <w:tcW w:type="dxa" w:w="4320"/>
             <w:shd w:fill="DDE8F0"/>
             <w:tcBorders>
               <w:top w:val="single" w:sz="6" w:color="C7DFDB"/>
@@ -3208,16 +2284,16 @@
               <w:right w:val="single" w:sz="6" w:color="C7DFDB"/>
             </w:tcBorders>
             <w:tcMar>
-              <w:top w:w="100" w:type="dxa"/>
+              <w:top w:w="90" w:type="dxa"/>
               <w:start w:w="120" w:type="dxa"/>
-              <w:bottom w:w="100" w:type="dxa"/>
+              <w:bottom w:w="90" w:type="dxa"/>
               <w:end w:w="120" w:type="dxa"/>
             </w:tcMar>
+            <w:vAlign w:val="top"/>
           </w:tcPr>
           <w:p>
             <w:pPr>
               <w:spacing w:after="0"/>
-              <w:jc w:val="left"/>
             </w:pPr>
             <w:r>
               <w:rPr>
@@ -3226,13 +2302,13 @@
                 <w:color w:val="17384B"/>
                 <w:sz w:val="18"/>
               </w:rPr>
-              <w:t>Future role</w:t>
+              <w:t>Current behaviour</w:t>
             </w:r>
           </w:p>
         </w:tc>
         <w:tc>
           <w:tcPr>
-            <w:tcW w:type="dxa" w:w="2592"/>
+            <w:tcW w:type="dxa" w:w="3240"/>
             <w:shd w:fill="DDE8F0"/>
             <w:tcBorders>
               <w:top w:val="single" w:sz="6" w:color="C7DFDB"/>
@@ -3241,16 +2317,16 @@
               <w:right w:val="single" w:sz="6" w:color="C7DFDB"/>
             </w:tcBorders>
             <w:tcMar>
-              <w:top w:w="100" w:type="dxa"/>
+              <w:top w:w="90" w:type="dxa"/>
               <w:start w:w="120" w:type="dxa"/>
-              <w:bottom w:w="100" w:type="dxa"/>
+              <w:bottom w:w="90" w:type="dxa"/>
               <w:end w:w="120" w:type="dxa"/>
             </w:tcMar>
+            <w:vAlign w:val="top"/>
           </w:tcPr>
           <w:p>
             <w:pPr>
               <w:spacing w:after="0"/>
-              <w:jc w:val="left"/>
             </w:pPr>
             <w:r>
               <w:rPr>
@@ -3259,7 +2335,7 @@
                 <w:color w:val="17384B"/>
                 <w:sz w:val="18"/>
               </w:rPr>
-              <w:t>Required gate</w:t>
+              <w:t>Safety boundary</w:t>
             </w:r>
           </w:p>
         </w:tc>
@@ -3267,7 +2343,7 @@
       <w:tr>
         <w:tc>
           <w:tcPr>
-            <w:tcW w:type="dxa" w:w="2736"/>
+            <w:tcW w:type="dxa" w:w="1584"/>
             <w:tcBorders>
               <w:top w:val="single" w:sz="6" w:color="C7DFDB"/>
               <w:left w:val="single" w:sz="6" w:color="C7DFDB"/>
@@ -3275,9 +2351,9 @@
               <w:right w:val="single" w:sz="6" w:color="C7DFDB"/>
             </w:tcBorders>
             <w:tcMar>
-              <w:top w:w="100" w:type="dxa"/>
+              <w:top w:w="90" w:type="dxa"/>
               <w:start w:w="120" w:type="dxa"/>
-              <w:bottom w:w="100" w:type="dxa"/>
+              <w:bottom w:w="90" w:type="dxa"/>
               <w:end w:w="120" w:type="dxa"/>
             </w:tcMar>
             <w:vAlign w:val="top"/>
@@ -3285,7 +2361,6 @@
           <w:p>
             <w:pPr>
               <w:spacing w:after="0"/>
-              <w:jc w:val="left"/>
             </w:pPr>
             <w:r>
               <w:rPr>
@@ -3294,13 +2369,13 @@
                 <w:color w:val="17384B"/>
                 <w:sz w:val="17"/>
               </w:rPr>
-              <w:t>Managed service directory and coordinator workflow</w:t>
+              <w:t>Feature flags</w:t>
             </w:r>
           </w:p>
         </w:tc>
         <w:tc>
           <w:tcPr>
-            <w:tcW w:type="dxa" w:w="4032"/>
+            <w:tcW w:type="dxa" w:w="4320"/>
             <w:tcBorders>
               <w:top w:val="single" w:sz="6" w:color="C7DFDB"/>
               <w:left w:val="single" w:sz="6" w:color="C7DFDB"/>
@@ -3308,9 +2383,9 @@
               <w:right w:val="single" w:sz="6" w:color="C7DFDB"/>
             </w:tcBorders>
             <w:tcMar>
-              <w:top w:w="100" w:type="dxa"/>
+              <w:top w:w="90" w:type="dxa"/>
               <w:start w:w="120" w:type="dxa"/>
-              <w:bottom w:w="100" w:type="dxa"/>
+              <w:bottom w:w="90" w:type="dxa"/>
               <w:end w:w="120" w:type="dxa"/>
             </w:tcMar>
             <w:vAlign w:val="top"/>
@@ -3318,7 +2393,6 @@
           <w:p>
             <w:pPr>
               <w:spacing w:after="0"/>
-              <w:jc w:val="left"/>
             </w:pPr>
             <w:r>
               <w:rPr>
@@ -3327,13 +2401,13 @@
                 <w:color w:val="17384B"/>
                 <w:sz w:val="17"/>
               </w:rPr>
-              <w:t>Maintain partner-verified facilities, ownership, availability, and freshness metadata.</w:t>
+              <w:t>AI_SUMMARY_ENABLED enables local Ollama; DEMO_RAG_ENABLED enables simulated demo records.</w:t>
             </w:r>
           </w:p>
         </w:tc>
         <w:tc>
           <w:tcPr>
-            <w:tcW w:type="dxa" w:w="2592"/>
+            <w:tcW w:type="dxa" w:w="3240"/>
             <w:tcBorders>
               <w:top w:val="single" w:sz="6" w:color="C7DFDB"/>
               <w:left w:val="single" w:sz="6" w:color="C7DFDB"/>
@@ -3341,9 +2415,9 @@
               <w:right w:val="single" w:sz="6" w:color="C7DFDB"/>
             </w:tcBorders>
             <w:tcMar>
-              <w:top w:w="100" w:type="dxa"/>
+              <w:top w:w="90" w:type="dxa"/>
               <w:start w:w="120" w:type="dxa"/>
-              <w:bottom w:w="100" w:type="dxa"/>
+              <w:bottom w:w="90" w:type="dxa"/>
               <w:end w:w="120" w:type="dxa"/>
             </w:tcMar>
             <w:vAlign w:val="top"/>
@@ -3351,7 +2425,6 @@
           <w:p>
             <w:pPr>
               <w:spacing w:after="0"/>
-              <w:jc w:val="left"/>
             </w:pPr>
             <w:r>
               <w:rPr>
@@ -3360,7 +2433,7 @@
                 <w:color w:val="17384B"/>
                 <w:sz w:val="17"/>
               </w:rPr>
-              <w:t>Partner data source, named owner, human approval, and rollback.</w:t>
+              <w:t>Backend-only configuration.</w:t>
             </w:r>
           </w:p>
         </w:tc>
@@ -3368,7 +2441,7 @@
       <w:tr>
         <w:tc>
           <w:tcPr>
-            <w:tcW w:type="dxa" w:w="2736"/>
+            <w:tcW w:type="dxa" w:w="1584"/>
             <w:tcBorders>
               <w:top w:val="single" w:sz="6" w:color="C7DFDB"/>
               <w:left w:val="single" w:sz="6" w:color="C7DFDB"/>
@@ -3376,9 +2449,9 @@
               <w:right w:val="single" w:sz="6" w:color="C7DFDB"/>
             </w:tcBorders>
             <w:tcMar>
-              <w:top w:w="100" w:type="dxa"/>
+              <w:top w:w="90" w:type="dxa"/>
               <w:start w:w="120" w:type="dxa"/>
-              <w:bottom w:w="100" w:type="dxa"/>
+              <w:bottom w:w="90" w:type="dxa"/>
               <w:end w:w="120" w:type="dxa"/>
             </w:tcMar>
             <w:vAlign w:val="top"/>
@@ -3386,7 +2459,6 @@
           <w:p>
             <w:pPr>
               <w:spacing w:after="0"/>
-              <w:jc w:val="left"/>
             </w:pPr>
             <w:r>
               <w:rPr>
@@ -3395,13 +2467,13 @@
                 <w:color w:val="17384B"/>
                 <w:sz w:val="17"/>
               </w:rPr>
-              <w:t>Persistent audit and evaluation store</w:t>
+              <w:t>RAG retrieval</w:t>
             </w:r>
           </w:p>
         </w:tc>
         <w:tc>
           <w:tcPr>
-            <w:tcW w:type="dxa" w:w="4032"/>
+            <w:tcW w:type="dxa" w:w="4320"/>
             <w:tcBorders>
               <w:top w:val="single" w:sz="6" w:color="C7DFDB"/>
               <w:left w:val="single" w:sz="6" w:color="C7DFDB"/>
@@ -3409,9 +2481,9 @@
               <w:right w:val="single" w:sz="6" w:color="C7DFDB"/>
             </w:tcBorders>
             <w:tcMar>
-              <w:top w:w="100" w:type="dxa"/>
+              <w:top w:w="90" w:type="dxa"/>
               <w:start w:w="120" w:type="dxa"/>
-              <w:bottom w:w="100" w:type="dxa"/>
+              <w:bottom w:w="90" w:type="dxa"/>
               <w:end w:w="120" w:type="dxa"/>
             </w:tcMar>
             <w:vAlign w:val="top"/>
@@ -3419,7 +2491,6 @@
           <w:p>
             <w:pPr>
               <w:spacing w:after="0"/>
-              <w:jc w:val="left"/>
             </w:pPr>
             <w:r>
               <w:rPr>
@@ -3428,13 +2499,13 @@
                 <w:color w:val="17384B"/>
                 <w:sz w:val="17"/>
               </w:rPr>
-              <w:t>Capture non-identifying correlation, version, latency, validation, and fallback information.</w:t>
+              <w:t>PostgreSQL returns Bengali guidance and reference data for the fixed route.</w:t>
             </w:r>
           </w:p>
         </w:tc>
         <w:tc>
           <w:tcPr>
-            <w:tcW w:type="dxa" w:w="2592"/>
+            <w:tcW w:type="dxa" w:w="3240"/>
             <w:tcBorders>
               <w:top w:val="single" w:sz="6" w:color="C7DFDB"/>
               <w:left w:val="single" w:sz="6" w:color="C7DFDB"/>
@@ -3442,9 +2513,9 @@
               <w:right w:val="single" w:sz="6" w:color="C7DFDB"/>
             </w:tcBorders>
             <w:tcMar>
-              <w:top w:w="100" w:type="dxa"/>
+              <w:top w:w="90" w:type="dxa"/>
               <w:start w:w="120" w:type="dxa"/>
-              <w:bottom w:w="100" w:type="dxa"/>
+              <w:bottom w:w="90" w:type="dxa"/>
               <w:end w:w="120" w:type="dxa"/>
             </w:tcMar>
             <w:vAlign w:val="top"/>
@@ -3452,7 +2523,6 @@
           <w:p>
             <w:pPr>
               <w:spacing w:after="0"/>
-              <w:jc w:val="left"/>
             </w:pPr>
             <w:r>
               <w:rPr>
@@ -3461,7 +2531,7 @@
                 <w:color w:val="17384B"/>
                 <w:sz w:val="17"/>
               </w:rPr>
-              <w:t>Privacy design, retention policy, and operational monitoring.</w:t>
+              <w:t>No RAG record can alter the Java route.</w:t>
             </w:r>
           </w:p>
         </w:tc>
@@ -3469,7 +2539,7 @@
       <w:tr>
         <w:tc>
           <w:tcPr>
-            <w:tcW w:type="dxa" w:w="2736"/>
+            <w:tcW w:type="dxa" w:w="1584"/>
             <w:tcBorders>
               <w:top w:val="single" w:sz="6" w:color="C7DFDB"/>
               <w:left w:val="single" w:sz="6" w:color="C7DFDB"/>
@@ -3477,9 +2547,9 @@
               <w:right w:val="single" w:sz="6" w:color="C7DFDB"/>
             </w:tcBorders>
             <w:tcMar>
-              <w:top w:w="100" w:type="dxa"/>
+              <w:top w:w="90" w:type="dxa"/>
               <w:start w:w="120" w:type="dxa"/>
-              <w:bottom w:w="100" w:type="dxa"/>
+              <w:bottom w:w="90" w:type="dxa"/>
               <w:end w:w="120" w:type="dxa"/>
             </w:tcMar>
             <w:vAlign w:val="top"/>
@@ -3487,7 +2557,6 @@
           <w:p>
             <w:pPr>
               <w:spacing w:after="0"/>
-              <w:jc w:val="left"/>
             </w:pPr>
             <w:r>
               <w:rPr>
@@ -3496,13 +2565,13 @@
                 <w:color w:val="17384B"/>
                 <w:sz w:val="17"/>
               </w:rPr>
-              <w:t>Agent, Skills, and MCP gateway</w:t>
+              <w:t>Generation</w:t>
             </w:r>
           </w:p>
         </w:tc>
         <w:tc>
           <w:tcPr>
-            <w:tcW w:type="dxa" w:w="4032"/>
+            <w:tcW w:type="dxa" w:w="4320"/>
             <w:tcBorders>
               <w:top w:val="single" w:sz="6" w:color="C7DFDB"/>
               <w:left w:val="single" w:sz="6" w:color="C7DFDB"/>
@@ -3510,9 +2579,9 @@
               <w:right w:val="single" w:sz="6" w:color="C7DFDB"/>
             </w:tcBorders>
             <w:tcMar>
-              <w:top w:w="100" w:type="dxa"/>
+              <w:top w:w="90" w:type="dxa"/>
               <w:start w:w="120" w:type="dxa"/>
-              <w:bottom w:w="100" w:type="dxa"/>
+              <w:bottom w:w="90" w:type="dxa"/>
               <w:end w:w="120" w:type="dxa"/>
             </w:tcMar>
             <w:vAlign w:val="top"/>
@@ -3520,7 +2589,6 @@
           <w:p>
             <w:pPr>
               <w:spacing w:after="0"/>
-              <w:jc w:val="left"/>
             </w:pPr>
             <w:r>
               <w:rPr>
@@ -3529,13 +2597,13 @@
                 <w:color w:val="17384B"/>
                 <w:sz w:val="17"/>
               </w:rPr>
-              <w:t>Bounded, server-side retrieval or operations support downstream of the fixed route.</w:t>
+              <w:t>Local Ollama (default llama3.2:3b) produces short Bengali communication.</w:t>
             </w:r>
           </w:p>
         </w:tc>
         <w:tc>
           <w:tcPr>
-            <w:tcW w:type="dxa" w:w="2592"/>
+            <w:tcW w:type="dxa" w:w="3240"/>
             <w:tcBorders>
               <w:top w:val="single" w:sz="6" w:color="C7DFDB"/>
               <w:left w:val="single" w:sz="6" w:color="C7DFDB"/>
@@ -3543,9 +2611,9 @@
               <w:right w:val="single" w:sz="6" w:color="C7DFDB"/>
             </w:tcBorders>
             <w:tcMar>
-              <w:top w:w="100" w:type="dxa"/>
+              <w:top w:w="90" w:type="dxa"/>
               <w:start w:w="120" w:type="dxa"/>
-              <w:bottom w:w="100" w:type="dxa"/>
+              <w:bottom w:w="90" w:type="dxa"/>
               <w:end w:w="120" w:type="dxa"/>
             </w:tcMar>
             <w:vAlign w:val="top"/>
@@ -3553,7 +2621,6 @@
           <w:p>
             <w:pPr>
               <w:spacing w:after="0"/>
-              <w:jc w:val="left"/>
             </w:pPr>
             <w:r>
               <w:rPr>
@@ -3562,7 +2629,7 @@
                 <w:color w:val="17384B"/>
                 <w:sz w:val="17"/>
               </w:rPr>
-              <w:t>Allowlisted tools, least privilege, review, testing, and no autonomous action.</w:t>
+              <w:t>No raw voice, free text, patient details, precise location, photos, or records are sent.</w:t>
             </w:r>
           </w:p>
         </w:tc>
@@ -3570,7 +2637,7 @@
       <w:tr>
         <w:tc>
           <w:tcPr>
-            <w:tcW w:type="dxa" w:w="2736"/>
+            <w:tcW w:type="dxa" w:w="1584"/>
             <w:tcBorders>
               <w:top w:val="single" w:sz="6" w:color="C7DFDB"/>
               <w:left w:val="single" w:sz="6" w:color="C7DFDB"/>
@@ -3578,9 +2645,9 @@
               <w:right w:val="single" w:sz="6" w:color="C7DFDB"/>
             </w:tcBorders>
             <w:tcMar>
-              <w:top w:w="100" w:type="dxa"/>
+              <w:top w:w="90" w:type="dxa"/>
               <w:start w:w="120" w:type="dxa"/>
-              <w:bottom w:w="100" w:type="dxa"/>
+              <w:bottom w:w="90" w:type="dxa"/>
               <w:end w:w="120" w:type="dxa"/>
             </w:tcMar>
             <w:vAlign w:val="top"/>
@@ -3588,7 +2655,6 @@
           <w:p>
             <w:pPr>
               <w:spacing w:after="0"/>
-              <w:jc w:val="left"/>
             </w:pPr>
             <w:r>
               <w:rPr>
@@ -3597,13 +2663,13 @@
                 <w:color w:val="17384B"/>
                 <w:sz w:val="17"/>
               </w:rPr>
-              <w:t>Alternative model providers</w:t>
+              <w:t>Validation</w:t>
             </w:r>
           </w:p>
         </w:tc>
         <w:tc>
           <w:tcPr>
-            <w:tcW w:type="dxa" w:w="4032"/>
+            <w:tcW w:type="dxa" w:w="4320"/>
             <w:tcBorders>
               <w:top w:val="single" w:sz="6" w:color="C7DFDB"/>
               <w:left w:val="single" w:sz="6" w:color="C7DFDB"/>
@@ -3611,9 +2677,9 @@
               <w:right w:val="single" w:sz="6" w:color="C7DFDB"/>
             </w:tcBorders>
             <w:tcMar>
-              <w:top w:w="100" w:type="dxa"/>
+              <w:top w:w="90" w:type="dxa"/>
               <w:start w:w="120" w:type="dxa"/>
-              <w:bottom w:w="100" w:type="dxa"/>
+              <w:bottom w:w="90" w:type="dxa"/>
               <w:end w:w="120" w:type="dxa"/>
             </w:tcMar>
             <w:vAlign w:val="top"/>
@@ -3621,7 +2687,6 @@
           <w:p>
             <w:pPr>
               <w:spacing w:after="0"/>
-              <w:jc w:val="left"/>
             </w:pPr>
             <w:r>
               <w:rPr>
@@ -3630,13 +2695,13 @@
                 <w:color w:val="17384B"/>
                 <w:sz w:val="17"/>
               </w:rPr>
-              <w:t>A future provider choice may replace or supplement local Ollama.</w:t>
+              <w:t>CaregiverSummaryPolicy accepts safe text or rejects it.</w:t>
             </w:r>
           </w:p>
         </w:tc>
         <w:tc>
           <w:tcPr>
-            <w:tcW w:type="dxa" w:w="2592"/>
+            <w:tcW w:type="dxa" w:w="3240"/>
             <w:tcBorders>
               <w:top w:val="single" w:sz="6" w:color="C7DFDB"/>
               <w:left w:val="single" w:sz="6" w:color="C7DFDB"/>
@@ -3644,9 +2709,9 @@
               <w:right w:val="single" w:sz="6" w:color="C7DFDB"/>
             </w:tcBorders>
             <w:tcMar>
-              <w:top w:w="100" w:type="dxa"/>
+              <w:top w:w="90" w:type="dxa"/>
               <w:start w:w="120" w:type="dxa"/>
-              <w:bottom w:w="100" w:type="dxa"/>
+              <w:bottom w:w="90" w:type="dxa"/>
               <w:end w:w="120" w:type="dxa"/>
             </w:tcMar>
             <w:vAlign w:val="top"/>
@@ -3654,7 +2719,6 @@
           <w:p>
             <w:pPr>
               <w:spacing w:after="0"/>
-              <w:jc w:val="left"/>
             </w:pPr>
             <w:r>
               <w:rPr>
@@ -3663,7 +2727,105 @@
                 <w:color w:val="17384B"/>
                 <w:sz w:val="17"/>
               </w:rPr>
-              <w:t>Clinical/content review, privacy approval, Bengali evaluation, and failure tests.</w:t>
+              <w:t>API returns fixed fallback guidance on rejection or failure.</w:t>
+            </w:r>
+          </w:p>
+        </w:tc>
+      </w:tr>
+      <w:tr>
+        <w:tc>
+          <w:tcPr>
+            <w:tcW w:type="dxa" w:w="1584"/>
+            <w:tcBorders>
+              <w:top w:val="single" w:sz="6" w:color="C7DFDB"/>
+              <w:left w:val="single" w:sz="6" w:color="C7DFDB"/>
+              <w:bottom w:val="single" w:sz="6" w:color="C7DFDB"/>
+              <w:right w:val="single" w:sz="6" w:color="C7DFDB"/>
+            </w:tcBorders>
+            <w:tcMar>
+              <w:top w:w="90" w:type="dxa"/>
+              <w:start w:w="120" w:type="dxa"/>
+              <w:bottom w:w="90" w:type="dxa"/>
+              <w:end w:w="120" w:type="dxa"/>
+            </w:tcMar>
+            <w:vAlign w:val="top"/>
+          </w:tcPr>
+          <w:p>
+            <w:pPr>
+              <w:spacing w:after="0"/>
+            </w:pPr>
+            <w:r>
+              <w:rPr>
+                <w:rFonts w:ascii="Aptos" w:hAnsi="Aptos"/>
+                <w:b w:val="0"/>
+                <w:color w:val="17384B"/>
+                <w:sz w:val="17"/>
+              </w:rPr>
+              <w:t>Presentation</w:t>
+            </w:r>
+          </w:p>
+        </w:tc>
+        <w:tc>
+          <w:tcPr>
+            <w:tcW w:type="dxa" w:w="4320"/>
+            <w:tcBorders>
+              <w:top w:val="single" w:sz="6" w:color="C7DFDB"/>
+              <w:left w:val="single" w:sz="6" w:color="C7DFDB"/>
+              <w:bottom w:val="single" w:sz="6" w:color="C7DFDB"/>
+              <w:right w:val="single" w:sz="6" w:color="C7DFDB"/>
+            </w:tcBorders>
+            <w:tcMar>
+              <w:top w:w="90" w:type="dxa"/>
+              <w:start w:w="120" w:type="dxa"/>
+              <w:bottom w:w="90" w:type="dxa"/>
+              <w:end w:w="120" w:type="dxa"/>
+            </w:tcMar>
+            <w:vAlign w:val="top"/>
+          </w:tcPr>
+          <w:p>
+            <w:pPr>
+              <w:spacing w:after="0"/>
+            </w:pPr>
+            <w:r>
+              <w:rPr>
+                <w:rFonts w:ascii="Aptos" w:hAnsi="Aptos"/>
+                <w:b w:val="0"/>
+                <w:color w:val="17384B"/>
+                <w:sz w:val="17"/>
+              </w:rPr>
+              <w:t>Result UI shows validated generated guidance or Java fallback.</w:t>
+            </w:r>
+          </w:p>
+        </w:tc>
+        <w:tc>
+          <w:tcPr>
+            <w:tcW w:type="dxa" w:w="3240"/>
+            <w:tcBorders>
+              <w:top w:val="single" w:sz="6" w:color="C7DFDB"/>
+              <w:left w:val="single" w:sz="6" w:color="C7DFDB"/>
+              <w:bottom w:val="single" w:sz="6" w:color="C7DFDB"/>
+              <w:right w:val="single" w:sz="6" w:color="C7DFDB"/>
+            </w:tcBorders>
+            <w:tcMar>
+              <w:top w:w="90" w:type="dxa"/>
+              <w:start w:w="120" w:type="dxa"/>
+              <w:bottom w:w="90" w:type="dxa"/>
+              <w:end w:w="120" w:type="dxa"/>
+            </w:tcMar>
+            <w:vAlign w:val="top"/>
+          </w:tcPr>
+          <w:p>
+            <w:pPr>
+              <w:spacing w:after="0"/>
+            </w:pPr>
+            <w:r>
+              <w:rPr>
+                <w:rFonts w:ascii="Aptos" w:hAnsi="Aptos"/>
+                <w:b w:val="0"/>
+                <w:color w:val="17384B"/>
+                <w:sz w:val="17"/>
+              </w:rPr>
+              <w:t>Ollama cannot diagnose, prescribe, invent facilities, or take autonomous action.</w:t>
             </w:r>
           </w:p>
         </w:tc>
@@ -3685,7 +2847,7 @@
           <w:color w:val="2F6FAF"/>
           <w:sz w:val="34"/>
         </w:rPr>
-        <w:t>7. Deployment view</w:t>
+        <w:t>4. Security, privacy, and governance controls</w:t>
       </w:r>
     </w:p>
     <w:tbl>
@@ -3712,16 +2874,16 @@
               <w:right w:val="single" w:sz="6" w:color="C7DFDB"/>
             </w:tcBorders>
             <w:tcMar>
-              <w:top w:w="100" w:type="dxa"/>
+              <w:top w:w="90" w:type="dxa"/>
               <w:start w:w="120" w:type="dxa"/>
-              <w:bottom w:w="100" w:type="dxa"/>
+              <w:bottom w:w="90" w:type="dxa"/>
               <w:end w:w="120" w:type="dxa"/>
             </w:tcMar>
+            <w:vAlign w:val="top"/>
           </w:tcPr>
           <w:p>
             <w:pPr>
               <w:spacing w:after="0"/>
-              <w:jc w:val="left"/>
             </w:pPr>
             <w:r>
               <w:rPr>
@@ -3730,13 +2892,13 @@
                 <w:color w:val="17384B"/>
                 <w:sz w:val="18"/>
               </w:rPr>
-              <w:t>Zone</w:t>
+              <w:t>Control area</w:t>
             </w:r>
           </w:p>
         </w:tc>
         <w:tc>
           <w:tcPr>
-            <w:tcW w:type="dxa" w:w="4320"/>
+            <w:tcW w:type="dxa" w:w="3672"/>
             <w:shd w:fill="DDE8F0"/>
             <w:tcBorders>
               <w:top w:val="single" w:sz="6" w:color="C7DFDB"/>
@@ -3745,16 +2907,16 @@
               <w:right w:val="single" w:sz="6" w:color="C7DFDB"/>
             </w:tcBorders>
             <w:tcMar>
-              <w:top w:w="100" w:type="dxa"/>
+              <w:top w:w="90" w:type="dxa"/>
               <w:start w:w="120" w:type="dxa"/>
-              <w:bottom w:w="100" w:type="dxa"/>
+              <w:bottom w:w="90" w:type="dxa"/>
               <w:end w:w="120" w:type="dxa"/>
             </w:tcMar>
+            <w:vAlign w:val="top"/>
           </w:tcPr>
           <w:p>
             <w:pPr>
               <w:spacing w:after="0"/>
-              <w:jc w:val="left"/>
             </w:pPr>
             <w:r>
               <w:rPr>
@@ -3763,13 +2925,13 @@
                 <w:color w:val="17384B"/>
                 <w:sz w:val="18"/>
               </w:rPr>
-              <w:t>Current capstone implementation</w:t>
+              <w:t>Implemented now</w:t>
             </w:r>
           </w:p>
         </w:tc>
         <w:tc>
           <w:tcPr>
-            <w:tcW w:type="dxa" w:w="3240"/>
+            <w:tcW w:type="dxa" w:w="3672"/>
             <w:shd w:fill="DDE8F0"/>
             <w:tcBorders>
               <w:top w:val="single" w:sz="6" w:color="C7DFDB"/>
@@ -3778,16 +2940,16 @@
               <w:right w:val="single" w:sz="6" w:color="C7DFDB"/>
             </w:tcBorders>
             <w:tcMar>
-              <w:top w:w="100" w:type="dxa"/>
+              <w:top w:w="90" w:type="dxa"/>
               <w:start w:w="120" w:type="dxa"/>
-              <w:bottom w:w="100" w:type="dxa"/>
+              <w:bottom w:w="90" w:type="dxa"/>
               <w:end w:w="120" w:type="dxa"/>
             </w:tcMar>
+            <w:vAlign w:val="top"/>
           </w:tcPr>
           <w:p>
             <w:pPr>
               <w:spacing w:after="0"/>
-              <w:jc w:val="left"/>
             </w:pPr>
             <w:r>
               <w:rPr>
@@ -3796,7 +2958,7 @@
                 <w:color w:val="17384B"/>
                 <w:sz w:val="18"/>
               </w:rPr>
-              <w:t>Future controlled scope</w:t>
+              <w:t>Current boundary / production strengthening</w:t>
             </w:r>
           </w:p>
         </w:tc>
@@ -3812,9 +2974,9 @@
               <w:right w:val="single" w:sz="6" w:color="C7DFDB"/>
             </w:tcBorders>
             <w:tcMar>
-              <w:top w:w="100" w:type="dxa"/>
+              <w:top w:w="90" w:type="dxa"/>
               <w:start w:w="120" w:type="dxa"/>
-              <w:bottom w:w="100" w:type="dxa"/>
+              <w:bottom w:w="90" w:type="dxa"/>
               <w:end w:w="120" w:type="dxa"/>
             </w:tcMar>
             <w:vAlign w:val="top"/>
@@ -3822,7 +2984,6 @@
           <w:p>
             <w:pPr>
               <w:spacing w:after="0"/>
-              <w:jc w:val="left"/>
             </w:pPr>
             <w:r>
               <w:rPr>
@@ -3831,13 +2992,13 @@
                 <w:color w:val="17384B"/>
                 <w:sz w:val="17"/>
               </w:rPr>
-              <w:t>Frontend</w:t>
+              <w:t>API exposure</w:t>
             </w:r>
           </w:p>
         </w:tc>
         <w:tc>
           <w:tcPr>
-            <w:tcW w:type="dxa" w:w="4320"/>
+            <w:tcW w:type="dxa" w:w="3672"/>
             <w:tcBorders>
               <w:top w:val="single" w:sz="6" w:color="C7DFDB"/>
               <w:left w:val="single" w:sz="6" w:color="C7DFDB"/>
@@ -3845,9 +3006,9 @@
               <w:right w:val="single" w:sz="6" w:color="C7DFDB"/>
             </w:tcBorders>
             <w:tcMar>
-              <w:top w:w="100" w:type="dxa"/>
+              <w:top w:w="90" w:type="dxa"/>
               <w:start w:w="120" w:type="dxa"/>
-              <w:bottom w:w="100" w:type="dxa"/>
+              <w:bottom w:w="90" w:type="dxa"/>
               <w:end w:w="120" w:type="dxa"/>
             </w:tcMar>
             <w:vAlign w:val="top"/>
@@ -3855,7 +3016,6 @@
           <w:p>
             <w:pPr>
               <w:spacing w:after="0"/>
-              <w:jc w:val="left"/>
             </w:pPr>
             <w:r>
               <w:rPr>
@@ -3864,13 +3024,13 @@
                 <w:color w:val="17384B"/>
                 <w:sz w:val="17"/>
               </w:rPr>
-              <w:t>React PWA runs locally for the demo; GitHub Pages publishes the wireframe documentation.</w:t>
+              <w:t>Stateless Spring Security; configured-origin CORS. Routing, AI-summary, and health endpoints are public for demo.</w:t>
             </w:r>
           </w:p>
         </w:tc>
         <w:tc>
           <w:tcPr>
-            <w:tcW w:type="dxa" w:w="3240"/>
+            <w:tcW w:type="dxa" w:w="3672"/>
             <w:tcBorders>
               <w:top w:val="single" w:sz="6" w:color="C7DFDB"/>
               <w:left w:val="single" w:sz="6" w:color="C7DFDB"/>
@@ -3878,9 +3038,9 @@
               <w:right w:val="single" w:sz="6" w:color="C7DFDB"/>
             </w:tcBorders>
             <w:tcMar>
-              <w:top w:w="100" w:type="dxa"/>
+              <w:top w:w="90" w:type="dxa"/>
               <w:start w:w="120" w:type="dxa"/>
-              <w:bottom w:w="100" w:type="dxa"/>
+              <w:bottom w:w="90" w:type="dxa"/>
               <w:end w:w="120" w:type="dxa"/>
             </w:tcMar>
             <w:vAlign w:val="top"/>
@@ -3888,7 +3048,6 @@
           <w:p>
             <w:pPr>
               <w:spacing w:after="0"/>
-              <w:jc w:val="left"/>
             </w:pPr>
             <w:r>
               <w:rPr>
@@ -3897,7 +3056,7 @@
                 <w:color w:val="17384B"/>
                 <w:sz w:val="17"/>
               </w:rPr>
-              <w:t>Production HTTPS hosting with deployment monitoring.</w:t>
+              <w:t>Production needs auth roles, HTTPS, rate limiting, abuse protection, and endpoint review.</w:t>
             </w:r>
           </w:p>
         </w:tc>
@@ -3913,9 +3072,9 @@
               <w:right w:val="single" w:sz="6" w:color="C7DFDB"/>
             </w:tcBorders>
             <w:tcMar>
-              <w:top w:w="100" w:type="dxa"/>
+              <w:top w:w="90" w:type="dxa"/>
               <w:start w:w="120" w:type="dxa"/>
-              <w:bottom w:w="100" w:type="dxa"/>
+              <w:bottom w:w="90" w:type="dxa"/>
               <w:end w:w="120" w:type="dxa"/>
             </w:tcMar>
             <w:vAlign w:val="top"/>
@@ -3923,7 +3082,6 @@
           <w:p>
             <w:pPr>
               <w:spacing w:after="0"/>
-              <w:jc w:val="left"/>
             </w:pPr>
             <w:r>
               <w:rPr>
@@ -3932,13 +3090,13 @@
                 <w:color w:val="17384B"/>
                 <w:sz w:val="17"/>
               </w:rPr>
-              <w:t>Backend</w:t>
+              <w:t>Secrets/configuration</w:t>
             </w:r>
           </w:p>
         </w:tc>
         <w:tc>
           <w:tcPr>
-            <w:tcW w:type="dxa" w:w="4320"/>
+            <w:tcW w:type="dxa" w:w="3672"/>
             <w:tcBorders>
               <w:top w:val="single" w:sz="6" w:color="C7DFDB"/>
               <w:left w:val="single" w:sz="6" w:color="C7DFDB"/>
@@ -3946,9 +3104,9 @@
               <w:right w:val="single" w:sz="6" w:color="C7DFDB"/>
             </w:tcBorders>
             <w:tcMar>
-              <w:top w:w="100" w:type="dxa"/>
+              <w:top w:w="90" w:type="dxa"/>
               <w:start w:w="120" w:type="dxa"/>
-              <w:bottom w:w="100" w:type="dxa"/>
+              <w:bottom w:w="90" w:type="dxa"/>
               <w:end w:w="120" w:type="dxa"/>
             </w:tcMar>
             <w:vAlign w:val="top"/>
@@ -3956,7 +3114,6 @@
           <w:p>
             <w:pPr>
               <w:spacing w:after="0"/>
-              <w:jc w:val="left"/>
             </w:pPr>
             <w:r>
               <w:rPr>
@@ -3965,13 +3122,13 @@
                 <w:color w:val="17384B"/>
                 <w:sz w:val="17"/>
               </w:rPr>
-              <w:t>Spring Boot API runs locally outside Docker during the demo.</w:t>
+              <w:t>Database, CORS, Ollama, model, and flags use environment variables.</w:t>
             </w:r>
           </w:p>
         </w:tc>
         <w:tc>
           <w:tcPr>
-            <w:tcW w:type="dxa" w:w="3240"/>
+            <w:tcW w:type="dxa" w:w="3672"/>
             <w:tcBorders>
               <w:top w:val="single" w:sz="6" w:color="C7DFDB"/>
               <w:left w:val="single" w:sz="6" w:color="C7DFDB"/>
@@ -3979,9 +3136,9 @@
               <w:right w:val="single" w:sz="6" w:color="C7DFDB"/>
             </w:tcBorders>
             <w:tcMar>
-              <w:top w:w="100" w:type="dxa"/>
+              <w:top w:w="90" w:type="dxa"/>
               <w:start w:w="120" w:type="dxa"/>
-              <w:bottom w:w="100" w:type="dxa"/>
+              <w:bottom w:w="90" w:type="dxa"/>
               <w:end w:w="120" w:type="dxa"/>
             </w:tcMar>
             <w:vAlign w:val="top"/>
@@ -3989,7 +3146,6 @@
           <w:p>
             <w:pPr>
               <w:spacing w:after="0"/>
-              <w:jc w:val="left"/>
             </w:pPr>
             <w:r>
               <w:rPr>
@@ -3998,7 +3154,7 @@
                 <w:color w:val="17384B"/>
                 <w:sz w:val="17"/>
               </w:rPr>
-              <w:t>Managed deployment, secret manager, operational monitoring, and scaling.</w:t>
+              <w:t>Managed secret store, rotation, least-privilege credentials, and change controls.</w:t>
             </w:r>
           </w:p>
         </w:tc>
@@ -4014,9 +3170,9 @@
               <w:right w:val="single" w:sz="6" w:color="C7DFDB"/>
             </w:tcBorders>
             <w:tcMar>
-              <w:top w:w="100" w:type="dxa"/>
+              <w:top w:w="90" w:type="dxa"/>
               <w:start w:w="120" w:type="dxa"/>
-              <w:bottom w:w="100" w:type="dxa"/>
+              <w:bottom w:w="90" w:type="dxa"/>
               <w:end w:w="120" w:type="dxa"/>
             </w:tcMar>
             <w:vAlign w:val="top"/>
@@ -4024,7 +3180,6 @@
           <w:p>
             <w:pPr>
               <w:spacing w:after="0"/>
-              <w:jc w:val="left"/>
             </w:pPr>
             <w:r>
               <w:rPr>
@@ -4033,13 +3188,13 @@
                 <w:color w:val="17384B"/>
                 <w:sz w:val="17"/>
               </w:rPr>
-              <w:t>Data and AI</w:t>
+              <w:t>Data minimisation</w:t>
             </w:r>
           </w:p>
         </w:tc>
         <w:tc>
           <w:tcPr>
-            <w:tcW w:type="dxa" w:w="4320"/>
+            <w:tcW w:type="dxa" w:w="3672"/>
             <w:tcBorders>
               <w:top w:val="single" w:sz="6" w:color="C7DFDB"/>
               <w:left w:val="single" w:sz="6" w:color="C7DFDB"/>
@@ -4047,9 +3202,9 @@
               <w:right w:val="single" w:sz="6" w:color="C7DFDB"/>
             </w:tcBorders>
             <w:tcMar>
-              <w:top w:w="100" w:type="dxa"/>
+              <w:top w:w="90" w:type="dxa"/>
               <w:start w:w="120" w:type="dxa"/>
-              <w:bottom w:w="100" w:type="dxa"/>
+              <w:bottom w:w="90" w:type="dxa"/>
               <w:end w:w="120" w:type="dxa"/>
             </w:tcMar>
             <w:vAlign w:val="top"/>
@@ -4057,7 +3212,6 @@
           <w:p>
             <w:pPr>
               <w:spacing w:after="0"/>
-              <w:jc w:val="left"/>
             </w:pPr>
             <w:r>
               <w:rPr>
@@ -4066,13 +3220,13 @@
                 <w:color w:val="17384B"/>
                 <w:sz w:val="17"/>
               </w:rPr>
-              <w:t>Docker Compose runs PostgreSQL and local Ollama. Ollama is not exposed directly to the browser.</w:t>
+              <w:t>Structured codes and boolean support request; optional free text/browser features do not drive routing or go to Ollama.</w:t>
             </w:r>
           </w:p>
         </w:tc>
         <w:tc>
           <w:tcPr>
-            <w:tcW w:type="dxa" w:w="3240"/>
+            <w:tcW w:type="dxa" w:w="3672"/>
             <w:tcBorders>
               <w:top w:val="single" w:sz="6" w:color="C7DFDB"/>
               <w:left w:val="single" w:sz="6" w:color="C7DFDB"/>
@@ -4080,9 +3234,9 @@
               <w:right w:val="single" w:sz="6" w:color="C7DFDB"/>
             </w:tcBorders>
             <w:tcMar>
-              <w:top w:w="100" w:type="dxa"/>
+              <w:top w:w="90" w:type="dxa"/>
               <w:start w:w="120" w:type="dxa"/>
-              <w:bottom w:w="100" w:type="dxa"/>
+              <w:bottom w:w="90" w:type="dxa"/>
               <w:end w:w="120" w:type="dxa"/>
             </w:tcMar>
             <w:vAlign w:val="top"/>
@@ -4090,7 +3244,6 @@
           <w:p>
             <w:pPr>
               <w:spacing w:after="0"/>
-              <w:jc w:val="left"/>
             </w:pPr>
             <w:r>
               <w:rPr>
@@ -4099,7 +3252,7 @@
                 <w:color w:val="17384B"/>
                 <w:sz w:val="17"/>
               </w:rPr>
-              <w:t>Managed PostgreSQL, approved content lifecycle, optional model-provider gateway, and audited controls.</w:t>
+              <w:t>Data inventory, notice/consent, retention/deletion, access review, and incident response.</w:t>
             </w:r>
           </w:p>
         </w:tc>
@@ -4115,9 +3268,9 @@
               <w:right w:val="single" w:sz="6" w:color="C7DFDB"/>
             </w:tcBorders>
             <w:tcMar>
-              <w:top w:w="100" w:type="dxa"/>
+              <w:top w:w="90" w:type="dxa"/>
               <w:start w:w="120" w:type="dxa"/>
-              <w:bottom w:w="100" w:type="dxa"/>
+              <w:bottom w:w="90" w:type="dxa"/>
               <w:end w:w="120" w:type="dxa"/>
             </w:tcMar>
             <w:vAlign w:val="top"/>
@@ -4125,7 +3278,6 @@
           <w:p>
             <w:pPr>
               <w:spacing w:after="0"/>
-              <w:jc w:val="left"/>
             </w:pPr>
             <w:r>
               <w:rPr>
@@ -4134,13 +3286,13 @@
                 <w:color w:val="17384B"/>
                 <w:sz w:val="17"/>
               </w:rPr>
-              <w:t>External capabilities</w:t>
+              <w:t>Content governance</w:t>
             </w:r>
           </w:p>
         </w:tc>
         <w:tc>
           <w:tcPr>
-            <w:tcW w:type="dxa" w:w="4320"/>
+            <w:tcW w:type="dxa" w:w="3672"/>
             <w:tcBorders>
               <w:top w:val="single" w:sz="6" w:color="C7DFDB"/>
               <w:left w:val="single" w:sz="6" w:color="C7DFDB"/>
@@ -4148,9 +3300,9 @@
               <w:right w:val="single" w:sz="6" w:color="C7DFDB"/>
             </w:tcBorders>
             <w:tcMar>
-              <w:top w:w="100" w:type="dxa"/>
+              <w:top w:w="90" w:type="dxa"/>
               <w:start w:w="120" w:type="dxa"/>
-              <w:bottom w:w="100" w:type="dxa"/>
+              <w:bottom w:w="90" w:type="dxa"/>
               <w:end w:w="120" w:type="dxa"/>
             </w:tcMar>
             <w:vAlign w:val="top"/>
@@ -4158,7 +3310,6 @@
           <w:p>
             <w:pPr>
               <w:spacing w:after="0"/>
-              <w:jc w:val="left"/>
             </w:pPr>
             <w:r>
               <w:rPr>
@@ -4167,13 +3318,13 @@
                 <w:color w:val="17384B"/>
                 <w:sz w:val="17"/>
               </w:rPr>
-              <w:t>Browser speech, share, and location are optional and have safe alternatives.</w:t>
+              <w:t>Record status and explicit demo switch label simulated data.</w:t>
             </w:r>
           </w:p>
         </w:tc>
         <w:tc>
           <w:tcPr>
-            <w:tcW w:type="dxa" w:w="3240"/>
+            <w:tcW w:type="dxa" w:w="3672"/>
             <w:tcBorders>
               <w:top w:val="single" w:sz="6" w:color="C7DFDB"/>
               <w:left w:val="single" w:sz="6" w:color="C7DFDB"/>
@@ -4181,9 +3332,9 @@
               <w:right w:val="single" w:sz="6" w:color="C7DFDB"/>
             </w:tcBorders>
             <w:tcMar>
-              <w:top w:w="100" w:type="dxa"/>
+              <w:top w:w="90" w:type="dxa"/>
               <w:start w:w="120" w:type="dxa"/>
-              <w:bottom w:w="100" w:type="dxa"/>
+              <w:bottom w:w="90" w:type="dxa"/>
               <w:end w:w="120" w:type="dxa"/>
             </w:tcMar>
             <w:vAlign w:val="top"/>
@@ -4191,7 +3342,6 @@
           <w:p>
             <w:pPr>
               <w:spacing w:after="0"/>
-              <w:jc w:val="left"/>
             </w:pPr>
             <w:r>
               <w:rPr>
@@ -4200,7 +3350,203 @@
                 <w:color w:val="17384B"/>
                 <w:sz w:val="17"/>
               </w:rPr>
-              <w:t>Partner-verified read-only service data integrations only after governance approval.</w:t>
+              <w:t>Reviewer workflow, approval evidence, versioning, publish controls, and rollback.</w:t>
+            </w:r>
+          </w:p>
+        </w:tc>
+      </w:tr>
+      <w:tr>
+        <w:tc>
+          <w:tcPr>
+            <w:tcW w:type="dxa" w:w="1800"/>
+            <w:tcBorders>
+              <w:top w:val="single" w:sz="6" w:color="C7DFDB"/>
+              <w:left w:val="single" w:sz="6" w:color="C7DFDB"/>
+              <w:bottom w:val="single" w:sz="6" w:color="C7DFDB"/>
+              <w:right w:val="single" w:sz="6" w:color="C7DFDB"/>
+            </w:tcBorders>
+            <w:tcMar>
+              <w:top w:w="90" w:type="dxa"/>
+              <w:start w:w="120" w:type="dxa"/>
+              <w:bottom w:w="90" w:type="dxa"/>
+              <w:end w:w="120" w:type="dxa"/>
+            </w:tcMar>
+            <w:vAlign w:val="top"/>
+          </w:tcPr>
+          <w:p>
+            <w:pPr>
+              <w:spacing w:after="0"/>
+            </w:pPr>
+            <w:r>
+              <w:rPr>
+                <w:rFonts w:ascii="Aptos" w:hAnsi="Aptos"/>
+                <w:b w:val="0"/>
+                <w:color w:val="17384B"/>
+                <w:sz w:val="17"/>
+              </w:rPr>
+              <w:t>AI governance</w:t>
+            </w:r>
+          </w:p>
+        </w:tc>
+        <w:tc>
+          <w:tcPr>
+            <w:tcW w:type="dxa" w:w="3672"/>
+            <w:tcBorders>
+              <w:top w:val="single" w:sz="6" w:color="C7DFDB"/>
+              <w:left w:val="single" w:sz="6" w:color="C7DFDB"/>
+              <w:bottom w:val="single" w:sz="6" w:color="C7DFDB"/>
+              <w:right w:val="single" w:sz="6" w:color="C7DFDB"/>
+            </w:tcBorders>
+            <w:tcMar>
+              <w:top w:w="90" w:type="dxa"/>
+              <w:start w:w="120" w:type="dxa"/>
+              <w:bottom w:w="90" w:type="dxa"/>
+              <w:end w:w="120" w:type="dxa"/>
+            </w:tcMar>
+            <w:vAlign w:val="top"/>
+          </w:tcPr>
+          <w:p>
+            <w:pPr>
+              <w:spacing w:after="0"/>
+            </w:pPr>
+            <w:r>
+              <w:rPr>
+                <w:rFonts w:ascii="Aptos" w:hAnsi="Aptos"/>
+                <w:b w:val="0"/>
+                <w:color w:val="17384B"/>
+                <w:sz w:val="17"/>
+              </w:rPr>
+              <w:t>Java route authority, post-route RAG, output policy, and fallback limit model impact.</w:t>
+            </w:r>
+          </w:p>
+        </w:tc>
+        <w:tc>
+          <w:tcPr>
+            <w:tcW w:type="dxa" w:w="3672"/>
+            <w:tcBorders>
+              <w:top w:val="single" w:sz="6" w:color="C7DFDB"/>
+              <w:left w:val="single" w:sz="6" w:color="C7DFDB"/>
+              <w:bottom w:val="single" w:sz="6" w:color="C7DFDB"/>
+              <w:right w:val="single" w:sz="6" w:color="C7DFDB"/>
+            </w:tcBorders>
+            <w:tcMar>
+              <w:top w:w="90" w:type="dxa"/>
+              <w:start w:w="120" w:type="dxa"/>
+              <w:bottom w:w="90" w:type="dxa"/>
+              <w:end w:w="120" w:type="dxa"/>
+            </w:tcMar>
+            <w:vAlign w:val="top"/>
+          </w:tcPr>
+          <w:p>
+            <w:pPr>
+              <w:spacing w:after="0"/>
+            </w:pPr>
+            <w:r>
+              <w:rPr>
+                <w:rFonts w:ascii="Aptos" w:hAnsi="Aptos"/>
+                <w:b w:val="0"/>
+                <w:color w:val="17384B"/>
+                <w:sz w:val="17"/>
+              </w:rPr>
+              <w:t>Bengali evaluation, prompt/version tracking, red-team tests, monitoring, and clinical review.</w:t>
+            </w:r>
+          </w:p>
+        </w:tc>
+      </w:tr>
+      <w:tr>
+        <w:tc>
+          <w:tcPr>
+            <w:tcW w:type="dxa" w:w="1800"/>
+            <w:tcBorders>
+              <w:top w:val="single" w:sz="6" w:color="C7DFDB"/>
+              <w:left w:val="single" w:sz="6" w:color="C7DFDB"/>
+              <w:bottom w:val="single" w:sz="6" w:color="C7DFDB"/>
+              <w:right w:val="single" w:sz="6" w:color="C7DFDB"/>
+            </w:tcBorders>
+            <w:tcMar>
+              <w:top w:w="90" w:type="dxa"/>
+              <w:start w:w="120" w:type="dxa"/>
+              <w:bottom w:w="90" w:type="dxa"/>
+              <w:end w:w="120" w:type="dxa"/>
+            </w:tcMar>
+            <w:vAlign w:val="top"/>
+          </w:tcPr>
+          <w:p>
+            <w:pPr>
+              <w:spacing w:after="0"/>
+            </w:pPr>
+            <w:r>
+              <w:rPr>
+                <w:rFonts w:ascii="Aptos" w:hAnsi="Aptos"/>
+                <w:b w:val="0"/>
+                <w:color w:val="17384B"/>
+                <w:sz w:val="17"/>
+              </w:rPr>
+              <w:t>Audit/operations</w:t>
+            </w:r>
+          </w:p>
+        </w:tc>
+        <w:tc>
+          <w:tcPr>
+            <w:tcW w:type="dxa" w:w="3672"/>
+            <w:tcBorders>
+              <w:top w:val="single" w:sz="6" w:color="C7DFDB"/>
+              <w:left w:val="single" w:sz="6" w:color="C7DFDB"/>
+              <w:bottom w:val="single" w:sz="6" w:color="C7DFDB"/>
+              <w:right w:val="single" w:sz="6" w:color="C7DFDB"/>
+            </w:tcBorders>
+            <w:tcMar>
+              <w:top w:w="90" w:type="dxa"/>
+              <w:start w:w="120" w:type="dxa"/>
+              <w:bottom w:w="90" w:type="dxa"/>
+              <w:end w:w="120" w:type="dxa"/>
+            </w:tcMar>
+            <w:vAlign w:val="top"/>
+          </w:tcPr>
+          <w:p>
+            <w:pPr>
+              <w:spacing w:after="0"/>
+            </w:pPr>
+            <w:r>
+              <w:rPr>
+                <w:rFonts w:ascii="Aptos" w:hAnsi="Aptos"/>
+                <w:b w:val="0"/>
+                <w:color w:val="17384B"/>
+                <w:sz w:val="17"/>
+              </w:rPr>
+              <w:t>Backend logs route, criteria, model generation, validation, and fallback reason.</w:t>
+            </w:r>
+          </w:p>
+        </w:tc>
+        <w:tc>
+          <w:tcPr>
+            <w:tcW w:type="dxa" w:w="3672"/>
+            <w:tcBorders>
+              <w:top w:val="single" w:sz="6" w:color="C7DFDB"/>
+              <w:left w:val="single" w:sz="6" w:color="C7DFDB"/>
+              <w:bottom w:val="single" w:sz="6" w:color="C7DFDB"/>
+              <w:right w:val="single" w:sz="6" w:color="C7DFDB"/>
+            </w:tcBorders>
+            <w:tcMar>
+              <w:top w:w="90" w:type="dxa"/>
+              <w:start w:w="120" w:type="dxa"/>
+              <w:bottom w:w="90" w:type="dxa"/>
+              <w:end w:w="120" w:type="dxa"/>
+            </w:tcMar>
+            <w:vAlign w:val="top"/>
+          </w:tcPr>
+          <w:p>
+            <w:pPr>
+              <w:spacing w:after="0"/>
+            </w:pPr>
+            <w:r>
+              <w:rPr>
+                <w:rFonts w:ascii="Aptos" w:hAnsi="Aptos"/>
+                <w:b w:val="0"/>
+                <w:color w:val="17384B"/>
+                <w:sz w:val="17"/>
+              </w:rPr>
+              <w:t>Persistent non-identifying audit events, dashboards, alerts, retention policy, and incident handling.</w:t>
             </w:r>
           </w:p>
         </w:tc>
@@ -4222,50 +3568,140 @@
           <w:color w:val="2F6FAF"/>
           <w:sz w:val="34"/>
         </w:rPr>
-        <w:t>8. Capstone acceptance statement</w:t>
+        <w:t>5. Current capstone gaps and roadmap</w:t>
       </w:r>
     </w:p>
     <w:tbl>
       <w:tblPr>
         <w:tblW w:type="auto" w:w="0"/>
         <w:jc w:val="center"/>
+        <w:tblLayout w:type="fixed"/>
         <w:tblLook w:firstColumn="1" w:firstRow="1" w:lastColumn="0" w:lastRow="0" w:noHBand="0" w:noVBand="1" w:val="04A0"/>
       </w:tblPr>
       <w:tblGrid>
-        <w:gridCol w:w="10166"/>
+        <w:gridCol w:w="3389"/>
+        <w:gridCol w:w="3389"/>
+        <w:gridCol w:w="3389"/>
       </w:tblGrid>
       <w:tr>
         <w:tc>
           <w:tcPr>
-            <w:tcW w:type="dxa" w:w="10166"/>
-            <w:shd w:fill="E8F7F3"/>
+            <w:tcW w:type="dxa" w:w="1800"/>
+            <w:shd w:fill="DDE8F0"/>
             <w:tcBorders>
-              <w:top w:val="single" w:sz="6" w:color="008B7E"/>
-              <w:left w:val="single" w:sz="6" w:color="008B7E"/>
-              <w:bottom w:val="single" w:sz="6" w:color="008B7E"/>
-              <w:right w:val="single" w:sz="6" w:color="008B7E"/>
+              <w:top w:val="single" w:sz="6" w:color="C7DFDB"/>
+              <w:left w:val="single" w:sz="6" w:color="C7DFDB"/>
+              <w:bottom w:val="single" w:sz="6" w:color="C7DFDB"/>
+              <w:right w:val="single" w:sz="6" w:color="C7DFDB"/>
             </w:tcBorders>
             <w:tcMar>
-              <w:top w:w="130" w:type="dxa"/>
-              <w:start w:w="150" w:type="dxa"/>
-              <w:bottom w:w="130" w:type="dxa"/>
-              <w:end w:w="150" w:type="dxa"/>
+              <w:top w:w="90" w:type="dxa"/>
+              <w:start w:w="120" w:type="dxa"/>
+              <w:bottom w:w="90" w:type="dxa"/>
+              <w:end w:w="120" w:type="dxa"/>
             </w:tcMar>
+            <w:vAlign w:val="top"/>
           </w:tcPr>
           <w:p>
             <w:pPr>
-              <w:spacing w:after="60"/>
+              <w:spacing w:after="0"/>
             </w:pPr>
             <w:r>
               <w:rPr>
                 <w:rFonts w:ascii="Aptos" w:hAnsi="Aptos"/>
                 <w:b/>
                 <w:color w:val="17384B"/>
-                <w:sz w:val="21"/>
+                <w:sz w:val="18"/>
               </w:rPr>
-              <w:t>HLD decision</w:t>
+              <w:t>Gap</w:t>
             </w:r>
           </w:p>
+        </w:tc>
+        <w:tc>
+          <w:tcPr>
+            <w:tcW w:type="dxa" w:w="3672"/>
+            <w:shd w:fill="DDE8F0"/>
+            <w:tcBorders>
+              <w:top w:val="single" w:sz="6" w:color="C7DFDB"/>
+              <w:left w:val="single" w:sz="6" w:color="C7DFDB"/>
+              <w:bottom w:val="single" w:sz="6" w:color="C7DFDB"/>
+              <w:right w:val="single" w:sz="6" w:color="C7DFDB"/>
+            </w:tcBorders>
+            <w:tcMar>
+              <w:top w:w="90" w:type="dxa"/>
+              <w:start w:w="120" w:type="dxa"/>
+              <w:bottom w:w="90" w:type="dxa"/>
+              <w:end w:w="120" w:type="dxa"/>
+            </w:tcMar>
+            <w:vAlign w:val="top"/>
+          </w:tcPr>
+          <w:p>
+            <w:pPr>
+              <w:spacing w:after="0"/>
+            </w:pPr>
+            <w:r>
+              <w:rPr>
+                <w:rFonts w:ascii="Aptos" w:hAnsi="Aptos"/>
+                <w:b/>
+                <w:color w:val="17384B"/>
+                <w:sz w:val="18"/>
+              </w:rPr>
+              <w:t>Why it matters</w:t>
+            </w:r>
+          </w:p>
+        </w:tc>
+        <w:tc>
+          <w:tcPr>
+            <w:tcW w:type="dxa" w:w="3672"/>
+            <w:shd w:fill="DDE8F0"/>
+            <w:tcBorders>
+              <w:top w:val="single" w:sz="6" w:color="C7DFDB"/>
+              <w:left w:val="single" w:sz="6" w:color="C7DFDB"/>
+              <w:bottom w:val="single" w:sz="6" w:color="C7DFDB"/>
+              <w:right w:val="single" w:sz="6" w:color="C7DFDB"/>
+            </w:tcBorders>
+            <w:tcMar>
+              <w:top w:w="90" w:type="dxa"/>
+              <w:start w:w="120" w:type="dxa"/>
+              <w:bottom w:w="90" w:type="dxa"/>
+              <w:end w:w="120" w:type="dxa"/>
+            </w:tcMar>
+            <w:vAlign w:val="top"/>
+          </w:tcPr>
+          <w:p>
+            <w:pPr>
+              <w:spacing w:after="0"/>
+            </w:pPr>
+            <w:r>
+              <w:rPr>
+                <w:rFonts w:ascii="Aptos" w:hAnsi="Aptos"/>
+                <w:b/>
+                <w:color w:val="17384B"/>
+                <w:sz w:val="18"/>
+              </w:rPr>
+              <w:t>Recommended next control</w:t>
+            </w:r>
+          </w:p>
+        </w:tc>
+      </w:tr>
+      <w:tr>
+        <w:tc>
+          <w:tcPr>
+            <w:tcW w:type="dxa" w:w="1800"/>
+            <w:tcBorders>
+              <w:top w:val="single" w:sz="6" w:color="C7DFDB"/>
+              <w:left w:val="single" w:sz="6" w:color="C7DFDB"/>
+              <w:bottom w:val="single" w:sz="6" w:color="C7DFDB"/>
+              <w:right w:val="single" w:sz="6" w:color="C7DFDB"/>
+            </w:tcBorders>
+            <w:tcMar>
+              <w:top w:w="90" w:type="dxa"/>
+              <w:start w:w="120" w:type="dxa"/>
+              <w:bottom w:w="90" w:type="dxa"/>
+              <w:end w:w="120" w:type="dxa"/>
+            </w:tcMar>
+            <w:vAlign w:val="top"/>
+          </w:tcPr>
           <w:p>
             <w:pPr>
               <w:spacing w:after="0"/>
@@ -4275,9 +3711,1088 @@
                 <w:rFonts w:ascii="Aptos" w:hAnsi="Aptos"/>
                 <w:b w:val="0"/>
                 <w:color w:val="17384B"/>
-                <w:sz w:val="19"/>
+                <w:sz w:val="17"/>
               </w:rPr>
-              <w:t>The current capstone uses PostgreSQL-backed deterministic routing and PostgreSQL RAG retrieval. Java fixes the route before any model call. Local Ollama improves Bengali communication only after the route is fixed and is subject to Java validation and fallback. The MVP does not diagnose disease, prescribe treatment, book care, contact users autonomously, or publish service changes.</w:t>
+              <w:t>No authenticated roles</w:t>
+            </w:r>
+          </w:p>
+        </w:tc>
+        <w:tc>
+          <w:tcPr>
+            <w:tcW w:type="dxa" w:w="3672"/>
+            <w:tcBorders>
+              <w:top w:val="single" w:sz="6" w:color="C7DFDB"/>
+              <w:left w:val="single" w:sz="6" w:color="C7DFDB"/>
+              <w:bottom w:val="single" w:sz="6" w:color="C7DFDB"/>
+              <w:right w:val="single" w:sz="6" w:color="C7DFDB"/>
+            </w:tcBorders>
+            <w:tcMar>
+              <w:top w:w="90" w:type="dxa"/>
+              <w:start w:w="120" w:type="dxa"/>
+              <w:bottom w:w="90" w:type="dxa"/>
+              <w:end w:w="120" w:type="dxa"/>
+            </w:tcMar>
+            <w:vAlign w:val="top"/>
+          </w:tcPr>
+          <w:p>
+            <w:pPr>
+              <w:spacing w:after="0"/>
+            </w:pPr>
+            <w:r>
+              <w:rPr>
+                <w:rFonts w:ascii="Aptos" w:hAnsi="Aptos"/>
+                <w:b w:val="0"/>
+                <w:color w:val="17384B"/>
+                <w:sz w:val="17"/>
+              </w:rPr>
+              <w:t>Reviewer, content, operations, and facility roles are not separated.</w:t>
+            </w:r>
+          </w:p>
+        </w:tc>
+        <w:tc>
+          <w:tcPr>
+            <w:tcW w:type="dxa" w:w="3672"/>
+            <w:tcBorders>
+              <w:top w:val="single" w:sz="6" w:color="C7DFDB"/>
+              <w:left w:val="single" w:sz="6" w:color="C7DFDB"/>
+              <w:bottom w:val="single" w:sz="6" w:color="C7DFDB"/>
+              <w:right w:val="single" w:sz="6" w:color="C7DFDB"/>
+            </w:tcBorders>
+            <w:tcMar>
+              <w:top w:w="90" w:type="dxa"/>
+              <w:start w:w="120" w:type="dxa"/>
+              <w:bottom w:w="90" w:type="dxa"/>
+              <w:end w:w="120" w:type="dxa"/>
+            </w:tcMar>
+            <w:vAlign w:val="top"/>
+          </w:tcPr>
+          <w:p>
+            <w:pPr>
+              <w:spacing w:after="0"/>
+            </w:pPr>
+            <w:r>
+              <w:rPr>
+                <w:rFonts w:ascii="Aptos" w:hAnsi="Aptos"/>
+                <w:b w:val="0"/>
+                <w:color w:val="17384B"/>
+                <w:sz w:val="17"/>
+              </w:rPr>
+              <w:t>Identity, RBAC, approval queues, and activity history.</w:t>
+            </w:r>
+          </w:p>
+        </w:tc>
+      </w:tr>
+      <w:tr>
+        <w:tc>
+          <w:tcPr>
+            <w:tcW w:type="dxa" w:w="1800"/>
+            <w:tcBorders>
+              <w:top w:val="single" w:sz="6" w:color="C7DFDB"/>
+              <w:left w:val="single" w:sz="6" w:color="C7DFDB"/>
+              <w:bottom w:val="single" w:sz="6" w:color="C7DFDB"/>
+              <w:right w:val="single" w:sz="6" w:color="C7DFDB"/>
+            </w:tcBorders>
+            <w:tcMar>
+              <w:top w:w="90" w:type="dxa"/>
+              <w:start w:w="120" w:type="dxa"/>
+              <w:bottom w:w="90" w:type="dxa"/>
+              <w:end w:w="120" w:type="dxa"/>
+            </w:tcMar>
+            <w:vAlign w:val="top"/>
+          </w:tcPr>
+          <w:p>
+            <w:pPr>
+              <w:spacing w:after="0"/>
+            </w:pPr>
+            <w:r>
+              <w:rPr>
+                <w:rFonts w:ascii="Aptos" w:hAnsi="Aptos"/>
+                <w:b w:val="0"/>
+                <w:color w:val="17384B"/>
+                <w:sz w:val="17"/>
+              </w:rPr>
+              <w:t>Demo clinical content</w:t>
+            </w:r>
+          </w:p>
+        </w:tc>
+        <w:tc>
+          <w:tcPr>
+            <w:tcW w:type="dxa" w:w="3672"/>
+            <w:tcBorders>
+              <w:top w:val="single" w:sz="6" w:color="C7DFDB"/>
+              <w:left w:val="single" w:sz="6" w:color="C7DFDB"/>
+              <w:bottom w:val="single" w:sz="6" w:color="C7DFDB"/>
+              <w:right w:val="single" w:sz="6" w:color="C7DFDB"/>
+            </w:tcBorders>
+            <w:tcMar>
+              <w:top w:w="90" w:type="dxa"/>
+              <w:start w:w="120" w:type="dxa"/>
+              <w:bottom w:w="90" w:type="dxa"/>
+              <w:end w:w="120" w:type="dxa"/>
+            </w:tcMar>
+            <w:vAlign w:val="top"/>
+          </w:tcPr>
+          <w:p>
+            <w:pPr>
+              <w:spacing w:after="0"/>
+            </w:pPr>
+            <w:r>
+              <w:rPr>
+                <w:rFonts w:ascii="Aptos" w:hAnsi="Aptos"/>
+                <w:b w:val="0"/>
+                <w:color w:val="17384B"/>
+                <w:sz w:val="17"/>
+              </w:rPr>
+              <w:t>Seeded data is simulated and not for clinical use.</w:t>
+            </w:r>
+          </w:p>
+        </w:tc>
+        <w:tc>
+          <w:tcPr>
+            <w:tcW w:type="dxa" w:w="3672"/>
+            <w:tcBorders>
+              <w:top w:val="single" w:sz="6" w:color="C7DFDB"/>
+              <w:left w:val="single" w:sz="6" w:color="C7DFDB"/>
+              <w:bottom w:val="single" w:sz="6" w:color="C7DFDB"/>
+              <w:right w:val="single" w:sz="6" w:color="C7DFDB"/>
+            </w:tcBorders>
+            <w:tcMar>
+              <w:top w:w="90" w:type="dxa"/>
+              <w:start w:w="120" w:type="dxa"/>
+              <w:bottom w:w="90" w:type="dxa"/>
+              <w:end w:w="120" w:type="dxa"/>
+            </w:tcMar>
+            <w:vAlign w:val="top"/>
+          </w:tcPr>
+          <w:p>
+            <w:pPr>
+              <w:spacing w:after="0"/>
+            </w:pPr>
+            <w:r>
+              <w:rPr>
+                <w:rFonts w:ascii="Aptos" w:hAnsi="Aptos"/>
+                <w:b w:val="0"/>
+                <w:color w:val="17384B"/>
+                <w:sz w:val="17"/>
+              </w:rPr>
+              <w:t>Clinical review, evidence, approved versions, release sign-off, and rollback.</w:t>
+            </w:r>
+          </w:p>
+        </w:tc>
+      </w:tr>
+      <w:tr>
+        <w:tc>
+          <w:tcPr>
+            <w:tcW w:type="dxa" w:w="1800"/>
+            <w:tcBorders>
+              <w:top w:val="single" w:sz="6" w:color="C7DFDB"/>
+              <w:left w:val="single" w:sz="6" w:color="C7DFDB"/>
+              <w:bottom w:val="single" w:sz="6" w:color="C7DFDB"/>
+              <w:right w:val="single" w:sz="6" w:color="C7DFDB"/>
+            </w:tcBorders>
+            <w:tcMar>
+              <w:top w:w="90" w:type="dxa"/>
+              <w:start w:w="120" w:type="dxa"/>
+              <w:bottom w:w="90" w:type="dxa"/>
+              <w:end w:w="120" w:type="dxa"/>
+            </w:tcMar>
+            <w:vAlign w:val="top"/>
+          </w:tcPr>
+          <w:p>
+            <w:pPr>
+              <w:spacing w:after="0"/>
+            </w:pPr>
+            <w:r>
+              <w:rPr>
+                <w:rFonts w:ascii="Aptos" w:hAnsi="Aptos"/>
+                <w:b w:val="0"/>
+                <w:color w:val="17384B"/>
+                <w:sz w:val="17"/>
+              </w:rPr>
+              <w:t>Demo service directory</w:t>
+            </w:r>
+          </w:p>
+        </w:tc>
+        <w:tc>
+          <w:tcPr>
+            <w:tcW w:type="dxa" w:w="3672"/>
+            <w:tcBorders>
+              <w:top w:val="single" w:sz="6" w:color="C7DFDB"/>
+              <w:left w:val="single" w:sz="6" w:color="C7DFDB"/>
+              <w:bottom w:val="single" w:sz="6" w:color="C7DFDB"/>
+              <w:right w:val="single" w:sz="6" w:color="C7DFDB"/>
+            </w:tcBorders>
+            <w:tcMar>
+              <w:top w:w="90" w:type="dxa"/>
+              <w:start w:w="120" w:type="dxa"/>
+              <w:bottom w:w="90" w:type="dxa"/>
+              <w:end w:w="120" w:type="dxa"/>
+            </w:tcMar>
+            <w:vAlign w:val="top"/>
+          </w:tcPr>
+          <w:p>
+            <w:pPr>
+              <w:spacing w:after="0"/>
+            </w:pPr>
+            <w:r>
+              <w:rPr>
+                <w:rFonts w:ascii="Aptos" w:hAnsi="Aptos"/>
+                <w:b w:val="0"/>
+                <w:color w:val="17384B"/>
+                <w:sz w:val="17"/>
+              </w:rPr>
+              <w:t>Facility/support options have no freshness verification.</w:t>
+            </w:r>
+          </w:p>
+        </w:tc>
+        <w:tc>
+          <w:tcPr>
+            <w:tcW w:type="dxa" w:w="3672"/>
+            <w:tcBorders>
+              <w:top w:val="single" w:sz="6" w:color="C7DFDB"/>
+              <w:left w:val="single" w:sz="6" w:color="C7DFDB"/>
+              <w:bottom w:val="single" w:sz="6" w:color="C7DFDB"/>
+              <w:right w:val="single" w:sz="6" w:color="C7DFDB"/>
+            </w:tcBorders>
+            <w:tcMar>
+              <w:top w:w="90" w:type="dxa"/>
+              <w:start w:w="120" w:type="dxa"/>
+              <w:bottom w:w="90" w:type="dxa"/>
+              <w:end w:w="120" w:type="dxa"/>
+            </w:tcMar>
+            <w:vAlign w:val="top"/>
+          </w:tcPr>
+          <w:p>
+            <w:pPr>
+              <w:spacing w:after="0"/>
+            </w:pPr>
+            <w:r>
+              <w:rPr>
+                <w:rFonts w:ascii="Aptos" w:hAnsi="Aptos"/>
+                <w:b w:val="0"/>
+                <w:color w:val="17384B"/>
+                <w:sz w:val="17"/>
+              </w:rPr>
+              <w:t>Partner directory, verified source, expiry metadata, and manual override.</w:t>
+            </w:r>
+          </w:p>
+        </w:tc>
+      </w:tr>
+      <w:tr>
+        <w:tc>
+          <w:tcPr>
+            <w:tcW w:type="dxa" w:w="1800"/>
+            <w:tcBorders>
+              <w:top w:val="single" w:sz="6" w:color="C7DFDB"/>
+              <w:left w:val="single" w:sz="6" w:color="C7DFDB"/>
+              <w:bottom w:val="single" w:sz="6" w:color="C7DFDB"/>
+              <w:right w:val="single" w:sz="6" w:color="C7DFDB"/>
+            </w:tcBorders>
+            <w:tcMar>
+              <w:top w:w="90" w:type="dxa"/>
+              <w:start w:w="120" w:type="dxa"/>
+              <w:bottom w:w="90" w:type="dxa"/>
+              <w:end w:w="120" w:type="dxa"/>
+            </w:tcMar>
+            <w:vAlign w:val="top"/>
+          </w:tcPr>
+          <w:p>
+            <w:pPr>
+              <w:spacing w:after="0"/>
+            </w:pPr>
+            <w:r>
+              <w:rPr>
+                <w:rFonts w:ascii="Aptos" w:hAnsi="Aptos"/>
+                <w:b w:val="0"/>
+                <w:color w:val="17384B"/>
+                <w:sz w:val="17"/>
+              </w:rPr>
+              <w:t>No durable audit store</w:t>
+            </w:r>
+          </w:p>
+        </w:tc>
+        <w:tc>
+          <w:tcPr>
+            <w:tcW w:type="dxa" w:w="3672"/>
+            <w:tcBorders>
+              <w:top w:val="single" w:sz="6" w:color="C7DFDB"/>
+              <w:left w:val="single" w:sz="6" w:color="C7DFDB"/>
+              <w:bottom w:val="single" w:sz="6" w:color="C7DFDB"/>
+              <w:right w:val="single" w:sz="6" w:color="C7DFDB"/>
+            </w:tcBorders>
+            <w:tcMar>
+              <w:top w:w="90" w:type="dxa"/>
+              <w:start w:w="120" w:type="dxa"/>
+              <w:bottom w:w="90" w:type="dxa"/>
+              <w:end w:w="120" w:type="dxa"/>
+            </w:tcMar>
+            <w:vAlign w:val="top"/>
+          </w:tcPr>
+          <w:p>
+            <w:pPr>
+              <w:spacing w:after="0"/>
+            </w:pPr>
+            <w:r>
+              <w:rPr>
+                <w:rFonts w:ascii="Aptos" w:hAnsi="Aptos"/>
+                <w:b w:val="0"/>
+                <w:color w:val="17384B"/>
+                <w:sz w:val="17"/>
+              </w:rPr>
+              <w:t>Logs alone are insufficient for governance or operational review.</w:t>
+            </w:r>
+          </w:p>
+        </w:tc>
+        <w:tc>
+          <w:tcPr>
+            <w:tcW w:type="dxa" w:w="3672"/>
+            <w:tcBorders>
+              <w:top w:val="single" w:sz="6" w:color="C7DFDB"/>
+              <w:left w:val="single" w:sz="6" w:color="C7DFDB"/>
+              <w:bottom w:val="single" w:sz="6" w:color="C7DFDB"/>
+              <w:right w:val="single" w:sz="6" w:color="C7DFDB"/>
+            </w:tcBorders>
+            <w:tcMar>
+              <w:top w:w="90" w:type="dxa"/>
+              <w:start w:w="120" w:type="dxa"/>
+              <w:bottom w:w="90" w:type="dxa"/>
+              <w:end w:w="120" w:type="dxa"/>
+            </w:tcMar>
+            <w:vAlign w:val="top"/>
+          </w:tcPr>
+          <w:p>
+            <w:pPr>
+              <w:spacing w:after="0"/>
+            </w:pPr>
+            <w:r>
+              <w:rPr>
+                <w:rFonts w:ascii="Aptos" w:hAnsi="Aptos"/>
+                <w:b w:val="0"/>
+                <w:color w:val="17384B"/>
+                <w:sz w:val="17"/>
+              </w:rPr>
+              <w:t>Non-identifying event store: correlation, versions, latency, validation, fallback.</w:t>
+            </w:r>
+          </w:p>
+        </w:tc>
+      </w:tr>
+      <w:tr>
+        <w:tc>
+          <w:tcPr>
+            <w:tcW w:type="dxa" w:w="1800"/>
+            <w:tcBorders>
+              <w:top w:val="single" w:sz="6" w:color="C7DFDB"/>
+              <w:left w:val="single" w:sz="6" w:color="C7DFDB"/>
+              <w:bottom w:val="single" w:sz="6" w:color="C7DFDB"/>
+              <w:right w:val="single" w:sz="6" w:color="C7DFDB"/>
+            </w:tcBorders>
+            <w:tcMar>
+              <w:top w:w="90" w:type="dxa"/>
+              <w:start w:w="120" w:type="dxa"/>
+              <w:bottom w:w="90" w:type="dxa"/>
+              <w:end w:w="120" w:type="dxa"/>
+            </w:tcMar>
+            <w:vAlign w:val="top"/>
+          </w:tcPr>
+          <w:p>
+            <w:pPr>
+              <w:spacing w:after="0"/>
+            </w:pPr>
+            <w:r>
+              <w:rPr>
+                <w:rFonts w:ascii="Aptos" w:hAnsi="Aptos"/>
+                <w:b w:val="0"/>
+                <w:color w:val="17384B"/>
+                <w:sz w:val="17"/>
+              </w:rPr>
+              <w:t>Local development deployment</w:t>
+            </w:r>
+          </w:p>
+        </w:tc>
+        <w:tc>
+          <w:tcPr>
+            <w:tcW w:type="dxa" w:w="3672"/>
+            <w:tcBorders>
+              <w:top w:val="single" w:sz="6" w:color="C7DFDB"/>
+              <w:left w:val="single" w:sz="6" w:color="C7DFDB"/>
+              <w:bottom w:val="single" w:sz="6" w:color="C7DFDB"/>
+              <w:right w:val="single" w:sz="6" w:color="C7DFDB"/>
+            </w:tcBorders>
+            <w:tcMar>
+              <w:top w:w="90" w:type="dxa"/>
+              <w:start w:w="120" w:type="dxa"/>
+              <w:bottom w:w="90" w:type="dxa"/>
+              <w:end w:w="120" w:type="dxa"/>
+            </w:tcMar>
+            <w:vAlign w:val="top"/>
+          </w:tcPr>
+          <w:p>
+            <w:pPr>
+              <w:spacing w:after="0"/>
+            </w:pPr>
+            <w:r>
+              <w:rPr>
+                <w:rFonts w:ascii="Aptos" w:hAnsi="Aptos"/>
+                <w:b w:val="0"/>
+                <w:color w:val="17384B"/>
+                <w:sz w:val="17"/>
+              </w:rPr>
+              <w:t>Backend is local; Docker Compose covers PostgreSQL and Ollama only.</w:t>
+            </w:r>
+          </w:p>
+        </w:tc>
+        <w:tc>
+          <w:tcPr>
+            <w:tcW w:type="dxa" w:w="3672"/>
+            <w:tcBorders>
+              <w:top w:val="single" w:sz="6" w:color="C7DFDB"/>
+              <w:left w:val="single" w:sz="6" w:color="C7DFDB"/>
+              <w:bottom w:val="single" w:sz="6" w:color="C7DFDB"/>
+              <w:right w:val="single" w:sz="6" w:color="C7DFDB"/>
+            </w:tcBorders>
+            <w:tcMar>
+              <w:top w:w="90" w:type="dxa"/>
+              <w:start w:w="120" w:type="dxa"/>
+              <w:bottom w:w="90" w:type="dxa"/>
+              <w:end w:w="120" w:type="dxa"/>
+            </w:tcMar>
+            <w:vAlign w:val="top"/>
+          </w:tcPr>
+          <w:p>
+            <w:pPr>
+              <w:spacing w:after="0"/>
+            </w:pPr>
+            <w:r>
+              <w:rPr>
+                <w:rFonts w:ascii="Aptos" w:hAnsi="Aptos"/>
+                <w:b w:val="0"/>
+                <w:color w:val="17384B"/>
+                <w:sz w:val="17"/>
+              </w:rPr>
+              <w:t>TLS, secure hosting, secret manager, network isolation, backup/restore, health checks, monitoring.</w:t>
+            </w:r>
+          </w:p>
+        </w:tc>
+      </w:tr>
+      <w:tr>
+        <w:tc>
+          <w:tcPr>
+            <w:tcW w:type="dxa" w:w="1800"/>
+            <w:tcBorders>
+              <w:top w:val="single" w:sz="6" w:color="C7DFDB"/>
+              <w:left w:val="single" w:sz="6" w:color="C7DFDB"/>
+              <w:bottom w:val="single" w:sz="6" w:color="C7DFDB"/>
+              <w:right w:val="single" w:sz="6" w:color="C7DFDB"/>
+            </w:tcBorders>
+            <w:tcMar>
+              <w:top w:w="90" w:type="dxa"/>
+              <w:start w:w="120" w:type="dxa"/>
+              <w:bottom w:w="90" w:type="dxa"/>
+              <w:end w:w="120" w:type="dxa"/>
+            </w:tcMar>
+            <w:vAlign w:val="top"/>
+          </w:tcPr>
+          <w:p>
+            <w:pPr>
+              <w:spacing w:after="0"/>
+            </w:pPr>
+            <w:r>
+              <w:rPr>
+                <w:rFonts w:ascii="Aptos" w:hAnsi="Aptos"/>
+                <w:b w:val="0"/>
+                <w:color w:val="17384B"/>
+                <w:sz w:val="17"/>
+              </w:rPr>
+              <w:t>Evaluation coverage</w:t>
+            </w:r>
+          </w:p>
+        </w:tc>
+        <w:tc>
+          <w:tcPr>
+            <w:tcW w:type="dxa" w:w="3672"/>
+            <w:tcBorders>
+              <w:top w:val="single" w:sz="6" w:color="C7DFDB"/>
+              <w:left w:val="single" w:sz="6" w:color="C7DFDB"/>
+              <w:bottom w:val="single" w:sz="6" w:color="C7DFDB"/>
+              <w:right w:val="single" w:sz="6" w:color="C7DFDB"/>
+            </w:tcBorders>
+            <w:tcMar>
+              <w:top w:w="90" w:type="dxa"/>
+              <w:start w:w="120" w:type="dxa"/>
+              <w:bottom w:w="90" w:type="dxa"/>
+              <w:end w:w="120" w:type="dxa"/>
+            </w:tcMar>
+            <w:vAlign w:val="top"/>
+          </w:tcPr>
+          <w:p>
+            <w:pPr>
+              <w:spacing w:after="0"/>
+            </w:pPr>
+            <w:r>
+              <w:rPr>
+                <w:rFonts w:ascii="Aptos" w:hAnsi="Aptos"/>
+                <w:b w:val="0"/>
+                <w:color w:val="17384B"/>
+                <w:sz w:val="17"/>
+              </w:rPr>
+              <w:t>Full clinical/user evaluation is limited.</w:t>
+            </w:r>
+          </w:p>
+        </w:tc>
+        <w:tc>
+          <w:tcPr>
+            <w:tcW w:type="dxa" w:w="3672"/>
+            <w:tcBorders>
+              <w:top w:val="single" w:sz="6" w:color="C7DFDB"/>
+              <w:left w:val="single" w:sz="6" w:color="C7DFDB"/>
+              <w:bottom w:val="single" w:sz="6" w:color="C7DFDB"/>
+              <w:right w:val="single" w:sz="6" w:color="C7DFDB"/>
+            </w:tcBorders>
+            <w:tcMar>
+              <w:top w:w="90" w:type="dxa"/>
+              <w:start w:w="120" w:type="dxa"/>
+              <w:bottom w:w="90" w:type="dxa"/>
+              <w:end w:w="120" w:type="dxa"/>
+            </w:tcMar>
+            <w:vAlign w:val="top"/>
+          </w:tcPr>
+          <w:p>
+            <w:pPr>
+              <w:spacing w:after="0"/>
+            </w:pPr>
+            <w:r>
+              <w:rPr>
+                <w:rFonts w:ascii="Aptos" w:hAnsi="Aptos"/>
+                <w:b w:val="0"/>
+                <w:color w:val="17384B"/>
+                <w:sz w:val="17"/>
+              </w:rPr>
+              <w:t>Route matrix, Bengali comprehension, accessibility, adverse-case review, pilot governance.</w:t>
+            </w:r>
+          </w:p>
+        </w:tc>
+      </w:tr>
+    </w:tbl>
+    <w:p>
+      <w:pPr>
+        <w:spacing w:after="20"/>
+      </w:pPr>
+    </w:p>
+    <w:p>
+      <w:pPr>
+        <w:spacing w:before="260" w:after="100"/>
+      </w:pPr>
+      <w:r>
+        <w:rPr>
+          <w:rFonts w:ascii="Aptos" w:hAnsi="Aptos"/>
+          <w:b/>
+          <w:color w:val="2F6FAF"/>
+          <w:sz w:val="34"/>
+        </w:rPr>
+        <w:t>6. Deployment and future controlled scope</w:t>
+      </w:r>
+    </w:p>
+    <w:tbl>
+      <w:tblPr>
+        <w:tblW w:type="auto" w:w="0"/>
+        <w:jc w:val="center"/>
+        <w:tblLayout w:type="fixed"/>
+        <w:tblLook w:firstColumn="1" w:firstRow="1" w:lastColumn="0" w:lastRow="0" w:noHBand="0" w:noVBand="1" w:val="04A0"/>
+      </w:tblPr>
+      <w:tblGrid>
+        <w:gridCol w:w="3389"/>
+        <w:gridCol w:w="3389"/>
+        <w:gridCol w:w="3389"/>
+      </w:tblGrid>
+      <w:tr>
+        <w:tc>
+          <w:tcPr>
+            <w:tcW w:type="dxa" w:w="1656"/>
+            <w:shd w:fill="DDE8F0"/>
+            <w:tcBorders>
+              <w:top w:val="single" w:sz="6" w:color="C7DFDB"/>
+              <w:left w:val="single" w:sz="6" w:color="C7DFDB"/>
+              <w:bottom w:val="single" w:sz="6" w:color="C7DFDB"/>
+              <w:right w:val="single" w:sz="6" w:color="C7DFDB"/>
+            </w:tcBorders>
+            <w:tcMar>
+              <w:top w:w="90" w:type="dxa"/>
+              <w:start w:w="120" w:type="dxa"/>
+              <w:bottom w:w="90" w:type="dxa"/>
+              <w:end w:w="120" w:type="dxa"/>
+            </w:tcMar>
+            <w:vAlign w:val="top"/>
+          </w:tcPr>
+          <w:p>
+            <w:pPr>
+              <w:spacing w:after="0"/>
+            </w:pPr>
+            <w:r>
+              <w:rPr>
+                <w:rFonts w:ascii="Aptos" w:hAnsi="Aptos"/>
+                <w:b/>
+                <w:color w:val="17384B"/>
+                <w:sz w:val="18"/>
+              </w:rPr>
+              <w:t>Zone</w:t>
+            </w:r>
+          </w:p>
+        </w:tc>
+        <w:tc>
+          <w:tcPr>
+            <w:tcW w:type="dxa" w:w="3816"/>
+            <w:shd w:fill="DDE8F0"/>
+            <w:tcBorders>
+              <w:top w:val="single" w:sz="6" w:color="C7DFDB"/>
+              <w:left w:val="single" w:sz="6" w:color="C7DFDB"/>
+              <w:bottom w:val="single" w:sz="6" w:color="C7DFDB"/>
+              <w:right w:val="single" w:sz="6" w:color="C7DFDB"/>
+            </w:tcBorders>
+            <w:tcMar>
+              <w:top w:w="90" w:type="dxa"/>
+              <w:start w:w="120" w:type="dxa"/>
+              <w:bottom w:w="90" w:type="dxa"/>
+              <w:end w:w="120" w:type="dxa"/>
+            </w:tcMar>
+            <w:vAlign w:val="top"/>
+          </w:tcPr>
+          <w:p>
+            <w:pPr>
+              <w:spacing w:after="0"/>
+            </w:pPr>
+            <w:r>
+              <w:rPr>
+                <w:rFonts w:ascii="Aptos" w:hAnsi="Aptos"/>
+                <w:b/>
+                <w:color w:val="17384B"/>
+                <w:sz w:val="18"/>
+              </w:rPr>
+              <w:t>Current capstone</w:t>
+            </w:r>
+          </w:p>
+        </w:tc>
+        <w:tc>
+          <w:tcPr>
+            <w:tcW w:type="dxa" w:w="3672"/>
+            <w:shd w:fill="DDE8F0"/>
+            <w:tcBorders>
+              <w:top w:val="single" w:sz="6" w:color="C7DFDB"/>
+              <w:left w:val="single" w:sz="6" w:color="C7DFDB"/>
+              <w:bottom w:val="single" w:sz="6" w:color="C7DFDB"/>
+              <w:right w:val="single" w:sz="6" w:color="C7DFDB"/>
+            </w:tcBorders>
+            <w:tcMar>
+              <w:top w:w="90" w:type="dxa"/>
+              <w:start w:w="120" w:type="dxa"/>
+              <w:bottom w:w="90" w:type="dxa"/>
+              <w:end w:w="120" w:type="dxa"/>
+            </w:tcMar>
+            <w:vAlign w:val="top"/>
+          </w:tcPr>
+          <w:p>
+            <w:pPr>
+              <w:spacing w:after="0"/>
+            </w:pPr>
+            <w:r>
+              <w:rPr>
+                <w:rFonts w:ascii="Aptos" w:hAnsi="Aptos"/>
+                <w:b/>
+                <w:color w:val="17384B"/>
+                <w:sz w:val="18"/>
+              </w:rPr>
+              <w:t>Future controlled-pilot requirement</w:t>
+            </w:r>
+          </w:p>
+        </w:tc>
+      </w:tr>
+      <w:tr>
+        <w:tc>
+          <w:tcPr>
+            <w:tcW w:type="dxa" w:w="1656"/>
+            <w:tcBorders>
+              <w:top w:val="single" w:sz="6" w:color="C7DFDB"/>
+              <w:left w:val="single" w:sz="6" w:color="C7DFDB"/>
+              <w:bottom w:val="single" w:sz="6" w:color="C7DFDB"/>
+              <w:right w:val="single" w:sz="6" w:color="C7DFDB"/>
+            </w:tcBorders>
+            <w:tcMar>
+              <w:top w:w="90" w:type="dxa"/>
+              <w:start w:w="120" w:type="dxa"/>
+              <w:bottom w:w="90" w:type="dxa"/>
+              <w:end w:w="120" w:type="dxa"/>
+            </w:tcMar>
+            <w:vAlign w:val="top"/>
+          </w:tcPr>
+          <w:p>
+            <w:pPr>
+              <w:spacing w:after="0"/>
+            </w:pPr>
+            <w:r>
+              <w:rPr>
+                <w:rFonts w:ascii="Aptos" w:hAnsi="Aptos"/>
+                <w:b w:val="0"/>
+                <w:color w:val="17384B"/>
+                <w:sz w:val="17"/>
+              </w:rPr>
+              <w:t>Frontend</w:t>
+            </w:r>
+          </w:p>
+        </w:tc>
+        <w:tc>
+          <w:tcPr>
+            <w:tcW w:type="dxa" w:w="3816"/>
+            <w:tcBorders>
+              <w:top w:val="single" w:sz="6" w:color="C7DFDB"/>
+              <w:left w:val="single" w:sz="6" w:color="C7DFDB"/>
+              <w:bottom w:val="single" w:sz="6" w:color="C7DFDB"/>
+              <w:right w:val="single" w:sz="6" w:color="C7DFDB"/>
+            </w:tcBorders>
+            <w:tcMar>
+              <w:top w:w="90" w:type="dxa"/>
+              <w:start w:w="120" w:type="dxa"/>
+              <w:bottom w:w="90" w:type="dxa"/>
+              <w:end w:w="120" w:type="dxa"/>
+            </w:tcMar>
+            <w:vAlign w:val="top"/>
+          </w:tcPr>
+          <w:p>
+            <w:pPr>
+              <w:spacing w:after="0"/>
+            </w:pPr>
+            <w:r>
+              <w:rPr>
+                <w:rFonts w:ascii="Aptos" w:hAnsi="Aptos"/>
+                <w:b w:val="0"/>
+                <w:color w:val="17384B"/>
+                <w:sz w:val="17"/>
+              </w:rPr>
+              <w:t>React PWA runs locally; GitHub Pages hosts wireframe documentation only.</w:t>
+            </w:r>
+          </w:p>
+        </w:tc>
+        <w:tc>
+          <w:tcPr>
+            <w:tcW w:type="dxa" w:w="3672"/>
+            <w:tcBorders>
+              <w:top w:val="single" w:sz="6" w:color="C7DFDB"/>
+              <w:left w:val="single" w:sz="6" w:color="C7DFDB"/>
+              <w:bottom w:val="single" w:sz="6" w:color="C7DFDB"/>
+              <w:right w:val="single" w:sz="6" w:color="C7DFDB"/>
+            </w:tcBorders>
+            <w:tcMar>
+              <w:top w:w="90" w:type="dxa"/>
+              <w:start w:w="120" w:type="dxa"/>
+              <w:bottom w:w="90" w:type="dxa"/>
+              <w:end w:w="120" w:type="dxa"/>
+            </w:tcMar>
+            <w:vAlign w:val="top"/>
+          </w:tcPr>
+          <w:p>
+            <w:pPr>
+              <w:spacing w:after="0"/>
+            </w:pPr>
+            <w:r>
+              <w:rPr>
+                <w:rFonts w:ascii="Aptos" w:hAnsi="Aptos"/>
+                <w:b w:val="0"/>
+                <w:color w:val="17384B"/>
+                <w:sz w:val="17"/>
+              </w:rPr>
+              <w:t>Production HTTPS hosting, accessibility monitoring, release controls.</w:t>
+            </w:r>
+          </w:p>
+        </w:tc>
+      </w:tr>
+      <w:tr>
+        <w:tc>
+          <w:tcPr>
+            <w:tcW w:type="dxa" w:w="1656"/>
+            <w:tcBorders>
+              <w:top w:val="single" w:sz="6" w:color="C7DFDB"/>
+              <w:left w:val="single" w:sz="6" w:color="C7DFDB"/>
+              <w:bottom w:val="single" w:sz="6" w:color="C7DFDB"/>
+              <w:right w:val="single" w:sz="6" w:color="C7DFDB"/>
+            </w:tcBorders>
+            <w:tcMar>
+              <w:top w:w="90" w:type="dxa"/>
+              <w:start w:w="120" w:type="dxa"/>
+              <w:bottom w:w="90" w:type="dxa"/>
+              <w:end w:w="120" w:type="dxa"/>
+            </w:tcMar>
+            <w:vAlign w:val="top"/>
+          </w:tcPr>
+          <w:p>
+            <w:pPr>
+              <w:spacing w:after="0"/>
+            </w:pPr>
+            <w:r>
+              <w:rPr>
+                <w:rFonts w:ascii="Aptos" w:hAnsi="Aptos"/>
+                <w:b w:val="0"/>
+                <w:color w:val="17384B"/>
+                <w:sz w:val="17"/>
+              </w:rPr>
+              <w:t>Backend</w:t>
+            </w:r>
+          </w:p>
+        </w:tc>
+        <w:tc>
+          <w:tcPr>
+            <w:tcW w:type="dxa" w:w="3816"/>
+            <w:tcBorders>
+              <w:top w:val="single" w:sz="6" w:color="C7DFDB"/>
+              <w:left w:val="single" w:sz="6" w:color="C7DFDB"/>
+              <w:bottom w:val="single" w:sz="6" w:color="C7DFDB"/>
+              <w:right w:val="single" w:sz="6" w:color="C7DFDB"/>
+            </w:tcBorders>
+            <w:tcMar>
+              <w:top w:w="90" w:type="dxa"/>
+              <w:start w:w="120" w:type="dxa"/>
+              <w:bottom w:w="90" w:type="dxa"/>
+              <w:end w:w="120" w:type="dxa"/>
+            </w:tcMar>
+            <w:vAlign w:val="top"/>
+          </w:tcPr>
+          <w:p>
+            <w:pPr>
+              <w:spacing w:after="0"/>
+            </w:pPr>
+            <w:r>
+              <w:rPr>
+                <w:rFonts w:ascii="Aptos" w:hAnsi="Aptos"/>
+                <w:b w:val="0"/>
+                <w:color w:val="17384B"/>
+                <w:sz w:val="17"/>
+              </w:rPr>
+              <w:t>Spring Boot runs locally outside Docker for demo.</w:t>
+            </w:r>
+          </w:p>
+        </w:tc>
+        <w:tc>
+          <w:tcPr>
+            <w:tcW w:type="dxa" w:w="3672"/>
+            <w:tcBorders>
+              <w:top w:val="single" w:sz="6" w:color="C7DFDB"/>
+              <w:left w:val="single" w:sz="6" w:color="C7DFDB"/>
+              <w:bottom w:val="single" w:sz="6" w:color="C7DFDB"/>
+              <w:right w:val="single" w:sz="6" w:color="C7DFDB"/>
+            </w:tcBorders>
+            <w:tcMar>
+              <w:top w:w="90" w:type="dxa"/>
+              <w:start w:w="120" w:type="dxa"/>
+              <w:bottom w:w="90" w:type="dxa"/>
+              <w:end w:w="120" w:type="dxa"/>
+            </w:tcMar>
+            <w:vAlign w:val="top"/>
+          </w:tcPr>
+          <w:p>
+            <w:pPr>
+              <w:spacing w:after="0"/>
+            </w:pPr>
+            <w:r>
+              <w:rPr>
+                <w:rFonts w:ascii="Aptos" w:hAnsi="Aptos"/>
+                <w:b w:val="0"/>
+                <w:color w:val="17384B"/>
+                <w:sz w:val="17"/>
+              </w:rPr>
+              <w:t>Managed deployment, secret manager, auth, monitoring, scale planning.</w:t>
+            </w:r>
+          </w:p>
+        </w:tc>
+      </w:tr>
+      <w:tr>
+        <w:tc>
+          <w:tcPr>
+            <w:tcW w:type="dxa" w:w="1656"/>
+            <w:tcBorders>
+              <w:top w:val="single" w:sz="6" w:color="C7DFDB"/>
+              <w:left w:val="single" w:sz="6" w:color="C7DFDB"/>
+              <w:bottom w:val="single" w:sz="6" w:color="C7DFDB"/>
+              <w:right w:val="single" w:sz="6" w:color="C7DFDB"/>
+            </w:tcBorders>
+            <w:tcMar>
+              <w:top w:w="90" w:type="dxa"/>
+              <w:start w:w="120" w:type="dxa"/>
+              <w:bottom w:w="90" w:type="dxa"/>
+              <w:end w:w="120" w:type="dxa"/>
+            </w:tcMar>
+            <w:vAlign w:val="top"/>
+          </w:tcPr>
+          <w:p>
+            <w:pPr>
+              <w:spacing w:after="0"/>
+            </w:pPr>
+            <w:r>
+              <w:rPr>
+                <w:rFonts w:ascii="Aptos" w:hAnsi="Aptos"/>
+                <w:b w:val="0"/>
+                <w:color w:val="17384B"/>
+                <w:sz w:val="17"/>
+              </w:rPr>
+              <w:t>Data and AI</w:t>
+            </w:r>
+          </w:p>
+        </w:tc>
+        <w:tc>
+          <w:tcPr>
+            <w:tcW w:type="dxa" w:w="3816"/>
+            <w:tcBorders>
+              <w:top w:val="single" w:sz="6" w:color="C7DFDB"/>
+              <w:left w:val="single" w:sz="6" w:color="C7DFDB"/>
+              <w:bottom w:val="single" w:sz="6" w:color="C7DFDB"/>
+              <w:right w:val="single" w:sz="6" w:color="C7DFDB"/>
+            </w:tcBorders>
+            <w:tcMar>
+              <w:top w:w="90" w:type="dxa"/>
+              <w:start w:w="120" w:type="dxa"/>
+              <w:bottom w:w="90" w:type="dxa"/>
+              <w:end w:w="120" w:type="dxa"/>
+            </w:tcMar>
+            <w:vAlign w:val="top"/>
+          </w:tcPr>
+          <w:p>
+            <w:pPr>
+              <w:spacing w:after="0"/>
+            </w:pPr>
+            <w:r>
+              <w:rPr>
+                <w:rFonts w:ascii="Aptos" w:hAnsi="Aptos"/>
+                <w:b w:val="0"/>
+                <w:color w:val="17384B"/>
+                <w:sz w:val="17"/>
+              </w:rPr>
+              <w:t>Docker Compose runs PostgreSQL and local Ollama; Ollama is not browser-exposed.</w:t>
+            </w:r>
+          </w:p>
+        </w:tc>
+        <w:tc>
+          <w:tcPr>
+            <w:tcW w:type="dxa" w:w="3672"/>
+            <w:tcBorders>
+              <w:top w:val="single" w:sz="6" w:color="C7DFDB"/>
+              <w:left w:val="single" w:sz="6" w:color="C7DFDB"/>
+              <w:bottom w:val="single" w:sz="6" w:color="C7DFDB"/>
+              <w:right w:val="single" w:sz="6" w:color="C7DFDB"/>
+            </w:tcBorders>
+            <w:tcMar>
+              <w:top w:w="90" w:type="dxa"/>
+              <w:start w:w="120" w:type="dxa"/>
+              <w:bottom w:w="90" w:type="dxa"/>
+              <w:end w:w="120" w:type="dxa"/>
+            </w:tcMar>
+            <w:vAlign w:val="top"/>
+          </w:tcPr>
+          <w:p>
+            <w:pPr>
+              <w:spacing w:after="0"/>
+            </w:pPr>
+            <w:r>
+              <w:rPr>
+                <w:rFonts w:ascii="Aptos" w:hAnsi="Aptos"/>
+                <w:b w:val="0"/>
+                <w:color w:val="17384B"/>
+                <w:sz w:val="17"/>
+              </w:rPr>
+              <w:t>Managed PostgreSQL, lifecycle, network controls, backups, model evaluation, audit.</w:t>
+            </w:r>
+          </w:p>
+        </w:tc>
+      </w:tr>
+      <w:tr>
+        <w:tc>
+          <w:tcPr>
+            <w:tcW w:type="dxa" w:w="1656"/>
+            <w:tcBorders>
+              <w:top w:val="single" w:sz="6" w:color="C7DFDB"/>
+              <w:left w:val="single" w:sz="6" w:color="C7DFDB"/>
+              <w:bottom w:val="single" w:sz="6" w:color="C7DFDB"/>
+              <w:right w:val="single" w:sz="6" w:color="C7DFDB"/>
+            </w:tcBorders>
+            <w:tcMar>
+              <w:top w:w="90" w:type="dxa"/>
+              <w:start w:w="120" w:type="dxa"/>
+              <w:bottom w:w="90" w:type="dxa"/>
+              <w:end w:w="120" w:type="dxa"/>
+            </w:tcMar>
+            <w:vAlign w:val="top"/>
+          </w:tcPr>
+          <w:p>
+            <w:pPr>
+              <w:spacing w:after="0"/>
+            </w:pPr>
+            <w:r>
+              <w:rPr>
+                <w:rFonts w:ascii="Aptos" w:hAnsi="Aptos"/>
+                <w:b w:val="0"/>
+                <w:color w:val="17384B"/>
+                <w:sz w:val="17"/>
+              </w:rPr>
+              <w:t>Extended automation</w:t>
+            </w:r>
+          </w:p>
+        </w:tc>
+        <w:tc>
+          <w:tcPr>
+            <w:tcW w:type="dxa" w:w="3816"/>
+            <w:tcBorders>
+              <w:top w:val="single" w:sz="6" w:color="C7DFDB"/>
+              <w:left w:val="single" w:sz="6" w:color="C7DFDB"/>
+              <w:bottom w:val="single" w:sz="6" w:color="C7DFDB"/>
+              <w:right w:val="single" w:sz="6" w:color="C7DFDB"/>
+            </w:tcBorders>
+            <w:tcMar>
+              <w:top w:w="90" w:type="dxa"/>
+              <w:start w:w="120" w:type="dxa"/>
+              <w:bottom w:w="90" w:type="dxa"/>
+              <w:end w:w="120" w:type="dxa"/>
+            </w:tcMar>
+            <w:vAlign w:val="top"/>
+          </w:tcPr>
+          <w:p>
+            <w:pPr>
+              <w:spacing w:after="0"/>
+            </w:pPr>
+            <w:r>
+              <w:rPr>
+                <w:rFonts w:ascii="Aptos" w:hAnsi="Aptos"/>
+                <w:b w:val="0"/>
+                <w:color w:val="17384B"/>
+                <w:sz w:val="17"/>
+              </w:rPr>
+              <w:t>Agent, Skills, MCP gateway, service admin workflow, persistent audit store not implemented.</w:t>
+            </w:r>
+          </w:p>
+        </w:tc>
+        <w:tc>
+          <w:tcPr>
+            <w:tcW w:type="dxa" w:w="3672"/>
+            <w:tcBorders>
+              <w:top w:val="single" w:sz="6" w:color="C7DFDB"/>
+              <w:left w:val="single" w:sz="6" w:color="C7DFDB"/>
+              <w:bottom w:val="single" w:sz="6" w:color="C7DFDB"/>
+              <w:right w:val="single" w:sz="6" w:color="C7DFDB"/>
+            </w:tcBorders>
+            <w:tcMar>
+              <w:top w:w="90" w:type="dxa"/>
+              <w:start w:w="120" w:type="dxa"/>
+              <w:bottom w:w="90" w:type="dxa"/>
+              <w:end w:w="120" w:type="dxa"/>
+            </w:tcMar>
+            <w:vAlign w:val="top"/>
+          </w:tcPr>
+          <w:p>
+            <w:pPr>
+              <w:spacing w:after="0"/>
+            </w:pPr>
+            <w:r>
+              <w:rPr>
+                <w:rFonts w:ascii="Aptos" w:hAnsi="Aptos"/>
+                <w:b w:val="0"/>
+                <w:color w:val="17384B"/>
+                <w:sz w:val="17"/>
+              </w:rPr>
+              <w:t>Allowlisted tools, least privilege, human approval, testing, no autonomous clinical/user action.</w:t>
             </w:r>
           </w:p>
         </w:tc>
@@ -4314,7 +4829,7 @@
         <w:color w:val="58737D"/>
         <w:sz w:val="16"/>
       </w:rPr>
-      <w:t>NetraJyoti AI MVP  •  Safe information, not a diagnosis  •  Demo data is not for clinical use</w:t>
+      <w:t>NetraJyoti AI MVP | Safe information, not a diagnosis | Demo data is not for clinical use</w:t>
     </w:r>
   </w:p>
 </w:ftr>
@@ -4334,7 +4849,7 @@
         <w:color w:val="008B7E"/>
         <w:sz w:val="16"/>
       </w:rPr>
-      <w:t>NETRAJYOTI AI  |  HIGH-LEVEL DESIGN  |  CURRENT CAPSTONE MVP</w:t>
+      <w:t>NETRAJYOTI AI | HIGH-LEVEL DESIGN | CURRENT CAPSTONE MVP</w:t>
     </w:r>
   </w:p>
 </w:hdr>

--- a/documentation/NetraJyoti_AI_High_Level_Design.docx
+++ b/documentation/NetraJyoti_AI_High_Level_Design.docx
@@ -1213,7 +1213,546 @@
           <w:color w:val="2F6FAF"/>
           <w:sz w:val="34"/>
         </w:rPr>
-        <w:t>2. Current safety boundary</w:t>
+        <w:t>2. Current request sequence</w:t>
+      </w:r>
+    </w:p>
+    <w:p>
+      <w:pPr>
+        <w:spacing w:after="100" w:line="276" w:lineRule="auto"/>
+      </w:pPr>
+      <w:r>
+        <w:rPr>
+          <w:rFonts w:ascii="Aptos" w:hAnsi="Aptos"/>
+          <w:b w:val="0"/>
+          <w:color w:val="17384B"/>
+          <w:sz w:val="20"/>
+        </w:rPr>
+        <w:t>Java makes the route decision before PostgreSQL RAG retrieval or any optional Ollama call. The sequence diagram in the published HLD shows the interaction; this table preserves the same sequence in the editable source.</w:t>
+      </w:r>
+    </w:p>
+    <w:tbl>
+      <w:tblPr>
+        <w:tblW w:type="auto" w:w="0"/>
+        <w:jc w:val="center"/>
+        <w:tblLayout w:type="fixed"/>
+        <w:tblLook w:firstColumn="1" w:firstRow="1" w:lastColumn="0" w:lastRow="0" w:noHBand="0" w:noVBand="1" w:val="04A0"/>
+      </w:tblPr>
+      <w:tblGrid>
+        <w:gridCol w:w="3389"/>
+        <w:gridCol w:w="3389"/>
+        <w:gridCol w:w="3389"/>
+      </w:tblGrid>
+      <w:tr>
+        <w:tc>
+          <w:tcPr>
+            <w:tcW w:type="dxa" w:w="1080"/>
+            <w:shd w:fill="DDE8F0"/>
+            <w:tcBorders>
+              <w:top w:val="single" w:sz="6" w:color="C7DFDB"/>
+              <w:left w:val="single" w:sz="6" w:color="C7DFDB"/>
+              <w:bottom w:val="single" w:sz="6" w:color="C7DFDB"/>
+              <w:right w:val="single" w:sz="6" w:color="C7DFDB"/>
+            </w:tcBorders>
+            <w:tcMar>
+              <w:top w:w="90" w:type="dxa"/>
+              <w:start w:w="120" w:type="dxa"/>
+              <w:bottom w:w="90" w:type="dxa"/>
+              <w:end w:w="120" w:type="dxa"/>
+            </w:tcMar>
+            <w:vAlign w:val="top"/>
+          </w:tcPr>
+          <w:p>
+            <w:pPr>
+              <w:spacing w:after="0"/>
+            </w:pPr>
+            <w:r>
+              <w:rPr>
+                <w:rFonts w:ascii="Aptos" w:hAnsi="Aptos"/>
+                <w:b/>
+                <w:color w:val="17384B"/>
+                <w:sz w:val="18"/>
+              </w:rPr>
+              <w:t>Step</w:t>
+            </w:r>
+          </w:p>
+        </w:tc>
+        <w:tc>
+          <w:tcPr>
+            <w:tcW w:type="dxa" w:w="5328"/>
+            <w:shd w:fill="DDE8F0"/>
+            <w:tcBorders>
+              <w:top w:val="single" w:sz="6" w:color="C7DFDB"/>
+              <w:left w:val="single" w:sz="6" w:color="C7DFDB"/>
+              <w:bottom w:val="single" w:sz="6" w:color="C7DFDB"/>
+              <w:right w:val="single" w:sz="6" w:color="C7DFDB"/>
+            </w:tcBorders>
+            <w:tcMar>
+              <w:top w:w="90" w:type="dxa"/>
+              <w:start w:w="120" w:type="dxa"/>
+              <w:bottom w:w="90" w:type="dxa"/>
+              <w:end w:w="120" w:type="dxa"/>
+            </w:tcMar>
+            <w:vAlign w:val="top"/>
+          </w:tcPr>
+          <w:p>
+            <w:pPr>
+              <w:spacing w:after="0"/>
+            </w:pPr>
+            <w:r>
+              <w:rPr>
+                <w:rFonts w:ascii="Aptos" w:hAnsi="Aptos"/>
+                <w:b/>
+                <w:color w:val="17384B"/>
+                <w:sz w:val="18"/>
+              </w:rPr>
+              <w:t>Interaction</w:t>
+            </w:r>
+          </w:p>
+        </w:tc>
+        <w:tc>
+          <w:tcPr>
+            <w:tcW w:type="dxa" w:w="2736"/>
+            <w:shd w:fill="DDE8F0"/>
+            <w:tcBorders>
+              <w:top w:val="single" w:sz="6" w:color="C7DFDB"/>
+              <w:left w:val="single" w:sz="6" w:color="C7DFDB"/>
+              <w:bottom w:val="single" w:sz="6" w:color="C7DFDB"/>
+              <w:right w:val="single" w:sz="6" w:color="C7DFDB"/>
+            </w:tcBorders>
+            <w:tcMar>
+              <w:top w:w="90" w:type="dxa"/>
+              <w:start w:w="120" w:type="dxa"/>
+              <w:bottom w:w="90" w:type="dxa"/>
+              <w:end w:w="120" w:type="dxa"/>
+            </w:tcMar>
+            <w:vAlign w:val="top"/>
+          </w:tcPr>
+          <w:p>
+            <w:pPr>
+              <w:spacing w:after="0"/>
+            </w:pPr>
+            <w:r>
+              <w:rPr>
+                <w:rFonts w:ascii="Aptos" w:hAnsi="Aptos"/>
+                <w:b/>
+                <w:color w:val="17384B"/>
+                <w:sz w:val="18"/>
+              </w:rPr>
+              <w:t>Control</w:t>
+            </w:r>
+          </w:p>
+        </w:tc>
+      </w:tr>
+      <w:tr>
+        <w:tc>
+          <w:tcPr>
+            <w:tcW w:type="dxa" w:w="1080"/>
+            <w:tcBorders>
+              <w:top w:val="single" w:sz="6" w:color="C7DFDB"/>
+              <w:left w:val="single" w:sz="6" w:color="C7DFDB"/>
+              <w:bottom w:val="single" w:sz="6" w:color="C7DFDB"/>
+              <w:right w:val="single" w:sz="6" w:color="C7DFDB"/>
+            </w:tcBorders>
+            <w:tcMar>
+              <w:top w:w="90" w:type="dxa"/>
+              <w:start w:w="120" w:type="dxa"/>
+              <w:bottom w:w="90" w:type="dxa"/>
+              <w:end w:w="120" w:type="dxa"/>
+            </w:tcMar>
+            <w:vAlign w:val="top"/>
+          </w:tcPr>
+          <w:p>
+            <w:pPr>
+              <w:spacing w:after="0"/>
+            </w:pPr>
+            <w:r>
+              <w:rPr>
+                <w:rFonts w:ascii="Aptos" w:hAnsi="Aptos"/>
+                <w:b w:val="0"/>
+                <w:color w:val="17384B"/>
+                <w:sz w:val="17"/>
+              </w:rPr>
+              <w:t>1-3</w:t>
+            </w:r>
+          </w:p>
+        </w:tc>
+        <w:tc>
+          <w:tcPr>
+            <w:tcW w:type="dxa" w:w="5328"/>
+            <w:tcBorders>
+              <w:top w:val="single" w:sz="6" w:color="C7DFDB"/>
+              <w:left w:val="single" w:sz="6" w:color="C7DFDB"/>
+              <w:bottom w:val="single" w:sz="6" w:color="C7DFDB"/>
+              <w:right w:val="single" w:sz="6" w:color="C7DFDB"/>
+            </w:tcBorders>
+            <w:tcMar>
+              <w:top w:w="90" w:type="dxa"/>
+              <w:start w:w="120" w:type="dxa"/>
+              <w:bottom w:w="90" w:type="dxa"/>
+              <w:end w:w="120" w:type="dxa"/>
+            </w:tcMar>
+            <w:vAlign w:val="top"/>
+          </w:tcPr>
+          <w:p>
+            <w:pPr>
+              <w:spacing w:after="0"/>
+            </w:pPr>
+            <w:r>
+              <w:rPr>
+                <w:rFonts w:ascii="Aptos" w:hAnsi="Aptos"/>
+                <w:b w:val="0"/>
+                <w:color w:val="17384B"/>
+                <w:sz w:val="17"/>
+              </w:rPr>
+              <w:t>React PWA sends structured route input to Java. Java retrieves matching PostgreSQL criteria, then fixes the route.</w:t>
+            </w:r>
+          </w:p>
+        </w:tc>
+        <w:tc>
+          <w:tcPr>
+            <w:tcW w:type="dxa" w:w="2736"/>
+            <w:tcBorders>
+              <w:top w:val="single" w:sz="6" w:color="C7DFDB"/>
+              <w:left w:val="single" w:sz="6" w:color="C7DFDB"/>
+              <w:bottom w:val="single" w:sz="6" w:color="C7DFDB"/>
+              <w:right w:val="single" w:sz="6" w:color="C7DFDB"/>
+            </w:tcBorders>
+            <w:tcMar>
+              <w:top w:w="90" w:type="dxa"/>
+              <w:start w:w="120" w:type="dxa"/>
+              <w:bottom w:w="90" w:type="dxa"/>
+              <w:end w:w="120" w:type="dxa"/>
+            </w:tcMar>
+            <w:vAlign w:val="top"/>
+          </w:tcPr>
+          <w:p>
+            <w:pPr>
+              <w:spacing w:after="0"/>
+            </w:pPr>
+            <w:r>
+              <w:rPr>
+                <w:rFonts w:ascii="Aptos" w:hAnsi="Aptos"/>
+                <w:b w:val="0"/>
+                <w:color w:val="17384B"/>
+                <w:sz w:val="17"/>
+              </w:rPr>
+              <w:t>Only Java and matching criteria decide the route.</w:t>
+            </w:r>
+          </w:p>
+        </w:tc>
+      </w:tr>
+      <w:tr>
+        <w:tc>
+          <w:tcPr>
+            <w:tcW w:type="dxa" w:w="1080"/>
+            <w:tcBorders>
+              <w:top w:val="single" w:sz="6" w:color="C7DFDB"/>
+              <w:left w:val="single" w:sz="6" w:color="C7DFDB"/>
+              <w:bottom w:val="single" w:sz="6" w:color="C7DFDB"/>
+              <w:right w:val="single" w:sz="6" w:color="C7DFDB"/>
+            </w:tcBorders>
+            <w:tcMar>
+              <w:top w:w="90" w:type="dxa"/>
+              <w:start w:w="120" w:type="dxa"/>
+              <w:bottom w:w="90" w:type="dxa"/>
+              <w:end w:w="120" w:type="dxa"/>
+            </w:tcMar>
+            <w:vAlign w:val="top"/>
+          </w:tcPr>
+          <w:p>
+            <w:pPr>
+              <w:spacing w:after="0"/>
+            </w:pPr>
+            <w:r>
+              <w:rPr>
+                <w:rFonts w:ascii="Aptos" w:hAnsi="Aptos"/>
+                <w:b w:val="0"/>
+                <w:color w:val="17384B"/>
+                <w:sz w:val="17"/>
+              </w:rPr>
+              <w:t>4-5</w:t>
+            </w:r>
+          </w:p>
+        </w:tc>
+        <w:tc>
+          <w:tcPr>
+            <w:tcW w:type="dxa" w:w="5328"/>
+            <w:tcBorders>
+              <w:top w:val="single" w:sz="6" w:color="C7DFDB"/>
+              <w:left w:val="single" w:sz="6" w:color="C7DFDB"/>
+              <w:bottom w:val="single" w:sz="6" w:color="C7DFDB"/>
+              <w:right w:val="single" w:sz="6" w:color="C7DFDB"/>
+            </w:tcBorders>
+            <w:tcMar>
+              <w:top w:w="90" w:type="dxa"/>
+              <w:start w:w="120" w:type="dxa"/>
+              <w:bottom w:w="90" w:type="dxa"/>
+              <w:end w:w="120" w:type="dxa"/>
+            </w:tcMar>
+            <w:vAlign w:val="top"/>
+          </w:tcPr>
+          <w:p>
+            <w:pPr>
+              <w:spacing w:after="0"/>
+            </w:pPr>
+            <w:r>
+              <w:rPr>
+                <w:rFonts w:ascii="Aptos" w:hAnsi="Aptos"/>
+                <w:b w:val="0"/>
+                <w:color w:val="17384B"/>
+                <w:sz w:val="17"/>
+              </w:rPr>
+              <w:t>Java retrieves route-specific PostgreSQL RAG guidance and sources after the route is fixed.</w:t>
+            </w:r>
+          </w:p>
+        </w:tc>
+        <w:tc>
+          <w:tcPr>
+            <w:tcW w:type="dxa" w:w="2736"/>
+            <w:tcBorders>
+              <w:top w:val="single" w:sz="6" w:color="C7DFDB"/>
+              <w:left w:val="single" w:sz="6" w:color="C7DFDB"/>
+              <w:bottom w:val="single" w:sz="6" w:color="C7DFDB"/>
+              <w:right w:val="single" w:sz="6" w:color="C7DFDB"/>
+            </w:tcBorders>
+            <w:tcMar>
+              <w:top w:w="90" w:type="dxa"/>
+              <w:start w:w="120" w:type="dxa"/>
+              <w:bottom w:w="90" w:type="dxa"/>
+              <w:end w:w="120" w:type="dxa"/>
+            </w:tcMar>
+            <w:vAlign w:val="top"/>
+          </w:tcPr>
+          <w:p>
+            <w:pPr>
+              <w:spacing w:after="0"/>
+            </w:pPr>
+            <w:r>
+              <w:rPr>
+                <w:rFonts w:ascii="Aptos" w:hAnsi="Aptos"/>
+                <w:b w:val="0"/>
+                <w:color w:val="17384B"/>
+                <w:sz w:val="17"/>
+              </w:rPr>
+              <w:t>RAG cannot re-evaluate urgency.</w:t>
+            </w:r>
+          </w:p>
+        </w:tc>
+      </w:tr>
+      <w:tr>
+        <w:tc>
+          <w:tcPr>
+            <w:tcW w:type="dxa" w:w="1080"/>
+            <w:tcBorders>
+              <w:top w:val="single" w:sz="6" w:color="C7DFDB"/>
+              <w:left w:val="single" w:sz="6" w:color="C7DFDB"/>
+              <w:bottom w:val="single" w:sz="6" w:color="C7DFDB"/>
+              <w:right w:val="single" w:sz="6" w:color="C7DFDB"/>
+            </w:tcBorders>
+            <w:tcMar>
+              <w:top w:w="90" w:type="dxa"/>
+              <w:start w:w="120" w:type="dxa"/>
+              <w:bottom w:w="90" w:type="dxa"/>
+              <w:end w:w="120" w:type="dxa"/>
+            </w:tcMar>
+            <w:vAlign w:val="top"/>
+          </w:tcPr>
+          <w:p>
+            <w:pPr>
+              <w:spacing w:after="0"/>
+            </w:pPr>
+            <w:r>
+              <w:rPr>
+                <w:rFonts w:ascii="Aptos" w:hAnsi="Aptos"/>
+                <w:b w:val="0"/>
+                <w:color w:val="17384B"/>
+                <w:sz w:val="17"/>
+              </w:rPr>
+              <w:t>6-7</w:t>
+            </w:r>
+          </w:p>
+        </w:tc>
+        <w:tc>
+          <w:tcPr>
+            <w:tcW w:type="dxa" w:w="5328"/>
+            <w:tcBorders>
+              <w:top w:val="single" w:sz="6" w:color="C7DFDB"/>
+              <w:left w:val="single" w:sz="6" w:color="C7DFDB"/>
+              <w:bottom w:val="single" w:sz="6" w:color="C7DFDB"/>
+              <w:right w:val="single" w:sz="6" w:color="C7DFDB"/>
+            </w:tcBorders>
+            <w:tcMar>
+              <w:top w:w="90" w:type="dxa"/>
+              <w:start w:w="120" w:type="dxa"/>
+              <w:bottom w:w="90" w:type="dxa"/>
+              <w:end w:w="120" w:type="dxa"/>
+            </w:tcMar>
+            <w:vAlign w:val="top"/>
+          </w:tcPr>
+          <w:p>
+            <w:pPr>
+              <w:spacing w:after="0"/>
+            </w:pPr>
+            <w:r>
+              <w:rPr>
+                <w:rFonts w:ascii="Aptos" w:hAnsi="Aptos"/>
+                <w:b w:val="0"/>
+                <w:color w:val="17384B"/>
+                <w:sz w:val="17"/>
+              </w:rPr>
+              <w:t>If enabled, Java sends only controlled route guidance to local Ollama and receives Bengali explanation.</w:t>
+            </w:r>
+          </w:p>
+        </w:tc>
+        <w:tc>
+          <w:tcPr>
+            <w:tcW w:type="dxa" w:w="2736"/>
+            <w:tcBorders>
+              <w:top w:val="single" w:sz="6" w:color="C7DFDB"/>
+              <w:left w:val="single" w:sz="6" w:color="C7DFDB"/>
+              <w:bottom w:val="single" w:sz="6" w:color="C7DFDB"/>
+              <w:right w:val="single" w:sz="6" w:color="C7DFDB"/>
+            </w:tcBorders>
+            <w:tcMar>
+              <w:top w:w="90" w:type="dxa"/>
+              <w:start w:w="120" w:type="dxa"/>
+              <w:bottom w:w="90" w:type="dxa"/>
+              <w:end w:w="120" w:type="dxa"/>
+            </w:tcMar>
+            <w:vAlign w:val="top"/>
+          </w:tcPr>
+          <w:p>
+            <w:pPr>
+              <w:spacing w:after="0"/>
+            </w:pPr>
+            <w:r>
+              <w:rPr>
+                <w:rFonts w:ascii="Aptos" w:hAnsi="Aptos"/>
+                <w:b w:val="0"/>
+                <w:color w:val="17384B"/>
+                <w:sz w:val="17"/>
+              </w:rPr>
+              <w:t>No free text, voice, patient details, precise location, photos, or records are sent.</w:t>
+            </w:r>
+          </w:p>
+        </w:tc>
+      </w:tr>
+      <w:tr>
+        <w:tc>
+          <w:tcPr>
+            <w:tcW w:type="dxa" w:w="1080"/>
+            <w:tcBorders>
+              <w:top w:val="single" w:sz="6" w:color="C7DFDB"/>
+              <w:left w:val="single" w:sz="6" w:color="C7DFDB"/>
+              <w:bottom w:val="single" w:sz="6" w:color="C7DFDB"/>
+              <w:right w:val="single" w:sz="6" w:color="C7DFDB"/>
+            </w:tcBorders>
+            <w:tcMar>
+              <w:top w:w="90" w:type="dxa"/>
+              <w:start w:w="120" w:type="dxa"/>
+              <w:bottom w:w="90" w:type="dxa"/>
+              <w:end w:w="120" w:type="dxa"/>
+            </w:tcMar>
+            <w:vAlign w:val="top"/>
+          </w:tcPr>
+          <w:p>
+            <w:pPr>
+              <w:spacing w:after="0"/>
+            </w:pPr>
+            <w:r>
+              <w:rPr>
+                <w:rFonts w:ascii="Aptos" w:hAnsi="Aptos"/>
+                <w:b w:val="0"/>
+                <w:color w:val="17384B"/>
+                <w:sz w:val="17"/>
+              </w:rPr>
+              <w:t>8-10</w:t>
+            </w:r>
+          </w:p>
+        </w:tc>
+        <w:tc>
+          <w:tcPr>
+            <w:tcW w:type="dxa" w:w="5328"/>
+            <w:tcBorders>
+              <w:top w:val="single" w:sz="6" w:color="C7DFDB"/>
+              <w:left w:val="single" w:sz="6" w:color="C7DFDB"/>
+              <w:bottom w:val="single" w:sz="6" w:color="C7DFDB"/>
+              <w:right w:val="single" w:sz="6" w:color="C7DFDB"/>
+            </w:tcBorders>
+            <w:tcMar>
+              <w:top w:w="90" w:type="dxa"/>
+              <w:start w:w="120" w:type="dxa"/>
+              <w:bottom w:w="90" w:type="dxa"/>
+              <w:end w:w="120" w:type="dxa"/>
+            </w:tcMar>
+            <w:vAlign w:val="top"/>
+          </w:tcPr>
+          <w:p>
+            <w:pPr>
+              <w:spacing w:after="0"/>
+            </w:pPr>
+            <w:r>
+              <w:rPr>
+                <w:rFonts w:ascii="Aptos" w:hAnsi="Aptos"/>
+                <w:b w:val="0"/>
+                <w:color w:val="17384B"/>
+                <w:sz w:val="17"/>
+              </w:rPr>
+              <w:t>Java safety policy validates output, chooses fallback if necessary, and returns the fixed route plus one guidance source to UI.</w:t>
+            </w:r>
+          </w:p>
+        </w:tc>
+        <w:tc>
+          <w:tcPr>
+            <w:tcW w:type="dxa" w:w="2736"/>
+            <w:tcBorders>
+              <w:top w:val="single" w:sz="6" w:color="C7DFDB"/>
+              <w:left w:val="single" w:sz="6" w:color="C7DFDB"/>
+              <w:bottom w:val="single" w:sz="6" w:color="C7DFDB"/>
+              <w:right w:val="single" w:sz="6" w:color="C7DFDB"/>
+            </w:tcBorders>
+            <w:tcMar>
+              <w:top w:w="90" w:type="dxa"/>
+              <w:start w:w="120" w:type="dxa"/>
+              <w:bottom w:w="90" w:type="dxa"/>
+              <w:end w:w="120" w:type="dxa"/>
+            </w:tcMar>
+            <w:vAlign w:val="top"/>
+          </w:tcPr>
+          <w:p>
+            <w:pPr>
+              <w:spacing w:after="0"/>
+            </w:pPr>
+            <w:r>
+              <w:rPr>
+                <w:rFonts w:ascii="Aptos" w:hAnsi="Aptos"/>
+                <w:b w:val="0"/>
+                <w:color w:val="17384B"/>
+                <w:sz w:val="17"/>
+              </w:rPr>
+              <w:t>Validation/fallback cannot change route.</w:t>
+            </w:r>
+          </w:p>
+        </w:tc>
+      </w:tr>
+    </w:tbl>
+    <w:p>
+      <w:pPr>
+        <w:spacing w:after="20"/>
+      </w:pPr>
+    </w:p>
+    <w:p>
+      <w:pPr>
+        <w:spacing w:before="260" w:after="100"/>
+      </w:pPr>
+      <w:r>
+        <w:rPr>
+          <w:rFonts w:ascii="Aptos" w:hAnsi="Aptos"/>
+          <w:b/>
+          <w:color w:val="2F6FAF"/>
+          <w:sz w:val="34"/>
+        </w:rPr>
+        <w:t>3. Current safety boundary</w:t>
       </w:r>
     </w:p>
     <w:p>
@@ -2224,7 +2763,7 @@
           <w:color w:val="2F6FAF"/>
           <w:sz w:val="34"/>
         </w:rPr>
-        <w:t>3. PostgreSQL RAG and local Ollama</w:t>
+        <w:t>4. PostgreSQL RAG and local Ollama</w:t>
       </w:r>
     </w:p>
     <w:tbl>
@@ -2847,7 +3386,7 @@
           <w:color w:val="2F6FAF"/>
           <w:sz w:val="34"/>
         </w:rPr>
-        <w:t>4. Security, privacy, and governance controls</w:t>
+        <w:t>5. Security, privacy, and governance controls</w:t>
       </w:r>
     </w:p>
     <w:tbl>
@@ -3568,7 +4107,7 @@
           <w:color w:val="2F6FAF"/>
           <w:sz w:val="34"/>
         </w:rPr>
-        <w:t>5. Current capstone gaps and roadmap</w:t>
+        <w:t>6. Current capstone gaps and roadmap</w:t>
       </w:r>
     </w:p>
     <w:tbl>
@@ -4289,7 +4828,7 @@
           <w:color w:val="2F6FAF"/>
           <w:sz w:val="34"/>
         </w:rPr>
-        <w:t>6. Deployment and future controlled scope</w:t>
+        <w:t>7. Deployment and future controlled scope</w:t>
       </w:r>
     </w:p>
     <w:tbl>
